--- a/Запорожец/coursework/kursovaya-main.docx
+++ b/Запорожец/coursework/kursovaya-main.docx
@@ -1430,7 +1430,23 @@
           <w:sz w:val="28"/>
           <w:szCs w:val="28"/>
         </w:rPr>
-        <w:t>босновать выбор технологий и инструментальных средств (C#, PostgreSQL) для реализации программного продукта;</w:t>
+        <w:t xml:space="preserve">босновать выбор технологий и инструментальных средств (C#, </w:t>
+      </w:r>
+      <w:proofErr w:type="spellStart"/>
+      <w:r>
+        <w:rPr>
+          <w:sz w:val="28"/>
+          <w:szCs w:val="28"/>
+        </w:rPr>
+        <w:t>PostgreSQL</w:t>
+      </w:r>
+      <w:proofErr w:type="spellEnd"/>
+      <w:r>
+        <w:rPr>
+          <w:sz w:val="28"/>
+          <w:szCs w:val="28"/>
+        </w:rPr>
+        <w:t>) для реализации программного продукта;</w:t>
       </w:r>
     </w:p>
     <w:p>
@@ -2387,7 +2403,23 @@
           <w:sz w:val="28"/>
           <w:szCs w:val="28"/>
         </w:rPr>
-        <w:t>нтеллектуальный редактор кода: поддержка технологии IntelliSense обеспечивает контекстную подсказку имен методов, параметров и типов данных, что значительно ускоряет написание кода и снижает количество синтаксических ошибок</w:t>
+        <w:t xml:space="preserve">нтеллектуальный редактор кода: поддержка технологии </w:t>
+      </w:r>
+      <w:proofErr w:type="spellStart"/>
+      <w:r>
+        <w:rPr>
+          <w:sz w:val="28"/>
+          <w:szCs w:val="28"/>
+        </w:rPr>
+        <w:t>IntelliSense</w:t>
+      </w:r>
+      <w:proofErr w:type="spellEnd"/>
+      <w:r>
+        <w:rPr>
+          <w:sz w:val="28"/>
+          <w:szCs w:val="28"/>
+        </w:rPr>
+        <w:t xml:space="preserve"> обеспечивает контекстную подсказку имен методов, параметров и типов данных, что значительно ускоряет написание кода и снижает количество синтаксических ошибок</w:t>
       </w:r>
       <w:r>
         <w:rPr>
@@ -2475,7 +2507,23 @@
           <w:sz w:val="28"/>
           <w:szCs w:val="28"/>
         </w:rPr>
-        <w:t>еханизмы отладки: встроенный дебаггер позволяет анализировать состояние переменных в режиме реального времени и отслеживать стек вызовов, что критически важно при реализации сложной логики расчета стоимости аренды</w:t>
+        <w:t xml:space="preserve">еханизмы отладки: встроенный </w:t>
+      </w:r>
+      <w:proofErr w:type="spellStart"/>
+      <w:r>
+        <w:rPr>
+          <w:sz w:val="28"/>
+          <w:szCs w:val="28"/>
+        </w:rPr>
+        <w:t>дебаггер</w:t>
+      </w:r>
+      <w:proofErr w:type="spellEnd"/>
+      <w:r>
+        <w:rPr>
+          <w:sz w:val="28"/>
+          <w:szCs w:val="28"/>
+        </w:rPr>
+        <w:t xml:space="preserve"> позволяет анализировать состояние переменных в режиме реального времени и отслеживать стек вызовов, что критически важно при реализации сложной логики расчета стоимости аренды</w:t>
       </w:r>
       <w:r>
         <w:rPr>
@@ -2512,7 +2560,23 @@
           <w:sz w:val="28"/>
           <w:szCs w:val="28"/>
         </w:rPr>
-        <w:t>нтеграция с СУБД: встроенные обозреватели данных позволяют управлять схемой базы данных PostgreSQL непосредственно из среды разработки.</w:t>
+        <w:t xml:space="preserve">нтеграция с СУБД: встроенные обозреватели данных позволяют управлять схемой базы данных </w:t>
+      </w:r>
+      <w:proofErr w:type="spellStart"/>
+      <w:r>
+        <w:rPr>
+          <w:sz w:val="28"/>
+          <w:szCs w:val="28"/>
+        </w:rPr>
+        <w:t>PostgreSQL</w:t>
+      </w:r>
+      <w:proofErr w:type="spellEnd"/>
+      <w:r>
+        <w:rPr>
+          <w:sz w:val="28"/>
+          <w:szCs w:val="28"/>
+        </w:rPr>
+        <w:t xml:space="preserve"> непосредственно из среды разработки.</w:t>
       </w:r>
     </w:p>
     <w:p>
@@ -2635,6 +2699,7 @@
         </w:rPr>
         <w:t xml:space="preserve"> </w:t>
       </w:r>
+      <w:proofErr w:type="spellStart"/>
       <w:r>
         <w:rPr>
           <w:rFonts w:ascii="Courier New" w:hAnsi="Courier New" w:cs="Courier New"/>
@@ -2642,6 +2707,7 @@
         </w:rPr>
         <w:t>SportInventory</w:t>
       </w:r>
+      <w:proofErr w:type="spellEnd"/>
     </w:p>
     <w:p>
       <w:pPr>
@@ -2733,7 +2799,23 @@
           <w:rFonts w:ascii="Courier New" w:hAnsi="Courier New" w:cs="Courier New"/>
           <w:lang w:val="en-US"/>
         </w:rPr>
-        <w:t xml:space="preserve">    public decimal HourlyRate { get; set; }</w:t>
+        <w:t xml:space="preserve">    public decimal </w:t>
+      </w:r>
+      <w:proofErr w:type="spellStart"/>
+      <w:r>
+        <w:rPr>
+          <w:rFonts w:ascii="Courier New" w:hAnsi="Courier New" w:cs="Courier New"/>
+          <w:lang w:val="en-US"/>
+        </w:rPr>
+        <w:t>HourlyRate</w:t>
+      </w:r>
+      <w:proofErr w:type="spellEnd"/>
+      <w:r>
+        <w:rPr>
+          <w:rFonts w:ascii="Courier New" w:hAnsi="Courier New" w:cs="Courier New"/>
+          <w:lang w:val="en-US"/>
+        </w:rPr>
+        <w:t xml:space="preserve"> { get; set; }</w:t>
       </w:r>
     </w:p>
     <w:p>
@@ -2860,7 +2942,23 @@
           <w:rFonts w:ascii="Courier New" w:hAnsi="Courier New" w:cs="Courier New"/>
           <w:lang w:val="en-US"/>
         </w:rPr>
-        <w:t xml:space="preserve">    public decimal CalculatePrice(int hours)</w:t>
+        <w:t xml:space="preserve">    public decimal </w:t>
+      </w:r>
+      <w:proofErr w:type="spellStart"/>
+      <w:r>
+        <w:rPr>
+          <w:rFonts w:ascii="Courier New" w:hAnsi="Courier New" w:cs="Courier New"/>
+          <w:lang w:val="en-US"/>
+        </w:rPr>
+        <w:t>CalculatePrice</w:t>
+      </w:r>
+      <w:proofErr w:type="spellEnd"/>
+      <w:r>
+        <w:rPr>
+          <w:rFonts w:ascii="Courier New" w:hAnsi="Courier New" w:cs="Courier New"/>
+          <w:lang w:val="en-US"/>
+        </w:rPr>
+        <w:t>(int hours)</w:t>
       </w:r>
     </w:p>
     <w:p>
@@ -2901,7 +2999,49 @@
         <w:rPr>
           <w:rFonts w:ascii="Courier New" w:hAnsi="Courier New" w:cs="Courier New"/>
         </w:rPr>
-        <w:t xml:space="preserve">        return HourlyRate * hours;</w:t>
+        <w:t xml:space="preserve">        </w:t>
+      </w:r>
+      <w:proofErr w:type="spellStart"/>
+      <w:r>
+        <w:rPr>
+          <w:rFonts w:ascii="Courier New" w:hAnsi="Courier New" w:cs="Courier New"/>
+        </w:rPr>
+        <w:t>return</w:t>
+      </w:r>
+      <w:proofErr w:type="spellEnd"/>
+      <w:r>
+        <w:rPr>
+          <w:rFonts w:ascii="Courier New" w:hAnsi="Courier New" w:cs="Courier New"/>
+        </w:rPr>
+        <w:t xml:space="preserve"> </w:t>
+      </w:r>
+      <w:proofErr w:type="spellStart"/>
+      <w:r>
+        <w:rPr>
+          <w:rFonts w:ascii="Courier New" w:hAnsi="Courier New" w:cs="Courier New"/>
+        </w:rPr>
+        <w:t>HourlyRate</w:t>
+      </w:r>
+      <w:proofErr w:type="spellEnd"/>
+      <w:r>
+        <w:rPr>
+          <w:rFonts w:ascii="Courier New" w:hAnsi="Courier New" w:cs="Courier New"/>
+        </w:rPr>
+        <w:t xml:space="preserve"> * </w:t>
+      </w:r>
+      <w:proofErr w:type="spellStart"/>
+      <w:r>
+        <w:rPr>
+          <w:rFonts w:ascii="Courier New" w:hAnsi="Courier New" w:cs="Courier New"/>
+        </w:rPr>
+        <w:t>hours</w:t>
+      </w:r>
+      <w:proofErr w:type="spellEnd"/>
+      <w:r>
+        <w:rPr>
+          <w:rFonts w:ascii="Courier New" w:hAnsi="Courier New" w:cs="Courier New"/>
+        </w:rPr>
+        <w:t>;</w:t>
       </w:r>
     </w:p>
     <w:p>
@@ -3023,8 +3163,33 @@
           <w:rFonts w:ascii="Courier New" w:hAnsi="Courier New" w:cs="Courier New"/>
           <w:lang w:val="en-US"/>
         </w:rPr>
-        <w:t>var availableItems = allInventory</w:t>
-      </w:r>
+        <w:t xml:space="preserve">var </w:t>
+      </w:r>
+      <w:proofErr w:type="spellStart"/>
+      <w:r>
+        <w:rPr>
+          <w:rFonts w:ascii="Courier New" w:hAnsi="Courier New" w:cs="Courier New"/>
+          <w:lang w:val="en-US"/>
+        </w:rPr>
+        <w:t>availableItems</w:t>
+      </w:r>
+      <w:proofErr w:type="spellEnd"/>
+      <w:r>
+        <w:rPr>
+          <w:rFonts w:ascii="Courier New" w:hAnsi="Courier New" w:cs="Courier New"/>
+          <w:lang w:val="en-US"/>
+        </w:rPr>
+        <w:t xml:space="preserve"> = </w:t>
+      </w:r>
+      <w:proofErr w:type="spellStart"/>
+      <w:r>
+        <w:rPr>
+          <w:rFonts w:ascii="Courier New" w:hAnsi="Courier New" w:cs="Courier New"/>
+          <w:lang w:val="en-US"/>
+        </w:rPr>
+        <w:t>allInventory</w:t>
+      </w:r>
+      <w:proofErr w:type="spellEnd"/>
     </w:p>
     <w:p>
       <w:pPr>
@@ -3042,7 +3207,39 @@
           <w:rFonts w:ascii="Courier New" w:hAnsi="Courier New" w:cs="Courier New"/>
           <w:lang w:val="en-US"/>
         </w:rPr>
-        <w:t xml:space="preserve">    .Where(item =&gt; item.Status == "В наличии")</w:t>
+        <w:t xml:space="preserve">    .Where(item =&gt; </w:t>
+      </w:r>
+      <w:proofErr w:type="spellStart"/>
+      <w:r>
+        <w:rPr>
+          <w:rFonts w:ascii="Courier New" w:hAnsi="Courier New" w:cs="Courier New"/>
+          <w:lang w:val="en-US"/>
+        </w:rPr>
+        <w:t>item.Status</w:t>
+      </w:r>
+      <w:proofErr w:type="spellEnd"/>
+      <w:r>
+        <w:rPr>
+          <w:rFonts w:ascii="Courier New" w:hAnsi="Courier New" w:cs="Courier New"/>
+          <w:lang w:val="en-US"/>
+        </w:rPr>
+        <w:t xml:space="preserve"> == "В </w:t>
+      </w:r>
+      <w:proofErr w:type="spellStart"/>
+      <w:r>
+        <w:rPr>
+          <w:rFonts w:ascii="Courier New" w:hAnsi="Courier New" w:cs="Courier New"/>
+          <w:lang w:val="en-US"/>
+        </w:rPr>
+        <w:t>наличии</w:t>
+      </w:r>
+      <w:proofErr w:type="spellEnd"/>
+      <w:r>
+        <w:rPr>
+          <w:rFonts w:ascii="Courier New" w:hAnsi="Courier New" w:cs="Courier New"/>
+          <w:lang w:val="en-US"/>
+        </w:rPr>
+        <w:t>")</w:t>
       </w:r>
     </w:p>
     <w:p>
@@ -3061,7 +3258,39 @@
           <w:rFonts w:ascii="Courier New" w:hAnsi="Courier New" w:cs="Courier New"/>
           <w:lang w:val="en-US"/>
         </w:rPr>
-        <w:t xml:space="preserve">    .OrderBy(item =&gt; item.Name)</w:t>
+        <w:t xml:space="preserve">    .</w:t>
+      </w:r>
+      <w:proofErr w:type="spellStart"/>
+      <w:r>
+        <w:rPr>
+          <w:rFonts w:ascii="Courier New" w:hAnsi="Courier New" w:cs="Courier New"/>
+          <w:lang w:val="en-US"/>
+        </w:rPr>
+        <w:t>OrderBy</w:t>
+      </w:r>
+      <w:proofErr w:type="spellEnd"/>
+      <w:r>
+        <w:rPr>
+          <w:rFonts w:ascii="Courier New" w:hAnsi="Courier New" w:cs="Courier New"/>
+          <w:lang w:val="en-US"/>
+        </w:rPr>
+        <w:t xml:space="preserve">(item =&gt; </w:t>
+      </w:r>
+      <w:proofErr w:type="spellStart"/>
+      <w:r>
+        <w:rPr>
+          <w:rFonts w:ascii="Courier New" w:hAnsi="Courier New" w:cs="Courier New"/>
+          <w:lang w:val="en-US"/>
+        </w:rPr>
+        <w:t>item.Name</w:t>
+      </w:r>
+      <w:proofErr w:type="spellEnd"/>
+      <w:r>
+        <w:rPr>
+          <w:rFonts w:ascii="Courier New" w:hAnsi="Courier New" w:cs="Courier New"/>
+          <w:lang w:val="en-US"/>
+        </w:rPr>
+        <w:t>)</w:t>
       </w:r>
     </w:p>
     <w:p>
@@ -3080,7 +3309,23 @@
           <w:rFonts w:ascii="Courier New" w:hAnsi="Courier New" w:cs="Courier New"/>
           <w:lang w:val="en-US"/>
         </w:rPr>
-        <w:t xml:space="preserve">    .ToList();</w:t>
+        <w:t xml:space="preserve">    .</w:t>
+      </w:r>
+      <w:proofErr w:type="spellStart"/>
+      <w:r>
+        <w:rPr>
+          <w:rFonts w:ascii="Courier New" w:hAnsi="Courier New" w:cs="Courier New"/>
+          <w:lang w:val="en-US"/>
+        </w:rPr>
+        <w:t>ToList</w:t>
+      </w:r>
+      <w:proofErr w:type="spellEnd"/>
+      <w:r>
+        <w:rPr>
+          <w:rFonts w:ascii="Courier New" w:hAnsi="Courier New" w:cs="Courier New"/>
+          <w:lang w:val="en-US"/>
+        </w:rPr>
+        <w:t>();</w:t>
       </w:r>
     </w:p>
     <w:p>
@@ -3111,7 +3356,39 @@
           <w:sz w:val="28"/>
           <w:szCs w:val="28"/>
         </w:rPr>
-        <w:t xml:space="preserve">Для взаимодействия с базой данных PostgreSQL в Visual Studio используется библиотека Npgsql, которая позволяет выполнять SQL-запросы </w:t>
+        <w:t xml:space="preserve">Для взаимодействия с базой данных </w:t>
+      </w:r>
+      <w:proofErr w:type="spellStart"/>
+      <w:r>
+        <w:rPr>
+          <w:sz w:val="28"/>
+          <w:szCs w:val="28"/>
+        </w:rPr>
+        <w:t>PostgreSQL</w:t>
+      </w:r>
+      <w:proofErr w:type="spellEnd"/>
+      <w:r>
+        <w:rPr>
+          <w:sz w:val="28"/>
+          <w:szCs w:val="28"/>
+        </w:rPr>
+        <w:t xml:space="preserve"> в Visual Studio используется библиотека </w:t>
+      </w:r>
+      <w:proofErr w:type="spellStart"/>
+      <w:r>
+        <w:rPr>
+          <w:sz w:val="28"/>
+          <w:szCs w:val="28"/>
+        </w:rPr>
+        <w:t>Npgsql</w:t>
+      </w:r>
+      <w:proofErr w:type="spellEnd"/>
+      <w:r>
+        <w:rPr>
+          <w:sz w:val="28"/>
+          <w:szCs w:val="28"/>
+        </w:rPr>
+        <w:t xml:space="preserve">, которая позволяет выполнять SQL-запросы </w:t>
       </w:r>
       <w:r>
         <w:rPr>
@@ -3190,7 +3467,55 @@
           <w:rFonts w:ascii="Courier New" w:hAnsi="Courier New" w:cs="Courier New"/>
           <w:lang w:val="en-US"/>
         </w:rPr>
-        <w:t>using (var cmd = new NpgsqlCommand("SELECT SUM(total_price) FROM rentals", connection))</w:t>
+        <w:t xml:space="preserve">using (var </w:t>
+      </w:r>
+      <w:proofErr w:type="spellStart"/>
+      <w:r>
+        <w:rPr>
+          <w:rFonts w:ascii="Courier New" w:hAnsi="Courier New" w:cs="Courier New"/>
+          <w:lang w:val="en-US"/>
+        </w:rPr>
+        <w:t>cmd</w:t>
+      </w:r>
+      <w:proofErr w:type="spellEnd"/>
+      <w:r>
+        <w:rPr>
+          <w:rFonts w:ascii="Courier New" w:hAnsi="Courier New" w:cs="Courier New"/>
+          <w:lang w:val="en-US"/>
+        </w:rPr>
+        <w:t xml:space="preserve"> = new </w:t>
+      </w:r>
+      <w:proofErr w:type="spellStart"/>
+      <w:r>
+        <w:rPr>
+          <w:rFonts w:ascii="Courier New" w:hAnsi="Courier New" w:cs="Courier New"/>
+          <w:lang w:val="en-US"/>
+        </w:rPr>
+        <w:t>NpgsqlCommand</w:t>
+      </w:r>
+      <w:proofErr w:type="spellEnd"/>
+      <w:r>
+        <w:rPr>
+          <w:rFonts w:ascii="Courier New" w:hAnsi="Courier New" w:cs="Courier New"/>
+          <w:lang w:val="en-US"/>
+        </w:rPr>
+        <w:t>("SELECT SUM(</w:t>
+      </w:r>
+      <w:proofErr w:type="spellStart"/>
+      <w:r>
+        <w:rPr>
+          <w:rFonts w:ascii="Courier New" w:hAnsi="Courier New" w:cs="Courier New"/>
+          <w:lang w:val="en-US"/>
+        </w:rPr>
+        <w:t>total_price</w:t>
+      </w:r>
+      <w:proofErr w:type="spellEnd"/>
+      <w:r>
+        <w:rPr>
+          <w:rFonts w:ascii="Courier New" w:hAnsi="Courier New" w:cs="Courier New"/>
+          <w:lang w:val="en-US"/>
+        </w:rPr>
+        <w:t>) FROM rentals", connection))</w:t>
       </w:r>
     </w:p>
     <w:p>
@@ -3228,7 +3553,23 @@
           <w:rFonts w:ascii="Courier New" w:hAnsi="Courier New" w:cs="Courier New"/>
           <w:lang w:val="en-US"/>
         </w:rPr>
-        <w:t xml:space="preserve">    var result = cmd.ExecuteScalar();</w:t>
+        <w:t xml:space="preserve">    var result = </w:t>
+      </w:r>
+      <w:proofErr w:type="spellStart"/>
+      <w:r>
+        <w:rPr>
+          <w:rFonts w:ascii="Courier New" w:hAnsi="Courier New" w:cs="Courier New"/>
+          <w:lang w:val="en-US"/>
+        </w:rPr>
+        <w:t>cmd.ExecuteScalar</w:t>
+      </w:r>
+      <w:proofErr w:type="spellEnd"/>
+      <w:r>
+        <w:rPr>
+          <w:rFonts w:ascii="Courier New" w:hAnsi="Courier New" w:cs="Courier New"/>
+          <w:lang w:val="en-US"/>
+        </w:rPr>
+        <w:t>();</w:t>
       </w:r>
     </w:p>
     <w:p>
@@ -3247,7 +3588,55 @@
           <w:rFonts w:ascii="Courier New" w:hAnsi="Courier New" w:cs="Courier New"/>
           <w:lang w:val="en-US"/>
         </w:rPr>
-        <w:t xml:space="preserve">    Console.WriteLine($"Общая выручка: {result}");</w:t>
+        <w:t xml:space="preserve">    </w:t>
+      </w:r>
+      <w:proofErr w:type="spellStart"/>
+      <w:r>
+        <w:rPr>
+          <w:rFonts w:ascii="Courier New" w:hAnsi="Courier New" w:cs="Courier New"/>
+          <w:lang w:val="en-US"/>
+        </w:rPr>
+        <w:t>Console.WriteLine</w:t>
+      </w:r>
+      <w:proofErr w:type="spellEnd"/>
+      <w:r>
+        <w:rPr>
+          <w:rFonts w:ascii="Courier New" w:hAnsi="Courier New" w:cs="Courier New"/>
+          <w:lang w:val="en-US"/>
+        </w:rPr>
+        <w:t>($"</w:t>
+      </w:r>
+      <w:proofErr w:type="spellStart"/>
+      <w:r>
+        <w:rPr>
+          <w:rFonts w:ascii="Courier New" w:hAnsi="Courier New" w:cs="Courier New"/>
+          <w:lang w:val="en-US"/>
+        </w:rPr>
+        <w:t>Общая</w:t>
+      </w:r>
+      <w:proofErr w:type="spellEnd"/>
+      <w:r>
+        <w:rPr>
+          <w:rFonts w:ascii="Courier New" w:hAnsi="Courier New" w:cs="Courier New"/>
+          <w:lang w:val="en-US"/>
+        </w:rPr>
+        <w:t xml:space="preserve"> </w:t>
+      </w:r>
+      <w:proofErr w:type="spellStart"/>
+      <w:r>
+        <w:rPr>
+          <w:rFonts w:ascii="Courier New" w:hAnsi="Courier New" w:cs="Courier New"/>
+          <w:lang w:val="en-US"/>
+        </w:rPr>
+        <w:t>выручка</w:t>
+      </w:r>
+      <w:proofErr w:type="spellEnd"/>
+      <w:r>
+        <w:rPr>
+          <w:rFonts w:ascii="Courier New" w:hAnsi="Courier New" w:cs="Courier New"/>
+          <w:lang w:val="en-US"/>
+        </w:rPr>
+        <w:t>: {result}");</w:t>
       </w:r>
     </w:p>
     <w:p>
@@ -3350,7 +3739,6 @@
         <w:rPr>
           <w:sz w:val="28"/>
           <w:szCs w:val="28"/>
-          <w:lang w:val="en-US"/>
         </w:rPr>
         <w:t>4</w:t>
       </w:r>
@@ -3543,6 +3931,7 @@
         </w:rPr>
         <w:t xml:space="preserve"> </w:t>
       </w:r>
+      <w:proofErr w:type="spellStart"/>
       <w:r>
         <w:rPr>
           <w:rFonts w:ascii="Courier New" w:hAnsi="Courier New" w:cs="Courier New"/>
@@ -3550,12 +3939,14 @@
         </w:rPr>
         <w:t>i</w:t>
       </w:r>
+      <w:proofErr w:type="spellEnd"/>
       <w:r>
         <w:rPr>
           <w:rFonts w:ascii="Courier New" w:hAnsi="Courier New" w:cs="Courier New"/>
         </w:rPr>
         <w:t xml:space="preserve"> = 1; </w:t>
       </w:r>
+      <w:proofErr w:type="spellStart"/>
       <w:r>
         <w:rPr>
           <w:rFonts w:ascii="Courier New" w:hAnsi="Courier New" w:cs="Courier New"/>
@@ -3563,12 +3954,14 @@
         </w:rPr>
         <w:t>i</w:t>
       </w:r>
+      <w:proofErr w:type="spellEnd"/>
       <w:r>
         <w:rPr>
           <w:rFonts w:ascii="Courier New" w:hAnsi="Courier New" w:cs="Courier New"/>
         </w:rPr>
         <w:t xml:space="preserve"> &lt;= 5; </w:t>
       </w:r>
+      <w:proofErr w:type="spellStart"/>
       <w:r>
         <w:rPr>
           <w:rFonts w:ascii="Courier New" w:hAnsi="Courier New" w:cs="Courier New"/>
@@ -3576,6 +3969,7 @@
         </w:rPr>
         <w:t>i</w:t>
       </w:r>
+      <w:proofErr w:type="spellEnd"/>
       <w:r>
         <w:rPr>
           <w:rFonts w:ascii="Courier New" w:hAnsi="Courier New" w:cs="Courier New"/>
@@ -3642,6 +4036,7 @@
         </w:rPr>
         <w:t>(</w:t>
       </w:r>
+      <w:proofErr w:type="spellStart"/>
       <w:r>
         <w:rPr>
           <w:rFonts w:ascii="Courier New" w:hAnsi="Courier New" w:cs="Courier New"/>
@@ -3649,6 +4044,7 @@
         </w:rPr>
         <w:t>i</w:t>
       </w:r>
+      <w:proofErr w:type="spellEnd"/>
       <w:r>
         <w:rPr>
           <w:rFonts w:ascii="Courier New" w:hAnsi="Courier New" w:cs="Courier New"/>
@@ -3991,7 +4387,23 @@
           <w:sz w:val="28"/>
           <w:szCs w:val="28"/>
         </w:rPr>
-        <w:t xml:space="preserve">На основе проведенного исследования был сформирован стек технологий: в качестве среды разработки выбрана Microsoft Visual Studio, языком реализации определен объектно-ориентированный C#, а для хранения данных - реляционная СУБД PostgreSQL. Данный выбор позволит создать </w:t>
+        <w:t xml:space="preserve">На основе проведенного исследования был сформирован стек технологий: в качестве среды разработки выбрана Microsoft Visual Studio, языком реализации определен объектно-ориентированный C#, а для хранения данных - реляционная СУБД </w:t>
+      </w:r>
+      <w:proofErr w:type="spellStart"/>
+      <w:r>
+        <w:rPr>
+          <w:sz w:val="28"/>
+          <w:szCs w:val="28"/>
+        </w:rPr>
+        <w:t>PostgreSQL</w:t>
+      </w:r>
+      <w:proofErr w:type="spellEnd"/>
+      <w:r>
+        <w:rPr>
+          <w:sz w:val="28"/>
+          <w:szCs w:val="28"/>
+        </w:rPr>
+        <w:t xml:space="preserve">. Данный выбор позволит создать </w:t>
       </w:r>
       <w:r>
         <w:rPr>
@@ -4092,7 +4504,25 @@
           <w:sz w:val="28"/>
           <w:szCs w:val="28"/>
         </w:rPr>
-        <w:t>Использование PostgreSQL для хранения информации</w:t>
+        <w:t xml:space="preserve">Использование </w:t>
+      </w:r>
+      <w:proofErr w:type="spellStart"/>
+      <w:r>
+        <w:rPr>
+          <w:rFonts w:ascii="Times New Roman" w:hAnsi="Times New Roman" w:cs="Times New Roman"/>
+          <w:sz w:val="28"/>
+          <w:szCs w:val="28"/>
+        </w:rPr>
+        <w:t>PostgreSQL</w:t>
+      </w:r>
+      <w:proofErr w:type="spellEnd"/>
+      <w:r>
+        <w:rPr>
+          <w:rFonts w:ascii="Times New Roman" w:hAnsi="Times New Roman" w:cs="Times New Roman"/>
+          <w:sz w:val="28"/>
+          <w:szCs w:val="28"/>
+        </w:rPr>
+        <w:t xml:space="preserve"> для хранения информации</w:t>
       </w:r>
       <w:bookmarkEnd w:id="7"/>
     </w:p>
@@ -4123,7 +4553,23 @@
           <w:rFonts w:eastAsia="Calibri"/>
           <w:szCs w:val="28"/>
         </w:rPr>
-        <w:t>В рамках данной курсовой работы в качестве системы управления базами данных (СУБД) была выбрана PostgreSQL. Это мощная объектно-реляционная система с открытым исходным кодом, которая отличается высокой надежностью, поддержкой сложных запросов и соответствием стандартам SQL.</w:t>
+        <w:t xml:space="preserve">В рамках данной курсовой работы в качестве системы управления базами данных (СУБД) была выбрана </w:t>
+      </w:r>
+      <w:proofErr w:type="spellStart"/>
+      <w:r>
+        <w:rPr>
+          <w:rFonts w:eastAsia="Calibri"/>
+          <w:szCs w:val="28"/>
+        </w:rPr>
+        <w:t>PostgreSQL</w:t>
+      </w:r>
+      <w:proofErr w:type="spellEnd"/>
+      <w:r>
+        <w:rPr>
+          <w:rFonts w:eastAsia="Calibri"/>
+          <w:szCs w:val="28"/>
+        </w:rPr>
+        <w:t>. Это мощная объектно-реляционная система с открытым исходным кодом, которая отличается высокой надежностью, поддержкой сложных запросов и соответствием стандартам SQL.</w:t>
       </w:r>
     </w:p>
     <w:p>
@@ -4193,7 +4639,6 @@
       <w:r>
         <w:rPr>
           <w:szCs w:val="28"/>
-          <w:lang w:val="en-US"/>
         </w:rPr>
         <w:t>5</w:t>
       </w:r>
@@ -4300,13 +4745,23 @@
         </w:rPr>
         <w:t xml:space="preserve">    </w:t>
       </w:r>
+      <w:proofErr w:type="spellStart"/>
       <w:r>
         <w:rPr>
           <w:rFonts w:ascii="Courier New" w:hAnsi="Courier New" w:cs="Courier New"/>
           <w:sz w:val="24"/>
           <w:lang w:val="en-US"/>
         </w:rPr>
-        <w:t>rental_id SERIAL PRIMARY KEY,</w:t>
+        <w:t>rental_id</w:t>
+      </w:r>
+      <w:proofErr w:type="spellEnd"/>
+      <w:r>
+        <w:rPr>
+          <w:rFonts w:ascii="Courier New" w:hAnsi="Courier New" w:cs="Courier New"/>
+          <w:sz w:val="24"/>
+          <w:lang w:val="en-US"/>
+        </w:rPr>
+        <w:t xml:space="preserve"> SERIAL PRIMARY KEY,</w:t>
       </w:r>
     </w:p>
     <w:p>
@@ -4328,7 +4783,43 @@
           <w:sz w:val="24"/>
           <w:lang w:val="en-US"/>
         </w:rPr>
-        <w:t xml:space="preserve">    client_id INTEGER REFERENCES clients(client_id),</w:t>
+        <w:t xml:space="preserve">    </w:t>
+      </w:r>
+      <w:proofErr w:type="spellStart"/>
+      <w:r>
+        <w:rPr>
+          <w:rFonts w:ascii="Courier New" w:hAnsi="Courier New" w:cs="Courier New"/>
+          <w:sz w:val="24"/>
+          <w:lang w:val="en-US"/>
+        </w:rPr>
+        <w:t>client_id</w:t>
+      </w:r>
+      <w:proofErr w:type="spellEnd"/>
+      <w:r>
+        <w:rPr>
+          <w:rFonts w:ascii="Courier New" w:hAnsi="Courier New" w:cs="Courier New"/>
+          <w:sz w:val="24"/>
+          <w:lang w:val="en-US"/>
+        </w:rPr>
+        <w:t xml:space="preserve"> INTEGER REFERENCES clients(</w:t>
+      </w:r>
+      <w:proofErr w:type="spellStart"/>
+      <w:r>
+        <w:rPr>
+          <w:rFonts w:ascii="Courier New" w:hAnsi="Courier New" w:cs="Courier New"/>
+          <w:sz w:val="24"/>
+          <w:lang w:val="en-US"/>
+        </w:rPr>
+        <w:t>client_id</w:t>
+      </w:r>
+      <w:proofErr w:type="spellEnd"/>
+      <w:r>
+        <w:rPr>
+          <w:rFonts w:ascii="Courier New" w:hAnsi="Courier New" w:cs="Courier New"/>
+          <w:sz w:val="24"/>
+          <w:lang w:val="en-US"/>
+        </w:rPr>
+        <w:t>),</w:t>
       </w:r>
     </w:p>
     <w:p>
@@ -4350,7 +4841,25 @@
           <w:sz w:val="24"/>
           <w:lang w:val="en-US"/>
         </w:rPr>
-        <w:t xml:space="preserve">    inventory_id INTEGER REFERENCES inventory(id),</w:t>
+        <w:t xml:space="preserve">    </w:t>
+      </w:r>
+      <w:proofErr w:type="spellStart"/>
+      <w:r>
+        <w:rPr>
+          <w:rFonts w:ascii="Courier New" w:hAnsi="Courier New" w:cs="Courier New"/>
+          <w:sz w:val="24"/>
+          <w:lang w:val="en-US"/>
+        </w:rPr>
+        <w:t>inventory_id</w:t>
+      </w:r>
+      <w:proofErr w:type="spellEnd"/>
+      <w:r>
+        <w:rPr>
+          <w:rFonts w:ascii="Courier New" w:hAnsi="Courier New" w:cs="Courier New"/>
+          <w:sz w:val="24"/>
+          <w:lang w:val="en-US"/>
+        </w:rPr>
+        <w:t xml:space="preserve"> INTEGER REFERENCES inventory(id),</w:t>
       </w:r>
     </w:p>
     <w:p>
@@ -4372,7 +4881,25 @@
           <w:sz w:val="24"/>
           <w:lang w:val="en-US"/>
         </w:rPr>
-        <w:t xml:space="preserve">    start_time TIMESTAMP NOT NULL,</w:t>
+        <w:t xml:space="preserve">    </w:t>
+      </w:r>
+      <w:proofErr w:type="spellStart"/>
+      <w:r>
+        <w:rPr>
+          <w:rFonts w:ascii="Courier New" w:hAnsi="Courier New" w:cs="Courier New"/>
+          <w:sz w:val="24"/>
+          <w:lang w:val="en-US"/>
+        </w:rPr>
+        <w:t>start_time</w:t>
+      </w:r>
+      <w:proofErr w:type="spellEnd"/>
+      <w:r>
+        <w:rPr>
+          <w:rFonts w:ascii="Courier New" w:hAnsi="Courier New" w:cs="Courier New"/>
+          <w:sz w:val="24"/>
+          <w:lang w:val="en-US"/>
+        </w:rPr>
+        <w:t xml:space="preserve"> TIMESTAMP NOT NULL,</w:t>
       </w:r>
     </w:p>
     <w:p>
@@ -4394,7 +4921,25 @@
           <w:sz w:val="24"/>
           <w:lang w:val="en-US"/>
         </w:rPr>
-        <w:t xml:space="preserve">    end_time_planned TIMESTAMP,</w:t>
+        <w:t xml:space="preserve">    </w:t>
+      </w:r>
+      <w:proofErr w:type="spellStart"/>
+      <w:r>
+        <w:rPr>
+          <w:rFonts w:ascii="Courier New" w:hAnsi="Courier New" w:cs="Courier New"/>
+          <w:sz w:val="24"/>
+          <w:lang w:val="en-US"/>
+        </w:rPr>
+        <w:t>end_time_planned</w:t>
+      </w:r>
+      <w:proofErr w:type="spellEnd"/>
+      <w:r>
+        <w:rPr>
+          <w:rFonts w:ascii="Courier New" w:hAnsi="Courier New" w:cs="Courier New"/>
+          <w:sz w:val="24"/>
+          <w:lang w:val="en-US"/>
+        </w:rPr>
+        <w:t xml:space="preserve"> TIMESTAMP,</w:t>
       </w:r>
     </w:p>
     <w:p>
@@ -4416,7 +4961,25 @@
           <w:sz w:val="24"/>
           <w:lang w:val="en-US"/>
         </w:rPr>
-        <w:t xml:space="preserve">    total_price DECIMAL(10, 2)</w:t>
+        <w:t xml:space="preserve">    </w:t>
+      </w:r>
+      <w:proofErr w:type="spellStart"/>
+      <w:r>
+        <w:rPr>
+          <w:rFonts w:ascii="Courier New" w:hAnsi="Courier New" w:cs="Courier New"/>
+          <w:sz w:val="24"/>
+          <w:lang w:val="en-US"/>
+        </w:rPr>
+        <w:t>total_price</w:t>
+      </w:r>
+      <w:proofErr w:type="spellEnd"/>
+      <w:r>
+        <w:rPr>
+          <w:rFonts w:ascii="Courier New" w:hAnsi="Courier New" w:cs="Courier New"/>
+          <w:sz w:val="24"/>
+          <w:lang w:val="en-US"/>
+        </w:rPr>
+        <w:t xml:space="preserve"> DECIMAL(10, 2)</w:t>
       </w:r>
     </w:p>
     <w:p>
@@ -4796,7 +5359,6 @@
       <w:r>
         <w:rPr>
           <w:szCs w:val="28"/>
-          <w:lang w:val="en-US"/>
         </w:rPr>
         <w:t>3</w:t>
       </w:r>
@@ -5151,7 +5713,39 @@
           <w:sz w:val="28"/>
           <w:szCs w:val="28"/>
         </w:rPr>
-        <w:t>Для работы с данными используется элемент управления DataGridView, который позволяет отображать содержимое таблиц базы данных PostgreSQL в удобном табличном виде. Сотрудник имеет возможность не только просматривать записи, но и выполнять операции добавления, редактирования и удаления информации непосредственно через интерфейс приложения.</w:t>
+        <w:t xml:space="preserve">Для работы с данными используется элемент управления </w:t>
+      </w:r>
+      <w:proofErr w:type="spellStart"/>
+      <w:r>
+        <w:rPr>
+          <w:sz w:val="28"/>
+          <w:szCs w:val="28"/>
+        </w:rPr>
+        <w:t>DataGridView</w:t>
+      </w:r>
+      <w:proofErr w:type="spellEnd"/>
+      <w:r>
+        <w:rPr>
+          <w:sz w:val="28"/>
+          <w:szCs w:val="28"/>
+        </w:rPr>
+        <w:t xml:space="preserve">, который позволяет отображать содержимое таблиц базы данных </w:t>
+      </w:r>
+      <w:proofErr w:type="spellStart"/>
+      <w:r>
+        <w:rPr>
+          <w:sz w:val="28"/>
+          <w:szCs w:val="28"/>
+        </w:rPr>
+        <w:t>PostgreSQL</w:t>
+      </w:r>
+      <w:proofErr w:type="spellEnd"/>
+      <w:r>
+        <w:rPr>
+          <w:sz w:val="28"/>
+          <w:szCs w:val="28"/>
+        </w:rPr>
+        <w:t xml:space="preserve"> в удобном табличном виде. Сотрудник имеет возможность не только просматривать записи, но и выполнять операции добавления, редактирования и удаления информации непосредственно через интерфейс приложения.</w:t>
       </w:r>
     </w:p>
     <w:p>
@@ -5368,7 +5962,23 @@
           <w:sz w:val="28"/>
           <w:szCs w:val="28"/>
         </w:rPr>
-        <w:t>Во втором разделе курсовой работы была спроектирована архитектура информационной системы, определена структура базы данных в среде PostgreSQL и разработан графический интерфейс пользователя на языке C#.</w:t>
+        <w:t xml:space="preserve">Во втором разделе курсовой работы была спроектирована архитектура информационной системы, определена структура базы данных в среде </w:t>
+      </w:r>
+      <w:proofErr w:type="spellStart"/>
+      <w:r>
+        <w:rPr>
+          <w:sz w:val="28"/>
+          <w:szCs w:val="28"/>
+        </w:rPr>
+        <w:t>PostgreSQL</w:t>
+      </w:r>
+      <w:proofErr w:type="spellEnd"/>
+      <w:r>
+        <w:rPr>
+          <w:sz w:val="28"/>
+          <w:szCs w:val="28"/>
+        </w:rPr>
+        <w:t xml:space="preserve"> и разработан графический интерфейс пользователя на языке C#.</w:t>
       </w:r>
     </w:p>
     <w:p>
@@ -5718,7 +6328,6 @@
         <w:rPr>
           <w:sz w:val="28"/>
           <w:szCs w:val="28"/>
-          <w:lang w:val="en-US"/>
         </w:rPr>
         <w:t>6</w:t>
       </w:r>
@@ -5838,6 +6447,7 @@
         </w:rPr>
         <w:t xml:space="preserve"> </w:t>
       </w:r>
+      <w:proofErr w:type="spellStart"/>
       <w:r>
         <w:rPr>
           <w:rFonts w:ascii="Courier New" w:hAnsi="Courier New" w:cs="Courier New"/>
@@ -5859,6 +6469,7 @@
         </w:rPr>
         <w:t>Click</w:t>
       </w:r>
+      <w:proofErr w:type="spellEnd"/>
       <w:r>
         <w:rPr>
           <w:rFonts w:ascii="Courier New" w:hAnsi="Courier New" w:cs="Courier New"/>
@@ -5894,6 +6505,7 @@
         </w:rPr>
         <w:t xml:space="preserve">, </w:t>
       </w:r>
+      <w:proofErr w:type="spellStart"/>
       <w:r>
         <w:rPr>
           <w:rFonts w:ascii="Courier New" w:hAnsi="Courier New" w:cs="Courier New"/>
@@ -5901,6 +6513,7 @@
         </w:rPr>
         <w:t>EventArgs</w:t>
       </w:r>
+      <w:proofErr w:type="spellEnd"/>
       <w:r>
         <w:rPr>
           <w:rFonts w:ascii="Courier New" w:hAnsi="Courier New" w:cs="Courier New"/>
@@ -5956,7 +6569,23 @@
           <w:rFonts w:ascii="Courier New" w:hAnsi="Courier New" w:cs="Courier New"/>
           <w:lang w:val="en-US"/>
         </w:rPr>
-        <w:t xml:space="preserve">    string login = txtLogin.Text.Trim();</w:t>
+        <w:t xml:space="preserve">    string login = </w:t>
+      </w:r>
+      <w:proofErr w:type="spellStart"/>
+      <w:r>
+        <w:rPr>
+          <w:rFonts w:ascii="Courier New" w:hAnsi="Courier New" w:cs="Courier New"/>
+          <w:lang w:val="en-US"/>
+        </w:rPr>
+        <w:t>txtLogin.Text.Trim</w:t>
+      </w:r>
+      <w:proofErr w:type="spellEnd"/>
+      <w:r>
+        <w:rPr>
+          <w:rFonts w:ascii="Courier New" w:hAnsi="Courier New" w:cs="Courier New"/>
+          <w:lang w:val="en-US"/>
+        </w:rPr>
+        <w:t>();</w:t>
       </w:r>
     </w:p>
     <w:p>
@@ -5974,7 +6603,23 @@
           <w:rFonts w:ascii="Courier New" w:hAnsi="Courier New" w:cs="Courier New"/>
           <w:lang w:val="en-US"/>
         </w:rPr>
-        <w:t xml:space="preserve">    string password = txtPassword.Text.Trim();</w:t>
+        <w:t xml:space="preserve">    string password = </w:t>
+      </w:r>
+      <w:proofErr w:type="spellStart"/>
+      <w:r>
+        <w:rPr>
+          <w:rFonts w:ascii="Courier New" w:hAnsi="Courier New" w:cs="Courier New"/>
+          <w:lang w:val="en-US"/>
+        </w:rPr>
+        <w:t>txtPassword.Text.Trim</w:t>
+      </w:r>
+      <w:proofErr w:type="spellEnd"/>
+      <w:r>
+        <w:rPr>
+          <w:rFonts w:ascii="Courier New" w:hAnsi="Courier New" w:cs="Courier New"/>
+          <w:lang w:val="en-US"/>
+        </w:rPr>
+        <w:t>();</w:t>
       </w:r>
     </w:p>
     <w:p>
@@ -6003,7 +6648,39 @@
           <w:rFonts w:ascii="Courier New" w:hAnsi="Courier New" w:cs="Courier New"/>
           <w:lang w:val="en-US"/>
         </w:rPr>
-        <w:t xml:space="preserve">    if (string.IsNullOrEmpty(login) || string.IsNullOrEmpty(password))</w:t>
+        <w:t xml:space="preserve">    if (</w:t>
+      </w:r>
+      <w:proofErr w:type="spellStart"/>
+      <w:r>
+        <w:rPr>
+          <w:rFonts w:ascii="Courier New" w:hAnsi="Courier New" w:cs="Courier New"/>
+          <w:lang w:val="en-US"/>
+        </w:rPr>
+        <w:t>string.IsNullOrEmpty</w:t>
+      </w:r>
+      <w:proofErr w:type="spellEnd"/>
+      <w:r>
+        <w:rPr>
+          <w:rFonts w:ascii="Courier New" w:hAnsi="Courier New" w:cs="Courier New"/>
+          <w:lang w:val="en-US"/>
+        </w:rPr>
+        <w:t xml:space="preserve">(login) || </w:t>
+      </w:r>
+      <w:proofErr w:type="spellStart"/>
+      <w:r>
+        <w:rPr>
+          <w:rFonts w:ascii="Courier New" w:hAnsi="Courier New" w:cs="Courier New"/>
+          <w:lang w:val="en-US"/>
+        </w:rPr>
+        <w:t>string.IsNullOrEmpty</w:t>
+      </w:r>
+      <w:proofErr w:type="spellEnd"/>
+      <w:r>
+        <w:rPr>
+          <w:rFonts w:ascii="Courier New" w:hAnsi="Courier New" w:cs="Courier New"/>
+          <w:lang w:val="en-US"/>
+        </w:rPr>
+        <w:t>(password))</w:t>
       </w:r>
     </w:p>
     <w:p>
@@ -6044,6 +6721,7 @@
         </w:rPr>
         <w:t xml:space="preserve">        </w:t>
       </w:r>
+      <w:proofErr w:type="spellStart"/>
       <w:r>
         <w:rPr>
           <w:rFonts w:ascii="Courier New" w:hAnsi="Courier New" w:cs="Courier New"/>
@@ -6051,6 +6729,7 @@
         </w:rPr>
         <w:t>MessageBox</w:t>
       </w:r>
+      <w:proofErr w:type="spellEnd"/>
       <w:r>
         <w:rPr>
           <w:rFonts w:ascii="Courier New" w:hAnsi="Courier New" w:cs="Courier New"/>
@@ -6139,7 +6818,39 @@
           <w:rFonts w:ascii="Courier New" w:hAnsi="Courier New" w:cs="Courier New"/>
           <w:lang w:val="en-US"/>
         </w:rPr>
-        <w:t xml:space="preserve">    using (var conn = new NpgsqlConnection(connString))</w:t>
+        <w:t xml:space="preserve">    using (var conn = new </w:t>
+      </w:r>
+      <w:proofErr w:type="spellStart"/>
+      <w:r>
+        <w:rPr>
+          <w:rFonts w:ascii="Courier New" w:hAnsi="Courier New" w:cs="Courier New"/>
+          <w:lang w:val="en-US"/>
+        </w:rPr>
+        <w:t>NpgsqlConnection</w:t>
+      </w:r>
+      <w:proofErr w:type="spellEnd"/>
+      <w:r>
+        <w:rPr>
+          <w:rFonts w:ascii="Courier New" w:hAnsi="Courier New" w:cs="Courier New"/>
+          <w:lang w:val="en-US"/>
+        </w:rPr>
+        <w:t>(</w:t>
+      </w:r>
+      <w:proofErr w:type="spellStart"/>
+      <w:r>
+        <w:rPr>
+          <w:rFonts w:ascii="Courier New" w:hAnsi="Courier New" w:cs="Courier New"/>
+          <w:lang w:val="en-US"/>
+        </w:rPr>
+        <w:t>connString</w:t>
+      </w:r>
+      <w:proofErr w:type="spellEnd"/>
+      <w:r>
+        <w:rPr>
+          <w:rFonts w:ascii="Courier New" w:hAnsi="Courier New" w:cs="Courier New"/>
+          <w:lang w:val="en-US"/>
+        </w:rPr>
+        <w:t>))</w:t>
       </w:r>
     </w:p>
     <w:p>
@@ -6290,7 +7001,71 @@
           <w:rFonts w:ascii="Courier New" w:hAnsi="Courier New" w:cs="Courier New"/>
           <w:lang w:val="en-US"/>
         </w:rPr>
-        <w:t>string sql = "SELECT full_name, role FROM employees WHERE login = @login AND password_hash = crypt(@pass, password_hash)";</w:t>
+        <w:t xml:space="preserve">string </w:t>
+      </w:r>
+      <w:proofErr w:type="spellStart"/>
+      <w:r>
+        <w:rPr>
+          <w:rFonts w:ascii="Courier New" w:hAnsi="Courier New" w:cs="Courier New"/>
+          <w:lang w:val="en-US"/>
+        </w:rPr>
+        <w:t>sql</w:t>
+      </w:r>
+      <w:proofErr w:type="spellEnd"/>
+      <w:r>
+        <w:rPr>
+          <w:rFonts w:ascii="Courier New" w:hAnsi="Courier New" w:cs="Courier New"/>
+          <w:lang w:val="en-US"/>
+        </w:rPr>
+        <w:t xml:space="preserve"> = "SELECT </w:t>
+      </w:r>
+      <w:proofErr w:type="spellStart"/>
+      <w:r>
+        <w:rPr>
+          <w:rFonts w:ascii="Courier New" w:hAnsi="Courier New" w:cs="Courier New"/>
+          <w:lang w:val="en-US"/>
+        </w:rPr>
+        <w:t>full_name</w:t>
+      </w:r>
+      <w:proofErr w:type="spellEnd"/>
+      <w:r>
+        <w:rPr>
+          <w:rFonts w:ascii="Courier New" w:hAnsi="Courier New" w:cs="Courier New"/>
+          <w:lang w:val="en-US"/>
+        </w:rPr>
+        <w:t xml:space="preserve">, role FROM employees WHERE login = @login AND </w:t>
+      </w:r>
+      <w:proofErr w:type="spellStart"/>
+      <w:r>
+        <w:rPr>
+          <w:rFonts w:ascii="Courier New" w:hAnsi="Courier New" w:cs="Courier New"/>
+          <w:lang w:val="en-US"/>
+        </w:rPr>
+        <w:t>password_hash</w:t>
+      </w:r>
+      <w:proofErr w:type="spellEnd"/>
+      <w:r>
+        <w:rPr>
+          <w:rFonts w:ascii="Courier New" w:hAnsi="Courier New" w:cs="Courier New"/>
+          <w:lang w:val="en-US"/>
+        </w:rPr>
+        <w:t xml:space="preserve"> = crypt(@pass, </w:t>
+      </w:r>
+      <w:proofErr w:type="spellStart"/>
+      <w:r>
+        <w:rPr>
+          <w:rFonts w:ascii="Courier New" w:hAnsi="Courier New" w:cs="Courier New"/>
+          <w:lang w:val="en-US"/>
+        </w:rPr>
+        <w:t>password_hash</w:t>
+      </w:r>
+      <w:proofErr w:type="spellEnd"/>
+      <w:r>
+        <w:rPr>
+          <w:rFonts w:ascii="Courier New" w:hAnsi="Courier New" w:cs="Courier New"/>
+          <w:lang w:val="en-US"/>
+        </w:rPr>
+        <w:t>)";</w:t>
       </w:r>
     </w:p>
     <w:p>
@@ -6319,7 +7094,55 @@
           <w:rFonts w:ascii="Courier New" w:hAnsi="Courier New" w:cs="Courier New"/>
           <w:lang w:val="en-US"/>
         </w:rPr>
-        <w:t xml:space="preserve">            using (var cmd = new NpgsqlCommand(sql, conn))</w:t>
+        <w:t xml:space="preserve">            using (var </w:t>
+      </w:r>
+      <w:proofErr w:type="spellStart"/>
+      <w:r>
+        <w:rPr>
+          <w:rFonts w:ascii="Courier New" w:hAnsi="Courier New" w:cs="Courier New"/>
+          <w:lang w:val="en-US"/>
+        </w:rPr>
+        <w:t>cmd</w:t>
+      </w:r>
+      <w:proofErr w:type="spellEnd"/>
+      <w:r>
+        <w:rPr>
+          <w:rFonts w:ascii="Courier New" w:hAnsi="Courier New" w:cs="Courier New"/>
+          <w:lang w:val="en-US"/>
+        </w:rPr>
+        <w:t xml:space="preserve"> = new </w:t>
+      </w:r>
+      <w:proofErr w:type="spellStart"/>
+      <w:r>
+        <w:rPr>
+          <w:rFonts w:ascii="Courier New" w:hAnsi="Courier New" w:cs="Courier New"/>
+          <w:lang w:val="en-US"/>
+        </w:rPr>
+        <w:t>NpgsqlCommand</w:t>
+      </w:r>
+      <w:proofErr w:type="spellEnd"/>
+      <w:r>
+        <w:rPr>
+          <w:rFonts w:ascii="Courier New" w:hAnsi="Courier New" w:cs="Courier New"/>
+          <w:lang w:val="en-US"/>
+        </w:rPr>
+        <w:t>(</w:t>
+      </w:r>
+      <w:proofErr w:type="spellStart"/>
+      <w:r>
+        <w:rPr>
+          <w:rFonts w:ascii="Courier New" w:hAnsi="Courier New" w:cs="Courier New"/>
+          <w:lang w:val="en-US"/>
+        </w:rPr>
+        <w:t>sql</w:t>
+      </w:r>
+      <w:proofErr w:type="spellEnd"/>
+      <w:r>
+        <w:rPr>
+          <w:rFonts w:ascii="Courier New" w:hAnsi="Courier New" w:cs="Courier New"/>
+          <w:lang w:val="en-US"/>
+        </w:rPr>
+        <w:t>, conn))</w:t>
       </w:r>
     </w:p>
     <w:p>
@@ -6356,7 +7179,23 @@
           <w:rFonts w:ascii="Courier New" w:hAnsi="Courier New" w:cs="Courier New"/>
           <w:lang w:val="en-US"/>
         </w:rPr>
-        <w:t xml:space="preserve">                cmd.Parameters.AddWithValue("login", login);</w:t>
+        <w:t xml:space="preserve">                </w:t>
+      </w:r>
+      <w:proofErr w:type="spellStart"/>
+      <w:r>
+        <w:rPr>
+          <w:rFonts w:ascii="Courier New" w:hAnsi="Courier New" w:cs="Courier New"/>
+          <w:lang w:val="en-US"/>
+        </w:rPr>
+        <w:t>cmd.Parameters.AddWithValue</w:t>
+      </w:r>
+      <w:proofErr w:type="spellEnd"/>
+      <w:r>
+        <w:rPr>
+          <w:rFonts w:ascii="Courier New" w:hAnsi="Courier New" w:cs="Courier New"/>
+          <w:lang w:val="en-US"/>
+        </w:rPr>
+        <w:t>("login", login);</w:t>
       </w:r>
     </w:p>
     <w:p>
@@ -6374,7 +7213,23 @@
           <w:rFonts w:ascii="Courier New" w:hAnsi="Courier New" w:cs="Courier New"/>
           <w:lang w:val="en-US"/>
         </w:rPr>
-        <w:t xml:space="preserve">                cmd.Parameters.AddWithValue("pass", password);</w:t>
+        <w:t xml:space="preserve">                </w:t>
+      </w:r>
+      <w:proofErr w:type="spellStart"/>
+      <w:r>
+        <w:rPr>
+          <w:rFonts w:ascii="Courier New" w:hAnsi="Courier New" w:cs="Courier New"/>
+          <w:lang w:val="en-US"/>
+        </w:rPr>
+        <w:t>cmd.Parameters.AddWithValue</w:t>
+      </w:r>
+      <w:proofErr w:type="spellEnd"/>
+      <w:r>
+        <w:rPr>
+          <w:rFonts w:ascii="Courier New" w:hAnsi="Courier New" w:cs="Courier New"/>
+          <w:lang w:val="en-US"/>
+        </w:rPr>
+        <w:t>("pass", password);</w:t>
       </w:r>
     </w:p>
     <w:p>
@@ -6403,7 +7258,23 @@
           <w:rFonts w:ascii="Courier New" w:hAnsi="Courier New" w:cs="Courier New"/>
           <w:lang w:val="en-US"/>
         </w:rPr>
-        <w:t xml:space="preserve">                using (var reader = cmd.ExecuteReader())</w:t>
+        <w:t xml:space="preserve">                using (var reader = </w:t>
+      </w:r>
+      <w:proofErr w:type="spellStart"/>
+      <w:r>
+        <w:rPr>
+          <w:rFonts w:ascii="Courier New" w:hAnsi="Courier New" w:cs="Courier New"/>
+          <w:lang w:val="en-US"/>
+        </w:rPr>
+        <w:t>cmd.ExecuteReader</w:t>
+      </w:r>
+      <w:proofErr w:type="spellEnd"/>
+      <w:r>
+        <w:rPr>
+          <w:rFonts w:ascii="Courier New" w:hAnsi="Courier New" w:cs="Courier New"/>
+          <w:lang w:val="en-US"/>
+        </w:rPr>
+        <w:t>())</w:t>
       </w:r>
     </w:p>
     <w:p>
@@ -6462,6 +7333,7 @@
         </w:rPr>
         <w:t xml:space="preserve"> (</w:t>
       </w:r>
+      <w:proofErr w:type="spellStart"/>
       <w:r>
         <w:rPr>
           <w:rFonts w:ascii="Courier New" w:hAnsi="Courier New" w:cs="Courier New"/>
@@ -6483,6 +7355,7 @@
         </w:rPr>
         <w:t>Read</w:t>
       </w:r>
+      <w:proofErr w:type="spellEnd"/>
       <w:r>
         <w:rPr>
           <w:rFonts w:ascii="Courier New" w:hAnsi="Courier New" w:cs="Courier New"/>
@@ -6531,7 +7404,39 @@
           <w:rFonts w:ascii="Courier New" w:hAnsi="Courier New" w:cs="Courier New"/>
           <w:lang w:val="en-US"/>
         </w:rPr>
-        <w:t>string fullName = reader.GetString(0);</w:t>
+        <w:t xml:space="preserve">string </w:t>
+      </w:r>
+      <w:proofErr w:type="spellStart"/>
+      <w:r>
+        <w:rPr>
+          <w:rFonts w:ascii="Courier New" w:hAnsi="Courier New" w:cs="Courier New"/>
+          <w:lang w:val="en-US"/>
+        </w:rPr>
+        <w:t>fullName</w:t>
+      </w:r>
+      <w:proofErr w:type="spellEnd"/>
+      <w:r>
+        <w:rPr>
+          <w:rFonts w:ascii="Courier New" w:hAnsi="Courier New" w:cs="Courier New"/>
+          <w:lang w:val="en-US"/>
+        </w:rPr>
+        <w:t xml:space="preserve"> = </w:t>
+      </w:r>
+      <w:proofErr w:type="spellStart"/>
+      <w:r>
+        <w:rPr>
+          <w:rFonts w:ascii="Courier New" w:hAnsi="Courier New" w:cs="Courier New"/>
+          <w:lang w:val="en-US"/>
+        </w:rPr>
+        <w:t>reader.GetString</w:t>
+      </w:r>
+      <w:proofErr w:type="spellEnd"/>
+      <w:r>
+        <w:rPr>
+          <w:rFonts w:ascii="Courier New" w:hAnsi="Courier New" w:cs="Courier New"/>
+          <w:lang w:val="en-US"/>
+        </w:rPr>
+        <w:t>(0);</w:t>
       </w:r>
     </w:p>
     <w:p>
@@ -6549,7 +7454,23 @@
           <w:rFonts w:ascii="Courier New" w:hAnsi="Courier New" w:cs="Courier New"/>
           <w:lang w:val="en-US"/>
         </w:rPr>
-        <w:t xml:space="preserve">                        this.Hide();</w:t>
+        <w:t xml:space="preserve">                        </w:t>
+      </w:r>
+      <w:proofErr w:type="spellStart"/>
+      <w:r>
+        <w:rPr>
+          <w:rFonts w:ascii="Courier New" w:hAnsi="Courier New" w:cs="Courier New"/>
+          <w:lang w:val="en-US"/>
+        </w:rPr>
+        <w:t>this.Hide</w:t>
+      </w:r>
+      <w:proofErr w:type="spellEnd"/>
+      <w:r>
+        <w:rPr>
+          <w:rFonts w:ascii="Courier New" w:hAnsi="Courier New" w:cs="Courier New"/>
+          <w:lang w:val="en-US"/>
+        </w:rPr>
+        <w:t>();</w:t>
       </w:r>
     </w:p>
     <w:p>
@@ -6567,7 +7488,55 @@
           <w:rFonts w:ascii="Courier New" w:hAnsi="Courier New" w:cs="Courier New"/>
           <w:lang w:val="en-US"/>
         </w:rPr>
-        <w:t xml:space="preserve">                        MainForm mainApp = new MainForm();</w:t>
+        <w:t xml:space="preserve">                        </w:t>
+      </w:r>
+      <w:proofErr w:type="spellStart"/>
+      <w:r>
+        <w:rPr>
+          <w:rFonts w:ascii="Courier New" w:hAnsi="Courier New" w:cs="Courier New"/>
+          <w:lang w:val="en-US"/>
+        </w:rPr>
+        <w:t>MainForm</w:t>
+      </w:r>
+      <w:proofErr w:type="spellEnd"/>
+      <w:r>
+        <w:rPr>
+          <w:rFonts w:ascii="Courier New" w:hAnsi="Courier New" w:cs="Courier New"/>
+          <w:lang w:val="en-US"/>
+        </w:rPr>
+        <w:t xml:space="preserve"> </w:t>
+      </w:r>
+      <w:proofErr w:type="spellStart"/>
+      <w:r>
+        <w:rPr>
+          <w:rFonts w:ascii="Courier New" w:hAnsi="Courier New" w:cs="Courier New"/>
+          <w:lang w:val="en-US"/>
+        </w:rPr>
+        <w:t>mainApp</w:t>
+      </w:r>
+      <w:proofErr w:type="spellEnd"/>
+      <w:r>
+        <w:rPr>
+          <w:rFonts w:ascii="Courier New" w:hAnsi="Courier New" w:cs="Courier New"/>
+          <w:lang w:val="en-US"/>
+        </w:rPr>
+        <w:t xml:space="preserve"> = new </w:t>
+      </w:r>
+      <w:proofErr w:type="spellStart"/>
+      <w:r>
+        <w:rPr>
+          <w:rFonts w:ascii="Courier New" w:hAnsi="Courier New" w:cs="Courier New"/>
+          <w:lang w:val="en-US"/>
+        </w:rPr>
+        <w:t>MainForm</w:t>
+      </w:r>
+      <w:proofErr w:type="spellEnd"/>
+      <w:r>
+        <w:rPr>
+          <w:rFonts w:ascii="Courier New" w:hAnsi="Courier New" w:cs="Courier New"/>
+          <w:lang w:val="en-US"/>
+        </w:rPr>
+        <w:t>();</w:t>
       </w:r>
     </w:p>
     <w:p>
@@ -6585,7 +7554,55 @@
           <w:rFonts w:ascii="Courier New" w:hAnsi="Courier New" w:cs="Courier New"/>
           <w:lang w:val="en-US"/>
         </w:rPr>
-        <w:t xml:space="preserve">                        mainApp.FormClosed += (s, args) =&gt; this.Close();</w:t>
+        <w:t xml:space="preserve">                        </w:t>
+      </w:r>
+      <w:proofErr w:type="spellStart"/>
+      <w:r>
+        <w:rPr>
+          <w:rFonts w:ascii="Courier New" w:hAnsi="Courier New" w:cs="Courier New"/>
+          <w:lang w:val="en-US"/>
+        </w:rPr>
+        <w:t>mainApp.FormClosed</w:t>
+      </w:r>
+      <w:proofErr w:type="spellEnd"/>
+      <w:r>
+        <w:rPr>
+          <w:rFonts w:ascii="Courier New" w:hAnsi="Courier New" w:cs="Courier New"/>
+          <w:lang w:val="en-US"/>
+        </w:rPr>
+        <w:t xml:space="preserve"> += (s, </w:t>
+      </w:r>
+      <w:proofErr w:type="spellStart"/>
+      <w:r>
+        <w:rPr>
+          <w:rFonts w:ascii="Courier New" w:hAnsi="Courier New" w:cs="Courier New"/>
+          <w:lang w:val="en-US"/>
+        </w:rPr>
+        <w:t>args</w:t>
+      </w:r>
+      <w:proofErr w:type="spellEnd"/>
+      <w:r>
+        <w:rPr>
+          <w:rFonts w:ascii="Courier New" w:hAnsi="Courier New" w:cs="Courier New"/>
+          <w:lang w:val="en-US"/>
+        </w:rPr>
+        <w:t xml:space="preserve">) =&gt; </w:t>
+      </w:r>
+      <w:proofErr w:type="spellStart"/>
+      <w:r>
+        <w:rPr>
+          <w:rFonts w:ascii="Courier New" w:hAnsi="Courier New" w:cs="Courier New"/>
+          <w:lang w:val="en-US"/>
+        </w:rPr>
+        <w:t>this.Close</w:t>
+      </w:r>
+      <w:proofErr w:type="spellEnd"/>
+      <w:r>
+        <w:rPr>
+          <w:rFonts w:ascii="Courier New" w:hAnsi="Courier New" w:cs="Courier New"/>
+          <w:lang w:val="en-US"/>
+        </w:rPr>
+        <w:t>();</w:t>
       </w:r>
     </w:p>
     <w:p>
@@ -6603,7 +7620,23 @@
           <w:rFonts w:ascii="Courier New" w:hAnsi="Courier New" w:cs="Courier New"/>
           <w:lang w:val="en-US"/>
         </w:rPr>
-        <w:t xml:space="preserve">                        mainApp.Show();</w:t>
+        <w:t xml:space="preserve">                        </w:t>
+      </w:r>
+      <w:proofErr w:type="spellStart"/>
+      <w:r>
+        <w:rPr>
+          <w:rFonts w:ascii="Courier New" w:hAnsi="Courier New" w:cs="Courier New"/>
+          <w:lang w:val="en-US"/>
+        </w:rPr>
+        <w:t>mainApp.Show</w:t>
+      </w:r>
+      <w:proofErr w:type="spellEnd"/>
+      <w:r>
+        <w:rPr>
+          <w:rFonts w:ascii="Courier New" w:hAnsi="Courier New" w:cs="Courier New"/>
+          <w:lang w:val="en-US"/>
+        </w:rPr>
+        <w:t>();</w:t>
       </w:r>
     </w:p>
     <w:p>
@@ -6675,7 +7708,15 @@
           <w:rFonts w:ascii="Courier New" w:hAnsi="Courier New" w:cs="Courier New"/>
           <w:lang w:val="en-US"/>
         </w:rPr>
-        <w:t xml:space="preserve">                        MessageBox</w:t>
+        <w:t xml:space="preserve">                        </w:t>
+      </w:r>
+      <w:proofErr w:type="spellStart"/>
+      <w:r>
+        <w:rPr>
+          <w:rFonts w:ascii="Courier New" w:hAnsi="Courier New" w:cs="Courier New"/>
+          <w:lang w:val="en-US"/>
+        </w:rPr>
+        <w:t>MessageBox</w:t>
       </w:r>
       <w:r>
         <w:rPr>
@@ -6691,6 +7732,7 @@
         </w:rPr>
         <w:t>Show</w:t>
       </w:r>
+      <w:proofErr w:type="spellEnd"/>
       <w:r>
         <w:rPr>
           <w:rFonts w:ascii="Courier New" w:hAnsi="Courier New" w:cs="Courier New"/>
@@ -6907,7 +7949,15 @@
           <w:rFonts w:ascii="Courier New" w:hAnsi="Courier New" w:cs="Courier New"/>
           <w:lang w:val="en-US"/>
         </w:rPr>
-        <w:t xml:space="preserve">            MessageBox</w:t>
+        <w:t xml:space="preserve">            </w:t>
+      </w:r>
+      <w:proofErr w:type="spellStart"/>
+      <w:r>
+        <w:rPr>
+          <w:rFonts w:ascii="Courier New" w:hAnsi="Courier New" w:cs="Courier New"/>
+          <w:lang w:val="en-US"/>
+        </w:rPr>
+        <w:t>MessageBox</w:t>
       </w:r>
       <w:r>
         <w:rPr>
@@ -6923,6 +7973,7 @@
         </w:rPr>
         <w:t>Show</w:t>
       </w:r>
+      <w:proofErr w:type="spellEnd"/>
       <w:r>
         <w:rPr>
           <w:rFonts w:ascii="Courier New" w:hAnsi="Courier New" w:cs="Courier New"/>
@@ -6995,6 +8046,7 @@
         </w:rPr>
         <w:t xml:space="preserve">: " + </w:t>
       </w:r>
+      <w:proofErr w:type="spellStart"/>
       <w:r>
         <w:rPr>
           <w:rFonts w:ascii="Courier New" w:hAnsi="Courier New" w:cs="Courier New"/>
@@ -7016,6 +8068,7 @@
         </w:rPr>
         <w:t>Message</w:t>
       </w:r>
+      <w:proofErr w:type="spellEnd"/>
       <w:r>
         <w:rPr>
           <w:rFonts w:ascii="Courier New" w:hAnsi="Courier New" w:cs="Courier New"/>
@@ -7106,7 +8159,71 @@
           <w:szCs w:val="28"/>
         </w:rPr>
         <w:lastRenderedPageBreak/>
-        <w:t xml:space="preserve">Основная логика приложения сосредоточена в классе MainForm. Программа использует NpgsqlDataAdapter и DataTable для отображения данных в элементе DataGridView с поддержкой автоматического обновления. </w:t>
+        <w:t xml:space="preserve">Основная логика приложения сосредоточена в классе </w:t>
+      </w:r>
+      <w:proofErr w:type="spellStart"/>
+      <w:r>
+        <w:rPr>
+          <w:sz w:val="28"/>
+          <w:szCs w:val="28"/>
+        </w:rPr>
+        <w:t>MainForm</w:t>
+      </w:r>
+      <w:proofErr w:type="spellEnd"/>
+      <w:r>
+        <w:rPr>
+          <w:sz w:val="28"/>
+          <w:szCs w:val="28"/>
+        </w:rPr>
+        <w:t xml:space="preserve">. Программа использует </w:t>
+      </w:r>
+      <w:proofErr w:type="spellStart"/>
+      <w:r>
+        <w:rPr>
+          <w:sz w:val="28"/>
+          <w:szCs w:val="28"/>
+        </w:rPr>
+        <w:t>NpgsqlDataAdapter</w:t>
+      </w:r>
+      <w:proofErr w:type="spellEnd"/>
+      <w:r>
+        <w:rPr>
+          <w:sz w:val="28"/>
+          <w:szCs w:val="28"/>
+        </w:rPr>
+        <w:t xml:space="preserve"> и </w:t>
+      </w:r>
+      <w:proofErr w:type="spellStart"/>
+      <w:r>
+        <w:rPr>
+          <w:sz w:val="28"/>
+          <w:szCs w:val="28"/>
+        </w:rPr>
+        <w:t>DataTable</w:t>
+      </w:r>
+      <w:proofErr w:type="spellEnd"/>
+      <w:r>
+        <w:rPr>
+          <w:sz w:val="28"/>
+          <w:szCs w:val="28"/>
+        </w:rPr>
+        <w:t xml:space="preserve"> для отображения данных в элементе </w:t>
+      </w:r>
+      <w:proofErr w:type="spellStart"/>
+      <w:r>
+        <w:rPr>
+          <w:sz w:val="28"/>
+          <w:szCs w:val="28"/>
+        </w:rPr>
+        <w:t>DataGridView</w:t>
+      </w:r>
+      <w:proofErr w:type="spellEnd"/>
+      <w:r>
+        <w:rPr>
+          <w:sz w:val="28"/>
+          <w:szCs w:val="28"/>
+        </w:rPr>
+        <w:t xml:space="preserve"> с поддержкой автоматического обновления. </w:t>
       </w:r>
       <w:r>
         <w:rPr>
@@ -7216,7 +8333,23 @@
           <w:rFonts w:ascii="Courier New" w:hAnsi="Courier New" w:cs="Courier New"/>
           <w:lang w:val="en-US"/>
         </w:rPr>
-        <w:t>private void SaveChanges()</w:t>
+        <w:t xml:space="preserve">private void </w:t>
+      </w:r>
+      <w:proofErr w:type="spellStart"/>
+      <w:r>
+        <w:rPr>
+          <w:rFonts w:ascii="Courier New" w:hAnsi="Courier New" w:cs="Courier New"/>
+          <w:lang w:val="en-US"/>
+        </w:rPr>
+        <w:t>SaveChanges</w:t>
+      </w:r>
+      <w:proofErr w:type="spellEnd"/>
+      <w:r>
+        <w:rPr>
+          <w:rFonts w:ascii="Courier New" w:hAnsi="Courier New" w:cs="Courier New"/>
+          <w:lang w:val="en-US"/>
+        </w:rPr>
+        <w:t>()</w:t>
       </w:r>
     </w:p>
     <w:p>
@@ -7306,7 +8439,39 @@
           <w:rFonts w:ascii="Courier New" w:hAnsi="Courier New" w:cs="Courier New"/>
           <w:lang w:val="en-US"/>
         </w:rPr>
-        <w:t xml:space="preserve">        using (var conn = new NpgsqlConnection(connString))</w:t>
+        <w:t xml:space="preserve">        using (var conn = new </w:t>
+      </w:r>
+      <w:proofErr w:type="spellStart"/>
+      <w:r>
+        <w:rPr>
+          <w:rFonts w:ascii="Courier New" w:hAnsi="Courier New" w:cs="Courier New"/>
+          <w:lang w:val="en-US"/>
+        </w:rPr>
+        <w:t>NpgsqlConnection</w:t>
+      </w:r>
+      <w:proofErr w:type="spellEnd"/>
+      <w:r>
+        <w:rPr>
+          <w:rFonts w:ascii="Courier New" w:hAnsi="Courier New" w:cs="Courier New"/>
+          <w:lang w:val="en-US"/>
+        </w:rPr>
+        <w:t>(</w:t>
+      </w:r>
+      <w:proofErr w:type="spellStart"/>
+      <w:r>
+        <w:rPr>
+          <w:rFonts w:ascii="Courier New" w:hAnsi="Courier New" w:cs="Courier New"/>
+          <w:lang w:val="en-US"/>
+        </w:rPr>
+        <w:t>connString</w:t>
+      </w:r>
+      <w:proofErr w:type="spellEnd"/>
+      <w:r>
+        <w:rPr>
+          <w:rFonts w:ascii="Courier New" w:hAnsi="Courier New" w:cs="Courier New"/>
+          <w:lang w:val="en-US"/>
+        </w:rPr>
+        <w:t>))</w:t>
       </w:r>
     </w:p>
     <w:p>
@@ -7342,7 +8507,23 @@
           <w:rFonts w:ascii="Courier New" w:hAnsi="Courier New" w:cs="Courier New"/>
           <w:lang w:val="en-US"/>
         </w:rPr>
-        <w:t xml:space="preserve">            conn.Open();</w:t>
+        <w:t xml:space="preserve">            </w:t>
+      </w:r>
+      <w:proofErr w:type="spellStart"/>
+      <w:r>
+        <w:rPr>
+          <w:rFonts w:ascii="Courier New" w:hAnsi="Courier New" w:cs="Courier New"/>
+          <w:lang w:val="en-US"/>
+        </w:rPr>
+        <w:t>conn.Open</w:t>
+      </w:r>
+      <w:proofErr w:type="spellEnd"/>
+      <w:r>
+        <w:rPr>
+          <w:rFonts w:ascii="Courier New" w:hAnsi="Courier New" w:cs="Courier New"/>
+          <w:lang w:val="en-US"/>
+        </w:rPr>
+        <w:t>();</w:t>
       </w:r>
     </w:p>
     <w:p>
@@ -7396,7 +8577,39 @@
           <w:rFonts w:ascii="Courier New" w:hAnsi="Courier New" w:cs="Courier New"/>
           <w:lang w:val="en-US"/>
         </w:rPr>
-        <w:t xml:space="preserve">                NpgsqlCommandBuilder builder = new NpgsqlCommandBuilder(adapter);</w:t>
+        <w:t xml:space="preserve">                </w:t>
+      </w:r>
+      <w:proofErr w:type="spellStart"/>
+      <w:r>
+        <w:rPr>
+          <w:rFonts w:ascii="Courier New" w:hAnsi="Courier New" w:cs="Courier New"/>
+          <w:lang w:val="en-US"/>
+        </w:rPr>
+        <w:t>NpgsqlCommandBuilder</w:t>
+      </w:r>
+      <w:proofErr w:type="spellEnd"/>
+      <w:r>
+        <w:rPr>
+          <w:rFonts w:ascii="Courier New" w:hAnsi="Courier New" w:cs="Courier New"/>
+          <w:lang w:val="en-US"/>
+        </w:rPr>
+        <w:t xml:space="preserve"> builder = new </w:t>
+      </w:r>
+      <w:proofErr w:type="spellStart"/>
+      <w:r>
+        <w:rPr>
+          <w:rFonts w:ascii="Courier New" w:hAnsi="Courier New" w:cs="Courier New"/>
+          <w:lang w:val="en-US"/>
+        </w:rPr>
+        <w:t>NpgsqlCommandBuilder</w:t>
+      </w:r>
+      <w:proofErr w:type="spellEnd"/>
+      <w:r>
+        <w:rPr>
+          <w:rFonts w:ascii="Courier New" w:hAnsi="Courier New" w:cs="Courier New"/>
+          <w:lang w:val="en-US"/>
+        </w:rPr>
+        <w:t>(adapter);</w:t>
       </w:r>
     </w:p>
     <w:p>
@@ -7414,7 +8627,55 @@
           <w:rFonts w:ascii="Courier New" w:hAnsi="Courier New" w:cs="Courier New"/>
           <w:lang w:val="en-US"/>
         </w:rPr>
-        <w:t xml:space="preserve">                adapter.Update(dt); // Синхронизация DataTable с БД</w:t>
+        <w:t xml:space="preserve">                </w:t>
+      </w:r>
+      <w:proofErr w:type="spellStart"/>
+      <w:r>
+        <w:rPr>
+          <w:rFonts w:ascii="Courier New" w:hAnsi="Courier New" w:cs="Courier New"/>
+          <w:lang w:val="en-US"/>
+        </w:rPr>
+        <w:t>adapter.Update</w:t>
+      </w:r>
+      <w:proofErr w:type="spellEnd"/>
+      <w:r>
+        <w:rPr>
+          <w:rFonts w:ascii="Courier New" w:hAnsi="Courier New" w:cs="Courier New"/>
+          <w:lang w:val="en-US"/>
+        </w:rPr>
+        <w:t xml:space="preserve">(dt); // </w:t>
+      </w:r>
+      <w:proofErr w:type="spellStart"/>
+      <w:r>
+        <w:rPr>
+          <w:rFonts w:ascii="Courier New" w:hAnsi="Courier New" w:cs="Courier New"/>
+          <w:lang w:val="en-US"/>
+        </w:rPr>
+        <w:t>Синхронизация</w:t>
+      </w:r>
+      <w:proofErr w:type="spellEnd"/>
+      <w:r>
+        <w:rPr>
+          <w:rFonts w:ascii="Courier New" w:hAnsi="Courier New" w:cs="Courier New"/>
+          <w:lang w:val="en-US"/>
+        </w:rPr>
+        <w:t xml:space="preserve"> </w:t>
+      </w:r>
+      <w:proofErr w:type="spellStart"/>
+      <w:r>
+        <w:rPr>
+          <w:rFonts w:ascii="Courier New" w:hAnsi="Courier New" w:cs="Courier New"/>
+          <w:lang w:val="en-US"/>
+        </w:rPr>
+        <w:t>DataTable</w:t>
+      </w:r>
+      <w:proofErr w:type="spellEnd"/>
+      <w:r>
+        <w:rPr>
+          <w:rFonts w:ascii="Courier New" w:hAnsi="Courier New" w:cs="Courier New"/>
+          <w:lang w:val="en-US"/>
+        </w:rPr>
+        <w:t xml:space="preserve"> с БД</w:t>
       </w:r>
     </w:p>
     <w:p>
@@ -7432,7 +8693,23 @@
           <w:rFonts w:ascii="Courier New" w:hAnsi="Courier New" w:cs="Courier New"/>
           <w:lang w:val="en-US"/>
         </w:rPr>
-        <w:t xml:space="preserve">                RefreshCurrentTab();</w:t>
+        <w:t xml:space="preserve">                </w:t>
+      </w:r>
+      <w:proofErr w:type="spellStart"/>
+      <w:r>
+        <w:rPr>
+          <w:rFonts w:ascii="Courier New" w:hAnsi="Courier New" w:cs="Courier New"/>
+          <w:lang w:val="en-US"/>
+        </w:rPr>
+        <w:t>RefreshCurrentTab</w:t>
+      </w:r>
+      <w:proofErr w:type="spellEnd"/>
+      <w:r>
+        <w:rPr>
+          <w:rFonts w:ascii="Courier New" w:hAnsi="Courier New" w:cs="Courier New"/>
+          <w:lang w:val="en-US"/>
+        </w:rPr>
+        <w:t>();</w:t>
       </w:r>
     </w:p>
     <w:p>
@@ -7450,7 +8727,87 @@
           <w:rFonts w:ascii="Courier New" w:hAnsi="Courier New" w:cs="Courier New"/>
           <w:lang w:val="en-US"/>
         </w:rPr>
-        <w:t xml:space="preserve">                MessageBox.Show("Данные успешно сохранены!", "Успех");</w:t>
+        <w:t xml:space="preserve">                </w:t>
+      </w:r>
+      <w:proofErr w:type="spellStart"/>
+      <w:r>
+        <w:rPr>
+          <w:rFonts w:ascii="Courier New" w:hAnsi="Courier New" w:cs="Courier New"/>
+          <w:lang w:val="en-US"/>
+        </w:rPr>
+        <w:t>MessageBox.Show</w:t>
+      </w:r>
+      <w:proofErr w:type="spellEnd"/>
+      <w:r>
+        <w:rPr>
+          <w:rFonts w:ascii="Courier New" w:hAnsi="Courier New" w:cs="Courier New"/>
+          <w:lang w:val="en-US"/>
+        </w:rPr>
+        <w:t>("</w:t>
+      </w:r>
+      <w:proofErr w:type="spellStart"/>
+      <w:r>
+        <w:rPr>
+          <w:rFonts w:ascii="Courier New" w:hAnsi="Courier New" w:cs="Courier New"/>
+          <w:lang w:val="en-US"/>
+        </w:rPr>
+        <w:t>Данные</w:t>
+      </w:r>
+      <w:proofErr w:type="spellEnd"/>
+      <w:r>
+        <w:rPr>
+          <w:rFonts w:ascii="Courier New" w:hAnsi="Courier New" w:cs="Courier New"/>
+          <w:lang w:val="en-US"/>
+        </w:rPr>
+        <w:t xml:space="preserve"> </w:t>
+      </w:r>
+      <w:proofErr w:type="spellStart"/>
+      <w:r>
+        <w:rPr>
+          <w:rFonts w:ascii="Courier New" w:hAnsi="Courier New" w:cs="Courier New"/>
+          <w:lang w:val="en-US"/>
+        </w:rPr>
+        <w:t>успешно</w:t>
+      </w:r>
+      <w:proofErr w:type="spellEnd"/>
+      <w:r>
+        <w:rPr>
+          <w:rFonts w:ascii="Courier New" w:hAnsi="Courier New" w:cs="Courier New"/>
+          <w:lang w:val="en-US"/>
+        </w:rPr>
+        <w:t xml:space="preserve"> </w:t>
+      </w:r>
+      <w:proofErr w:type="spellStart"/>
+      <w:r>
+        <w:rPr>
+          <w:rFonts w:ascii="Courier New" w:hAnsi="Courier New" w:cs="Courier New"/>
+          <w:lang w:val="en-US"/>
+        </w:rPr>
+        <w:t>сохранены</w:t>
+      </w:r>
+      <w:proofErr w:type="spellEnd"/>
+      <w:r>
+        <w:rPr>
+          <w:rFonts w:ascii="Courier New" w:hAnsi="Courier New" w:cs="Courier New"/>
+          <w:lang w:val="en-US"/>
+        </w:rPr>
+        <w:t>!", "</w:t>
+      </w:r>
+      <w:proofErr w:type="spellStart"/>
+      <w:r>
+        <w:rPr>
+          <w:rFonts w:ascii="Courier New" w:hAnsi="Courier New" w:cs="Courier New"/>
+          <w:lang w:val="en-US"/>
+        </w:rPr>
+        <w:t>Успех</w:t>
+      </w:r>
+      <w:proofErr w:type="spellEnd"/>
+      <w:r>
+        <w:rPr>
+          <w:rFonts w:ascii="Courier New" w:hAnsi="Courier New" w:cs="Courier New"/>
+          <w:lang w:val="en-US"/>
+        </w:rPr>
+        <w:t>");</w:t>
       </w:r>
     </w:p>
     <w:p>
@@ -7558,7 +8915,71 @@
           <w:rFonts w:ascii="Courier New" w:hAnsi="Courier New" w:cs="Courier New"/>
           <w:lang w:val="en-US"/>
         </w:rPr>
-        <w:t xml:space="preserve">        MessageBox.Show("Ошибка сохранения: " + ex.Message);</w:t>
+        <w:t xml:space="preserve">        </w:t>
+      </w:r>
+      <w:proofErr w:type="spellStart"/>
+      <w:r>
+        <w:rPr>
+          <w:rFonts w:ascii="Courier New" w:hAnsi="Courier New" w:cs="Courier New"/>
+          <w:lang w:val="en-US"/>
+        </w:rPr>
+        <w:t>MessageBox.Show</w:t>
+      </w:r>
+      <w:proofErr w:type="spellEnd"/>
+      <w:r>
+        <w:rPr>
+          <w:rFonts w:ascii="Courier New" w:hAnsi="Courier New" w:cs="Courier New"/>
+          <w:lang w:val="en-US"/>
+        </w:rPr>
+        <w:t>("</w:t>
+      </w:r>
+      <w:proofErr w:type="spellStart"/>
+      <w:r>
+        <w:rPr>
+          <w:rFonts w:ascii="Courier New" w:hAnsi="Courier New" w:cs="Courier New"/>
+          <w:lang w:val="en-US"/>
+        </w:rPr>
+        <w:t>Ошибка</w:t>
+      </w:r>
+      <w:proofErr w:type="spellEnd"/>
+      <w:r>
+        <w:rPr>
+          <w:rFonts w:ascii="Courier New" w:hAnsi="Courier New" w:cs="Courier New"/>
+          <w:lang w:val="en-US"/>
+        </w:rPr>
+        <w:t xml:space="preserve"> </w:t>
+      </w:r>
+      <w:proofErr w:type="spellStart"/>
+      <w:r>
+        <w:rPr>
+          <w:rFonts w:ascii="Courier New" w:hAnsi="Courier New" w:cs="Courier New"/>
+          <w:lang w:val="en-US"/>
+        </w:rPr>
+        <w:t>сохранения</w:t>
+      </w:r>
+      <w:proofErr w:type="spellEnd"/>
+      <w:r>
+        <w:rPr>
+          <w:rFonts w:ascii="Courier New" w:hAnsi="Courier New" w:cs="Courier New"/>
+          <w:lang w:val="en-US"/>
+        </w:rPr>
+        <w:t xml:space="preserve">: " + </w:t>
+      </w:r>
+      <w:proofErr w:type="spellStart"/>
+      <w:r>
+        <w:rPr>
+          <w:rFonts w:ascii="Courier New" w:hAnsi="Courier New" w:cs="Courier New"/>
+          <w:lang w:val="en-US"/>
+        </w:rPr>
+        <w:t>ex.Message</w:t>
+      </w:r>
+      <w:proofErr w:type="spellEnd"/>
+      <w:r>
+        <w:rPr>
+          <w:rFonts w:ascii="Courier New" w:hAnsi="Courier New" w:cs="Courier New"/>
+          <w:lang w:val="en-US"/>
+        </w:rPr>
+        <w:t>);</w:t>
       </w:r>
     </w:p>
     <w:p>
@@ -7618,7 +9039,6 @@
         <w:rPr>
           <w:sz w:val="28"/>
           <w:szCs w:val="28"/>
-          <w:lang w:val="en-US"/>
         </w:rPr>
       </w:pPr>
       <w:r>
@@ -7627,7 +9047,55 @@
           <w:szCs w:val="28"/>
         </w:rPr>
         <w:lastRenderedPageBreak/>
-        <w:t>Наиболее сложным узлом является форма оформления нового проката (RentForm). При сохранении заказа используется механизм транзакций для обеспечения целостности: одновременно создается запись в таблице rentals и изменяется статус оборудования в таблице inventory.</w:t>
+        <w:t>Наиболее сложным узлом является форма оформления нового проката (</w:t>
+      </w:r>
+      <w:proofErr w:type="spellStart"/>
+      <w:r>
+        <w:rPr>
+          <w:sz w:val="28"/>
+          <w:szCs w:val="28"/>
+        </w:rPr>
+        <w:t>RentForm</w:t>
+      </w:r>
+      <w:proofErr w:type="spellEnd"/>
+      <w:r>
+        <w:rPr>
+          <w:sz w:val="28"/>
+          <w:szCs w:val="28"/>
+        </w:rPr>
+        <w:t xml:space="preserve">). При сохранении заказа используется механизм транзакций для обеспечения целостности: одновременно создается запись в таблице </w:t>
+      </w:r>
+      <w:proofErr w:type="spellStart"/>
+      <w:r>
+        <w:rPr>
+          <w:sz w:val="28"/>
+          <w:szCs w:val="28"/>
+        </w:rPr>
+        <w:t>rentals</w:t>
+      </w:r>
+      <w:proofErr w:type="spellEnd"/>
+      <w:r>
+        <w:rPr>
+          <w:sz w:val="28"/>
+          <w:szCs w:val="28"/>
+        </w:rPr>
+        <w:t xml:space="preserve"> и изменяется статус оборудования в таблице </w:t>
+      </w:r>
+      <w:proofErr w:type="spellStart"/>
+      <w:r>
+        <w:rPr>
+          <w:sz w:val="28"/>
+          <w:szCs w:val="28"/>
+        </w:rPr>
+        <w:t>inventory</w:t>
+      </w:r>
+      <w:proofErr w:type="spellEnd"/>
+      <w:r>
+        <w:rPr>
+          <w:sz w:val="28"/>
+          <w:szCs w:val="28"/>
+        </w:rPr>
+        <w:t>.</w:t>
       </w:r>
       <w:r>
         <w:rPr>
@@ -7640,7 +9108,6 @@
         <w:rPr>
           <w:sz w:val="28"/>
           <w:szCs w:val="28"/>
-          <w:lang w:val="en-US"/>
         </w:rPr>
         <w:t>8.</w:t>
       </w:r>
@@ -7684,7 +9151,6 @@
         <w:rPr>
           <w:sz w:val="28"/>
           <w:szCs w:val="28"/>
-          <w:lang w:val="en-US"/>
         </w:rPr>
         <w:t>8</w:t>
       </w:r>
@@ -7752,6 +9218,7 @@
         </w:rPr>
         <w:t xml:space="preserve"> </w:t>
       </w:r>
+      <w:proofErr w:type="spellStart"/>
       <w:r>
         <w:rPr>
           <w:rFonts w:ascii="Courier New" w:hAnsi="Courier New" w:cs="Courier New"/>
@@ -7759,6 +9226,7 @@
         </w:rPr>
         <w:t>BtnSave</w:t>
       </w:r>
+      <w:proofErr w:type="spellEnd"/>
       <w:r>
         <w:rPr>
           <w:rFonts w:ascii="Courier New" w:hAnsi="Courier New" w:cs="Courier New"/>
@@ -7804,6 +9272,7 @@
         </w:rPr>
         <w:t xml:space="preserve">, </w:t>
       </w:r>
+      <w:proofErr w:type="spellStart"/>
       <w:r>
         <w:rPr>
           <w:rFonts w:ascii="Courier New" w:hAnsi="Courier New" w:cs="Courier New"/>
@@ -7811,6 +9280,7 @@
         </w:rPr>
         <w:t>EventArgs</w:t>
       </w:r>
+      <w:proofErr w:type="spellEnd"/>
       <w:r>
         <w:rPr>
           <w:rFonts w:ascii="Courier New" w:hAnsi="Courier New" w:cs="Courier New"/>
@@ -7864,7 +9334,39 @@
           <w:rFonts w:ascii="Courier New" w:hAnsi="Courier New" w:cs="Courier New"/>
           <w:lang w:val="en-US"/>
         </w:rPr>
-        <w:t xml:space="preserve">    using (var conn = new NpgsqlConnection(_connString))</w:t>
+        <w:t xml:space="preserve">    using (var conn = new </w:t>
+      </w:r>
+      <w:proofErr w:type="spellStart"/>
+      <w:r>
+        <w:rPr>
+          <w:rFonts w:ascii="Courier New" w:hAnsi="Courier New" w:cs="Courier New"/>
+          <w:lang w:val="en-US"/>
+        </w:rPr>
+        <w:t>NpgsqlConnection</w:t>
+      </w:r>
+      <w:proofErr w:type="spellEnd"/>
+      <w:r>
+        <w:rPr>
+          <w:rFonts w:ascii="Courier New" w:hAnsi="Courier New" w:cs="Courier New"/>
+          <w:lang w:val="en-US"/>
+        </w:rPr>
+        <w:t>(_</w:t>
+      </w:r>
+      <w:proofErr w:type="spellStart"/>
+      <w:r>
+        <w:rPr>
+          <w:rFonts w:ascii="Courier New" w:hAnsi="Courier New" w:cs="Courier New"/>
+          <w:lang w:val="en-US"/>
+        </w:rPr>
+        <w:t>connString</w:t>
+      </w:r>
+      <w:proofErr w:type="spellEnd"/>
+      <w:r>
+        <w:rPr>
+          <w:rFonts w:ascii="Courier New" w:hAnsi="Courier New" w:cs="Courier New"/>
+          <w:lang w:val="en-US"/>
+        </w:rPr>
+        <w:t>))</w:t>
       </w:r>
     </w:p>
     <w:p>
@@ -7900,7 +9402,23 @@
           <w:rFonts w:ascii="Courier New" w:hAnsi="Courier New" w:cs="Courier New"/>
           <w:lang w:val="en-US"/>
         </w:rPr>
-        <w:t xml:space="preserve">        conn.Open();</w:t>
+        <w:t xml:space="preserve">        </w:t>
+      </w:r>
+      <w:proofErr w:type="spellStart"/>
+      <w:r>
+        <w:rPr>
+          <w:rFonts w:ascii="Courier New" w:hAnsi="Courier New" w:cs="Courier New"/>
+          <w:lang w:val="en-US"/>
+        </w:rPr>
+        <w:t>conn.Open</w:t>
+      </w:r>
+      <w:proofErr w:type="spellEnd"/>
+      <w:r>
+        <w:rPr>
+          <w:rFonts w:ascii="Courier New" w:hAnsi="Courier New" w:cs="Courier New"/>
+          <w:lang w:val="en-US"/>
+        </w:rPr>
+        <w:t>();</w:t>
       </w:r>
     </w:p>
     <w:p>
@@ -7918,8 +9436,49 @@
           <w:rFonts w:ascii="Courier New" w:hAnsi="Courier New" w:cs="Courier New"/>
           <w:lang w:val="en-US"/>
         </w:rPr>
-        <w:t xml:space="preserve">        var trans = conn.BeginTransaction(); // Начало транзакции</w:t>
-      </w:r>
+        <w:t xml:space="preserve">        var trans = </w:t>
+      </w:r>
+      <w:proofErr w:type="spellStart"/>
+      <w:r>
+        <w:rPr>
+          <w:rFonts w:ascii="Courier New" w:hAnsi="Courier New" w:cs="Courier New"/>
+          <w:lang w:val="en-US"/>
+        </w:rPr>
+        <w:t>conn.BeginTransaction</w:t>
+      </w:r>
+      <w:proofErr w:type="spellEnd"/>
+      <w:r>
+        <w:rPr>
+          <w:rFonts w:ascii="Courier New" w:hAnsi="Courier New" w:cs="Courier New"/>
+          <w:lang w:val="en-US"/>
+        </w:rPr>
+        <w:t xml:space="preserve">(); // </w:t>
+      </w:r>
+      <w:proofErr w:type="spellStart"/>
+      <w:r>
+        <w:rPr>
+          <w:rFonts w:ascii="Courier New" w:hAnsi="Courier New" w:cs="Courier New"/>
+          <w:lang w:val="en-US"/>
+        </w:rPr>
+        <w:t>Начало</w:t>
+      </w:r>
+      <w:proofErr w:type="spellEnd"/>
+      <w:r>
+        <w:rPr>
+          <w:rFonts w:ascii="Courier New" w:hAnsi="Courier New" w:cs="Courier New"/>
+          <w:lang w:val="en-US"/>
+        </w:rPr>
+        <w:t xml:space="preserve"> </w:t>
+      </w:r>
+      <w:proofErr w:type="spellStart"/>
+      <w:r>
+        <w:rPr>
+          <w:rFonts w:ascii="Courier New" w:hAnsi="Courier New" w:cs="Courier New"/>
+          <w:lang w:val="en-US"/>
+        </w:rPr>
+        <w:t>транзакции</w:t>
+      </w:r>
+      <w:proofErr w:type="spellEnd"/>
     </w:p>
     <w:p>
       <w:pPr>
@@ -7972,8 +9531,49 @@
           <w:rFonts w:ascii="Courier New" w:hAnsi="Courier New" w:cs="Courier New"/>
           <w:lang w:val="en-US"/>
         </w:rPr>
-        <w:t xml:space="preserve">            // Создание записи о прокате</w:t>
-      </w:r>
+        <w:t xml:space="preserve">            // </w:t>
+      </w:r>
+      <w:proofErr w:type="spellStart"/>
+      <w:r>
+        <w:rPr>
+          <w:rFonts w:ascii="Courier New" w:hAnsi="Courier New" w:cs="Courier New"/>
+          <w:lang w:val="en-US"/>
+        </w:rPr>
+        <w:t>Создание</w:t>
+      </w:r>
+      <w:proofErr w:type="spellEnd"/>
+      <w:r>
+        <w:rPr>
+          <w:rFonts w:ascii="Courier New" w:hAnsi="Courier New" w:cs="Courier New"/>
+          <w:lang w:val="en-US"/>
+        </w:rPr>
+        <w:t xml:space="preserve"> </w:t>
+      </w:r>
+      <w:proofErr w:type="spellStart"/>
+      <w:r>
+        <w:rPr>
+          <w:rFonts w:ascii="Courier New" w:hAnsi="Courier New" w:cs="Courier New"/>
+          <w:lang w:val="en-US"/>
+        </w:rPr>
+        <w:t>записи</w:t>
+      </w:r>
+      <w:proofErr w:type="spellEnd"/>
+      <w:r>
+        <w:rPr>
+          <w:rFonts w:ascii="Courier New" w:hAnsi="Courier New" w:cs="Courier New"/>
+          <w:lang w:val="en-US"/>
+        </w:rPr>
+        <w:t xml:space="preserve"> о </w:t>
+      </w:r>
+      <w:proofErr w:type="spellStart"/>
+      <w:r>
+        <w:rPr>
+          <w:rFonts w:ascii="Courier New" w:hAnsi="Courier New" w:cs="Courier New"/>
+          <w:lang w:val="en-US"/>
+        </w:rPr>
+        <w:t>прокате</w:t>
+      </w:r>
+      <w:proofErr w:type="spellEnd"/>
     </w:p>
     <w:p>
       <w:pPr>
@@ -7990,7 +9590,119 @@
           <w:rFonts w:ascii="Courier New" w:hAnsi="Courier New" w:cs="Courier New"/>
           <w:lang w:val="en-US"/>
         </w:rPr>
-        <w:t xml:space="preserve">            var cmd = new NpgsqlCommand(@"INSERT INTO rentals (client_id, item_id, start_time, end_time_planned, total_price) </w:t>
+        <w:t xml:space="preserve">            var </w:t>
+      </w:r>
+      <w:proofErr w:type="spellStart"/>
+      <w:r>
+        <w:rPr>
+          <w:rFonts w:ascii="Courier New" w:hAnsi="Courier New" w:cs="Courier New"/>
+          <w:lang w:val="en-US"/>
+        </w:rPr>
+        <w:t>cmd</w:t>
+      </w:r>
+      <w:proofErr w:type="spellEnd"/>
+      <w:r>
+        <w:rPr>
+          <w:rFonts w:ascii="Courier New" w:hAnsi="Courier New" w:cs="Courier New"/>
+          <w:lang w:val="en-US"/>
+        </w:rPr>
+        <w:t xml:space="preserve"> = new </w:t>
+      </w:r>
+      <w:proofErr w:type="spellStart"/>
+      <w:r>
+        <w:rPr>
+          <w:rFonts w:ascii="Courier New" w:hAnsi="Courier New" w:cs="Courier New"/>
+          <w:lang w:val="en-US"/>
+        </w:rPr>
+        <w:t>NpgsqlCommand</w:t>
+      </w:r>
+      <w:proofErr w:type="spellEnd"/>
+      <w:r>
+        <w:rPr>
+          <w:rFonts w:ascii="Courier New" w:hAnsi="Courier New" w:cs="Courier New"/>
+          <w:lang w:val="en-US"/>
+        </w:rPr>
+        <w:t>(@"INSERT INTO rentals (</w:t>
+      </w:r>
+      <w:proofErr w:type="spellStart"/>
+      <w:r>
+        <w:rPr>
+          <w:rFonts w:ascii="Courier New" w:hAnsi="Courier New" w:cs="Courier New"/>
+          <w:lang w:val="en-US"/>
+        </w:rPr>
+        <w:t>client_id</w:t>
+      </w:r>
+      <w:proofErr w:type="spellEnd"/>
+      <w:r>
+        <w:rPr>
+          <w:rFonts w:ascii="Courier New" w:hAnsi="Courier New" w:cs="Courier New"/>
+          <w:lang w:val="en-US"/>
+        </w:rPr>
+        <w:t xml:space="preserve">, </w:t>
+      </w:r>
+      <w:proofErr w:type="spellStart"/>
+      <w:r>
+        <w:rPr>
+          <w:rFonts w:ascii="Courier New" w:hAnsi="Courier New" w:cs="Courier New"/>
+          <w:lang w:val="en-US"/>
+        </w:rPr>
+        <w:t>item_id</w:t>
+      </w:r>
+      <w:proofErr w:type="spellEnd"/>
+      <w:r>
+        <w:rPr>
+          <w:rFonts w:ascii="Courier New" w:hAnsi="Courier New" w:cs="Courier New"/>
+          <w:lang w:val="en-US"/>
+        </w:rPr>
+        <w:t xml:space="preserve">, </w:t>
+      </w:r>
+      <w:proofErr w:type="spellStart"/>
+      <w:r>
+        <w:rPr>
+          <w:rFonts w:ascii="Courier New" w:hAnsi="Courier New" w:cs="Courier New"/>
+          <w:lang w:val="en-US"/>
+        </w:rPr>
+        <w:t>start_time</w:t>
+      </w:r>
+      <w:proofErr w:type="spellEnd"/>
+      <w:r>
+        <w:rPr>
+          <w:rFonts w:ascii="Courier New" w:hAnsi="Courier New" w:cs="Courier New"/>
+          <w:lang w:val="en-US"/>
+        </w:rPr>
+        <w:t xml:space="preserve">, </w:t>
+      </w:r>
+      <w:proofErr w:type="spellStart"/>
+      <w:r>
+        <w:rPr>
+          <w:rFonts w:ascii="Courier New" w:hAnsi="Courier New" w:cs="Courier New"/>
+          <w:lang w:val="en-US"/>
+        </w:rPr>
+        <w:t>end_time_planned</w:t>
+      </w:r>
+      <w:proofErr w:type="spellEnd"/>
+      <w:r>
+        <w:rPr>
+          <w:rFonts w:ascii="Courier New" w:hAnsi="Courier New" w:cs="Courier New"/>
+          <w:lang w:val="en-US"/>
+        </w:rPr>
+        <w:t xml:space="preserve">, </w:t>
+      </w:r>
+      <w:proofErr w:type="spellStart"/>
+      <w:r>
+        <w:rPr>
+          <w:rFonts w:ascii="Courier New" w:hAnsi="Courier New" w:cs="Courier New"/>
+          <w:lang w:val="en-US"/>
+        </w:rPr>
+        <w:t>total_price</w:t>
+      </w:r>
+      <w:proofErr w:type="spellEnd"/>
+      <w:r>
+        <w:rPr>
+          <w:rFonts w:ascii="Courier New" w:hAnsi="Courier New" w:cs="Courier New"/>
+          <w:lang w:val="en-US"/>
+        </w:rPr>
+        <w:t xml:space="preserve">) </w:t>
       </w:r>
     </w:p>
     <w:p>
@@ -8026,7 +9738,39 @@
           <w:rFonts w:ascii="Courier New" w:hAnsi="Courier New" w:cs="Courier New"/>
           <w:lang w:val="en-US"/>
         </w:rPr>
-        <w:t xml:space="preserve">            cmd.Parameters.AddWithValue("c", client.Id);</w:t>
+        <w:t xml:space="preserve">            </w:t>
+      </w:r>
+      <w:proofErr w:type="spellStart"/>
+      <w:r>
+        <w:rPr>
+          <w:rFonts w:ascii="Courier New" w:hAnsi="Courier New" w:cs="Courier New"/>
+          <w:lang w:val="en-US"/>
+        </w:rPr>
+        <w:t>cmd.Parameters.AddWithValue</w:t>
+      </w:r>
+      <w:proofErr w:type="spellEnd"/>
+      <w:r>
+        <w:rPr>
+          <w:rFonts w:ascii="Courier New" w:hAnsi="Courier New" w:cs="Courier New"/>
+          <w:lang w:val="en-US"/>
+        </w:rPr>
+        <w:t xml:space="preserve">("c", </w:t>
+      </w:r>
+      <w:proofErr w:type="spellStart"/>
+      <w:r>
+        <w:rPr>
+          <w:rFonts w:ascii="Courier New" w:hAnsi="Courier New" w:cs="Courier New"/>
+          <w:lang w:val="en-US"/>
+        </w:rPr>
+        <w:t>client.Id</w:t>
+      </w:r>
+      <w:proofErr w:type="spellEnd"/>
+      <w:r>
+        <w:rPr>
+          <w:rFonts w:ascii="Courier New" w:hAnsi="Courier New" w:cs="Courier New"/>
+          <w:lang w:val="en-US"/>
+        </w:rPr>
+        <w:t>);</w:t>
       </w:r>
     </w:p>
     <w:p>
@@ -8044,7 +9788,55 @@
           <w:rFonts w:ascii="Courier New" w:hAnsi="Courier New" w:cs="Courier New"/>
           <w:lang w:val="en-US"/>
         </w:rPr>
-        <w:t xml:space="preserve">            cmd.Parameters.AddWithValue("i", item.Id);</w:t>
+        <w:t xml:space="preserve">            </w:t>
+      </w:r>
+      <w:proofErr w:type="spellStart"/>
+      <w:r>
+        <w:rPr>
+          <w:rFonts w:ascii="Courier New" w:hAnsi="Courier New" w:cs="Courier New"/>
+          <w:lang w:val="en-US"/>
+        </w:rPr>
+        <w:t>cmd.Parameters.AddWithValue</w:t>
+      </w:r>
+      <w:proofErr w:type="spellEnd"/>
+      <w:r>
+        <w:rPr>
+          <w:rFonts w:ascii="Courier New" w:hAnsi="Courier New" w:cs="Courier New"/>
+          <w:lang w:val="en-US"/>
+        </w:rPr>
+        <w:t>("</w:t>
+      </w:r>
+      <w:proofErr w:type="spellStart"/>
+      <w:r>
+        <w:rPr>
+          <w:rFonts w:ascii="Courier New" w:hAnsi="Courier New" w:cs="Courier New"/>
+          <w:lang w:val="en-US"/>
+        </w:rPr>
+        <w:t>i</w:t>
+      </w:r>
+      <w:proofErr w:type="spellEnd"/>
+      <w:r>
+        <w:rPr>
+          <w:rFonts w:ascii="Courier New" w:hAnsi="Courier New" w:cs="Courier New"/>
+          <w:lang w:val="en-US"/>
+        </w:rPr>
+        <w:t xml:space="preserve">", </w:t>
+      </w:r>
+      <w:proofErr w:type="spellStart"/>
+      <w:r>
+        <w:rPr>
+          <w:rFonts w:ascii="Courier New" w:hAnsi="Courier New" w:cs="Courier New"/>
+          <w:lang w:val="en-US"/>
+        </w:rPr>
+        <w:t>item.Id</w:t>
+      </w:r>
+      <w:proofErr w:type="spellEnd"/>
+      <w:r>
+        <w:rPr>
+          <w:rFonts w:ascii="Courier New" w:hAnsi="Courier New" w:cs="Courier New"/>
+          <w:lang w:val="en-US"/>
+        </w:rPr>
+        <w:t>);</w:t>
       </w:r>
     </w:p>
     <w:p>
@@ -8062,7 +9854,39 @@
           <w:rFonts w:ascii="Courier New" w:hAnsi="Courier New" w:cs="Courier New"/>
           <w:lang w:val="en-US"/>
         </w:rPr>
-        <w:t xml:space="preserve">            cmd.Parameters.AddWithValue("h", (int)numHours.Value);</w:t>
+        <w:t xml:space="preserve">            </w:t>
+      </w:r>
+      <w:proofErr w:type="spellStart"/>
+      <w:r>
+        <w:rPr>
+          <w:rFonts w:ascii="Courier New" w:hAnsi="Courier New" w:cs="Courier New"/>
+          <w:lang w:val="en-US"/>
+        </w:rPr>
+        <w:t>cmd.Parameters.AddWithValue</w:t>
+      </w:r>
+      <w:proofErr w:type="spellEnd"/>
+      <w:r>
+        <w:rPr>
+          <w:rFonts w:ascii="Courier New" w:hAnsi="Courier New" w:cs="Courier New"/>
+          <w:lang w:val="en-US"/>
+        </w:rPr>
+        <w:t>("h", (int)</w:t>
+      </w:r>
+      <w:proofErr w:type="spellStart"/>
+      <w:r>
+        <w:rPr>
+          <w:rFonts w:ascii="Courier New" w:hAnsi="Courier New" w:cs="Courier New"/>
+          <w:lang w:val="en-US"/>
+        </w:rPr>
+        <w:t>numHours.Value</w:t>
+      </w:r>
+      <w:proofErr w:type="spellEnd"/>
+      <w:r>
+        <w:rPr>
+          <w:rFonts w:ascii="Courier New" w:hAnsi="Courier New" w:cs="Courier New"/>
+          <w:lang w:val="en-US"/>
+        </w:rPr>
+        <w:t>);</w:t>
       </w:r>
     </w:p>
     <w:p>
@@ -8080,7 +9904,23 @@
           <w:rFonts w:ascii="Courier New" w:hAnsi="Courier New" w:cs="Courier New"/>
           <w:lang w:val="en-US"/>
         </w:rPr>
-        <w:t xml:space="preserve">            cmd.Parameters.AddWithValue("p", total);</w:t>
+        <w:t xml:space="preserve">            </w:t>
+      </w:r>
+      <w:proofErr w:type="spellStart"/>
+      <w:r>
+        <w:rPr>
+          <w:rFonts w:ascii="Courier New" w:hAnsi="Courier New" w:cs="Courier New"/>
+          <w:lang w:val="en-US"/>
+        </w:rPr>
+        <w:t>cmd.Parameters.AddWithValue</w:t>
+      </w:r>
+      <w:proofErr w:type="spellEnd"/>
+      <w:r>
+        <w:rPr>
+          <w:rFonts w:ascii="Courier New" w:hAnsi="Courier New" w:cs="Courier New"/>
+          <w:lang w:val="en-US"/>
+        </w:rPr>
+        <w:t>("p", total);</w:t>
       </w:r>
     </w:p>
     <w:p>
@@ -8098,7 +9938,23 @@
           <w:rFonts w:ascii="Courier New" w:hAnsi="Courier New" w:cs="Courier New"/>
           <w:lang w:val="en-US"/>
         </w:rPr>
-        <w:t xml:space="preserve">            cmd.ExecuteNonQuery();</w:t>
+        <w:t xml:space="preserve">            </w:t>
+      </w:r>
+      <w:proofErr w:type="spellStart"/>
+      <w:r>
+        <w:rPr>
+          <w:rFonts w:ascii="Courier New" w:hAnsi="Courier New" w:cs="Courier New"/>
+          <w:lang w:val="en-US"/>
+        </w:rPr>
+        <w:t>cmd.ExecuteNonQuery</w:t>
+      </w:r>
+      <w:proofErr w:type="spellEnd"/>
+      <w:r>
+        <w:rPr>
+          <w:rFonts w:ascii="Courier New" w:hAnsi="Courier New" w:cs="Courier New"/>
+          <w:lang w:val="en-US"/>
+        </w:rPr>
+        <w:t>();</w:t>
       </w:r>
     </w:p>
     <w:p>
@@ -8127,8 +9983,49 @@
           <w:rFonts w:ascii="Courier New" w:hAnsi="Courier New" w:cs="Courier New"/>
           <w:lang w:val="en-US"/>
         </w:rPr>
-        <w:t xml:space="preserve">            // Обновление статуса товара</w:t>
-      </w:r>
+        <w:t xml:space="preserve">            // </w:t>
+      </w:r>
+      <w:proofErr w:type="spellStart"/>
+      <w:r>
+        <w:rPr>
+          <w:rFonts w:ascii="Courier New" w:hAnsi="Courier New" w:cs="Courier New"/>
+          <w:lang w:val="en-US"/>
+        </w:rPr>
+        <w:t>Обновление</w:t>
+      </w:r>
+      <w:proofErr w:type="spellEnd"/>
+      <w:r>
+        <w:rPr>
+          <w:rFonts w:ascii="Courier New" w:hAnsi="Courier New" w:cs="Courier New"/>
+          <w:lang w:val="en-US"/>
+        </w:rPr>
+        <w:t xml:space="preserve"> </w:t>
+      </w:r>
+      <w:proofErr w:type="spellStart"/>
+      <w:r>
+        <w:rPr>
+          <w:rFonts w:ascii="Courier New" w:hAnsi="Courier New" w:cs="Courier New"/>
+          <w:lang w:val="en-US"/>
+        </w:rPr>
+        <w:t>статуса</w:t>
+      </w:r>
+      <w:proofErr w:type="spellEnd"/>
+      <w:r>
+        <w:rPr>
+          <w:rFonts w:ascii="Courier New" w:hAnsi="Courier New" w:cs="Courier New"/>
+          <w:lang w:val="en-US"/>
+        </w:rPr>
+        <w:t xml:space="preserve"> </w:t>
+      </w:r>
+      <w:proofErr w:type="spellStart"/>
+      <w:r>
+        <w:rPr>
+          <w:rFonts w:ascii="Courier New" w:hAnsi="Courier New" w:cs="Courier New"/>
+          <w:lang w:val="en-US"/>
+        </w:rPr>
+        <w:t>товара</w:t>
+      </w:r>
+      <w:proofErr w:type="spellEnd"/>
     </w:p>
     <w:p>
       <w:pPr>
@@ -8145,7 +10042,55 @@
           <w:rFonts w:ascii="Courier New" w:hAnsi="Courier New" w:cs="Courier New"/>
           <w:lang w:val="en-US"/>
         </w:rPr>
-        <w:t xml:space="preserve">            var cmdUpdate = new NpgsqlCommand("UPDATE inventory SET status = 'rented' WHERE item_id = @i", conn);</w:t>
+        <w:t xml:space="preserve">            var </w:t>
+      </w:r>
+      <w:proofErr w:type="spellStart"/>
+      <w:r>
+        <w:rPr>
+          <w:rFonts w:ascii="Courier New" w:hAnsi="Courier New" w:cs="Courier New"/>
+          <w:lang w:val="en-US"/>
+        </w:rPr>
+        <w:t>cmdUpdate</w:t>
+      </w:r>
+      <w:proofErr w:type="spellEnd"/>
+      <w:r>
+        <w:rPr>
+          <w:rFonts w:ascii="Courier New" w:hAnsi="Courier New" w:cs="Courier New"/>
+          <w:lang w:val="en-US"/>
+        </w:rPr>
+        <w:t xml:space="preserve"> = new </w:t>
+      </w:r>
+      <w:proofErr w:type="spellStart"/>
+      <w:r>
+        <w:rPr>
+          <w:rFonts w:ascii="Courier New" w:hAnsi="Courier New" w:cs="Courier New"/>
+          <w:lang w:val="en-US"/>
+        </w:rPr>
+        <w:t>NpgsqlCommand</w:t>
+      </w:r>
+      <w:proofErr w:type="spellEnd"/>
+      <w:r>
+        <w:rPr>
+          <w:rFonts w:ascii="Courier New" w:hAnsi="Courier New" w:cs="Courier New"/>
+          <w:lang w:val="en-US"/>
+        </w:rPr>
+        <w:t xml:space="preserve">("UPDATE inventory SET status = 'rented' WHERE </w:t>
+      </w:r>
+      <w:proofErr w:type="spellStart"/>
+      <w:r>
+        <w:rPr>
+          <w:rFonts w:ascii="Courier New" w:hAnsi="Courier New" w:cs="Courier New"/>
+          <w:lang w:val="en-US"/>
+        </w:rPr>
+        <w:t>item_id</w:t>
+      </w:r>
+      <w:proofErr w:type="spellEnd"/>
+      <w:r>
+        <w:rPr>
+          <w:rFonts w:ascii="Courier New" w:hAnsi="Courier New" w:cs="Courier New"/>
+          <w:lang w:val="en-US"/>
+        </w:rPr>
+        <w:t xml:space="preserve"> = @i", conn);</w:t>
       </w:r>
     </w:p>
     <w:p>
@@ -8163,7 +10108,55 @@
           <w:rFonts w:ascii="Courier New" w:hAnsi="Courier New" w:cs="Courier New"/>
           <w:lang w:val="en-US"/>
         </w:rPr>
-        <w:t xml:space="preserve">            cmdUpdate.Parameters.AddWithValue("i", item.Id);</w:t>
+        <w:t xml:space="preserve">            </w:t>
+      </w:r>
+      <w:proofErr w:type="spellStart"/>
+      <w:r>
+        <w:rPr>
+          <w:rFonts w:ascii="Courier New" w:hAnsi="Courier New" w:cs="Courier New"/>
+          <w:lang w:val="en-US"/>
+        </w:rPr>
+        <w:t>cmdUpdate.Parameters.AddWithValue</w:t>
+      </w:r>
+      <w:proofErr w:type="spellEnd"/>
+      <w:r>
+        <w:rPr>
+          <w:rFonts w:ascii="Courier New" w:hAnsi="Courier New" w:cs="Courier New"/>
+          <w:lang w:val="en-US"/>
+        </w:rPr>
+        <w:t>("</w:t>
+      </w:r>
+      <w:proofErr w:type="spellStart"/>
+      <w:r>
+        <w:rPr>
+          <w:rFonts w:ascii="Courier New" w:hAnsi="Courier New" w:cs="Courier New"/>
+          <w:lang w:val="en-US"/>
+        </w:rPr>
+        <w:t>i</w:t>
+      </w:r>
+      <w:proofErr w:type="spellEnd"/>
+      <w:r>
+        <w:rPr>
+          <w:rFonts w:ascii="Courier New" w:hAnsi="Courier New" w:cs="Courier New"/>
+          <w:lang w:val="en-US"/>
+        </w:rPr>
+        <w:t xml:space="preserve">", </w:t>
+      </w:r>
+      <w:proofErr w:type="spellStart"/>
+      <w:r>
+        <w:rPr>
+          <w:rFonts w:ascii="Courier New" w:hAnsi="Courier New" w:cs="Courier New"/>
+          <w:lang w:val="en-US"/>
+        </w:rPr>
+        <w:t>item.Id</w:t>
+      </w:r>
+      <w:proofErr w:type="spellEnd"/>
+      <w:r>
+        <w:rPr>
+          <w:rFonts w:ascii="Courier New" w:hAnsi="Courier New" w:cs="Courier New"/>
+          <w:lang w:val="en-US"/>
+        </w:rPr>
+        <w:t>);</w:t>
       </w:r>
     </w:p>
     <w:p>
@@ -8181,7 +10174,23 @@
           <w:rFonts w:ascii="Courier New" w:hAnsi="Courier New" w:cs="Courier New"/>
           <w:lang w:val="en-US"/>
         </w:rPr>
-        <w:t xml:space="preserve">            cmdUpdate.ExecuteNonQuery();</w:t>
+        <w:t xml:space="preserve">            </w:t>
+      </w:r>
+      <w:proofErr w:type="spellStart"/>
+      <w:r>
+        <w:rPr>
+          <w:rFonts w:ascii="Courier New" w:hAnsi="Courier New" w:cs="Courier New"/>
+          <w:lang w:val="en-US"/>
+        </w:rPr>
+        <w:t>cmdUpdate.ExecuteNonQuery</w:t>
+      </w:r>
+      <w:proofErr w:type="spellEnd"/>
+      <w:r>
+        <w:rPr>
+          <w:rFonts w:ascii="Courier New" w:hAnsi="Courier New" w:cs="Courier New"/>
+          <w:lang w:val="en-US"/>
+        </w:rPr>
+        <w:t>();</w:t>
       </w:r>
     </w:p>
     <w:p>
@@ -8211,7 +10220,23 @@
           <w:lang w:val="en-US"/>
         </w:rPr>
         <w:lastRenderedPageBreak/>
-        <w:t xml:space="preserve">            trans.Commit();</w:t>
+        <w:t xml:space="preserve">            </w:t>
+      </w:r>
+      <w:proofErr w:type="spellStart"/>
+      <w:r>
+        <w:rPr>
+          <w:rFonts w:ascii="Courier New" w:hAnsi="Courier New" w:cs="Courier New"/>
+          <w:lang w:val="en-US"/>
+        </w:rPr>
+        <w:t>trans.Commit</w:t>
+      </w:r>
+      <w:proofErr w:type="spellEnd"/>
+      <w:r>
+        <w:rPr>
+          <w:rFonts w:ascii="Courier New" w:hAnsi="Courier New" w:cs="Courier New"/>
+          <w:lang w:val="en-US"/>
+        </w:rPr>
+        <w:t>();</w:t>
       </w:r>
     </w:p>
     <w:p>
@@ -8231,6 +10256,7 @@
         </w:rPr>
         <w:t xml:space="preserve">            </w:t>
       </w:r>
+      <w:proofErr w:type="spellStart"/>
       <w:r>
         <w:rPr>
           <w:rFonts w:ascii="Courier New" w:hAnsi="Courier New" w:cs="Courier New"/>
@@ -8252,6 +10278,7 @@
         </w:rPr>
         <w:t>Show</w:t>
       </w:r>
+      <w:proofErr w:type="spellEnd"/>
       <w:r>
         <w:rPr>
           <w:rFonts w:ascii="Courier New" w:hAnsi="Courier New" w:cs="Courier New"/>
@@ -8412,6 +10439,7 @@
         </w:rPr>
         <w:t xml:space="preserve">            </w:t>
       </w:r>
+      <w:proofErr w:type="spellStart"/>
       <w:r>
         <w:rPr>
           <w:rFonts w:ascii="Courier New" w:hAnsi="Courier New" w:cs="Courier New"/>
@@ -8433,6 +10461,7 @@
         </w:rPr>
         <w:t>Rollback</w:t>
       </w:r>
+      <w:proofErr w:type="spellEnd"/>
       <w:r>
         <w:rPr>
           <w:rFonts w:ascii="Courier New" w:hAnsi="Courier New" w:cs="Courier New"/>
@@ -8456,7 +10485,55 @@
           <w:rFonts w:ascii="Courier New" w:hAnsi="Courier New" w:cs="Courier New"/>
           <w:lang w:val="en-US"/>
         </w:rPr>
-        <w:t xml:space="preserve">            MessageBox.Show("Ошибка: " + ex.Message);</w:t>
+        <w:t xml:space="preserve">            </w:t>
+      </w:r>
+      <w:proofErr w:type="spellStart"/>
+      <w:r>
+        <w:rPr>
+          <w:rFonts w:ascii="Courier New" w:hAnsi="Courier New" w:cs="Courier New"/>
+          <w:lang w:val="en-US"/>
+        </w:rPr>
+        <w:t>MessageBox.Show</w:t>
+      </w:r>
+      <w:proofErr w:type="spellEnd"/>
+      <w:r>
+        <w:rPr>
+          <w:rFonts w:ascii="Courier New" w:hAnsi="Courier New" w:cs="Courier New"/>
+          <w:lang w:val="en-US"/>
+        </w:rPr>
+        <w:t>("</w:t>
+      </w:r>
+      <w:proofErr w:type="spellStart"/>
+      <w:r>
+        <w:rPr>
+          <w:rFonts w:ascii="Courier New" w:hAnsi="Courier New" w:cs="Courier New"/>
+          <w:lang w:val="en-US"/>
+        </w:rPr>
+        <w:t>Ошибка</w:t>
+      </w:r>
+      <w:proofErr w:type="spellEnd"/>
+      <w:r>
+        <w:rPr>
+          <w:rFonts w:ascii="Courier New" w:hAnsi="Courier New" w:cs="Courier New"/>
+          <w:lang w:val="en-US"/>
+        </w:rPr>
+        <w:t xml:space="preserve">: " + </w:t>
+      </w:r>
+      <w:proofErr w:type="spellStart"/>
+      <w:r>
+        <w:rPr>
+          <w:rFonts w:ascii="Courier New" w:hAnsi="Courier New" w:cs="Courier New"/>
+          <w:lang w:val="en-US"/>
+        </w:rPr>
+        <w:t>ex.Message</w:t>
+      </w:r>
+      <w:proofErr w:type="spellEnd"/>
+      <w:r>
+        <w:rPr>
+          <w:rFonts w:ascii="Courier New" w:hAnsi="Courier New" w:cs="Courier New"/>
+          <w:lang w:val="en-US"/>
+        </w:rPr>
+        <w:t>);</w:t>
       </w:r>
     </w:p>
     <w:p>
@@ -8622,7 +10699,39 @@
           <w:rFonts w:ascii="Courier New" w:hAnsi="Courier New" w:cs="Courier New"/>
           <w:lang w:val="en-US"/>
         </w:rPr>
-        <w:t>private void btnStatsRevenue_Click(object sender, EventArgs e)</w:t>
+        <w:t xml:space="preserve">private void </w:t>
+      </w:r>
+      <w:proofErr w:type="spellStart"/>
+      <w:r>
+        <w:rPr>
+          <w:rFonts w:ascii="Courier New" w:hAnsi="Courier New" w:cs="Courier New"/>
+          <w:lang w:val="en-US"/>
+        </w:rPr>
+        <w:t>btnStatsRevenue_Click</w:t>
+      </w:r>
+      <w:proofErr w:type="spellEnd"/>
+      <w:r>
+        <w:rPr>
+          <w:rFonts w:ascii="Courier New" w:hAnsi="Courier New" w:cs="Courier New"/>
+          <w:lang w:val="en-US"/>
+        </w:rPr>
+        <w:t xml:space="preserve">(object sender, </w:t>
+      </w:r>
+      <w:proofErr w:type="spellStart"/>
+      <w:r>
+        <w:rPr>
+          <w:rFonts w:ascii="Courier New" w:hAnsi="Courier New" w:cs="Courier New"/>
+          <w:lang w:val="en-US"/>
+        </w:rPr>
+        <w:t>EventArgs</w:t>
+      </w:r>
+      <w:proofErr w:type="spellEnd"/>
+      <w:r>
+        <w:rPr>
+          <w:rFonts w:ascii="Courier New" w:hAnsi="Courier New" w:cs="Courier New"/>
+          <w:lang w:val="en-US"/>
+        </w:rPr>
+        <w:t xml:space="preserve"> e)</w:t>
       </w:r>
     </w:p>
     <w:p>
@@ -8658,7 +10767,55 @@
           <w:rFonts w:ascii="Courier New" w:hAnsi="Courier New" w:cs="Courier New"/>
           <w:lang w:val="en-US"/>
         </w:rPr>
-        <w:t xml:space="preserve">    string start = Prompt.ShowDialog("Начало (ГГГГ-ММ-ДД):", "Выручка");</w:t>
+        <w:t xml:space="preserve">    string start = </w:t>
+      </w:r>
+      <w:proofErr w:type="spellStart"/>
+      <w:r>
+        <w:rPr>
+          <w:rFonts w:ascii="Courier New" w:hAnsi="Courier New" w:cs="Courier New"/>
+          <w:lang w:val="en-US"/>
+        </w:rPr>
+        <w:t>Prompt.ShowDialog</w:t>
+      </w:r>
+      <w:proofErr w:type="spellEnd"/>
+      <w:r>
+        <w:rPr>
+          <w:rFonts w:ascii="Courier New" w:hAnsi="Courier New" w:cs="Courier New"/>
+          <w:lang w:val="en-US"/>
+        </w:rPr>
+        <w:t>("</w:t>
+      </w:r>
+      <w:proofErr w:type="spellStart"/>
+      <w:r>
+        <w:rPr>
+          <w:rFonts w:ascii="Courier New" w:hAnsi="Courier New" w:cs="Courier New"/>
+          <w:lang w:val="en-US"/>
+        </w:rPr>
+        <w:t>Начало</w:t>
+      </w:r>
+      <w:proofErr w:type="spellEnd"/>
+      <w:r>
+        <w:rPr>
+          <w:rFonts w:ascii="Courier New" w:hAnsi="Courier New" w:cs="Courier New"/>
+          <w:lang w:val="en-US"/>
+        </w:rPr>
+        <w:t xml:space="preserve"> (ГГГГ-ММ-ДД):", "</w:t>
+      </w:r>
+      <w:proofErr w:type="spellStart"/>
+      <w:r>
+        <w:rPr>
+          <w:rFonts w:ascii="Courier New" w:hAnsi="Courier New" w:cs="Courier New"/>
+          <w:lang w:val="en-US"/>
+        </w:rPr>
+        <w:t>Выручка</w:t>
+      </w:r>
+      <w:proofErr w:type="spellEnd"/>
+      <w:r>
+        <w:rPr>
+          <w:rFonts w:ascii="Courier New" w:hAnsi="Courier New" w:cs="Courier New"/>
+          <w:lang w:val="en-US"/>
+        </w:rPr>
+        <w:t>");</w:t>
       </w:r>
     </w:p>
     <w:p>
@@ -8676,7 +10833,55 @@
           <w:rFonts w:ascii="Courier New" w:hAnsi="Courier New" w:cs="Courier New"/>
           <w:lang w:val="en-US"/>
         </w:rPr>
-        <w:t xml:space="preserve">    string end = Prompt.ShowDialog("Конец (ГГГГ-ММ-ДД):", "Выручка");</w:t>
+        <w:t xml:space="preserve">    string end = </w:t>
+      </w:r>
+      <w:proofErr w:type="spellStart"/>
+      <w:r>
+        <w:rPr>
+          <w:rFonts w:ascii="Courier New" w:hAnsi="Courier New" w:cs="Courier New"/>
+          <w:lang w:val="en-US"/>
+        </w:rPr>
+        <w:t>Prompt.ShowDialog</w:t>
+      </w:r>
+      <w:proofErr w:type="spellEnd"/>
+      <w:r>
+        <w:rPr>
+          <w:rFonts w:ascii="Courier New" w:hAnsi="Courier New" w:cs="Courier New"/>
+          <w:lang w:val="en-US"/>
+        </w:rPr>
+        <w:t>("</w:t>
+      </w:r>
+      <w:proofErr w:type="spellStart"/>
+      <w:r>
+        <w:rPr>
+          <w:rFonts w:ascii="Courier New" w:hAnsi="Courier New" w:cs="Courier New"/>
+          <w:lang w:val="en-US"/>
+        </w:rPr>
+        <w:t>Конец</w:t>
+      </w:r>
+      <w:proofErr w:type="spellEnd"/>
+      <w:r>
+        <w:rPr>
+          <w:rFonts w:ascii="Courier New" w:hAnsi="Courier New" w:cs="Courier New"/>
+          <w:lang w:val="en-US"/>
+        </w:rPr>
+        <w:t xml:space="preserve"> (ГГГГ-ММ-ДД):", "</w:t>
+      </w:r>
+      <w:proofErr w:type="spellStart"/>
+      <w:r>
+        <w:rPr>
+          <w:rFonts w:ascii="Courier New" w:hAnsi="Courier New" w:cs="Courier New"/>
+          <w:lang w:val="en-US"/>
+        </w:rPr>
+        <w:t>Выручка</w:t>
+      </w:r>
+      <w:proofErr w:type="spellEnd"/>
+      <w:r>
+        <w:rPr>
+          <w:rFonts w:ascii="Courier New" w:hAnsi="Courier New" w:cs="Courier New"/>
+          <w:lang w:val="en-US"/>
+        </w:rPr>
+        <w:t>");</w:t>
       </w:r>
     </w:p>
     <w:p>
@@ -8705,7 +10910,39 @@
           <w:rFonts w:ascii="Courier New" w:hAnsi="Courier New" w:cs="Courier New"/>
           <w:lang w:val="en-US"/>
         </w:rPr>
-        <w:t xml:space="preserve">    if (!string.IsNullOrWhiteSpace(start) &amp;&amp; !string.IsNullOrWhiteSpace(end))</w:t>
+        <w:t xml:space="preserve">    if (!</w:t>
+      </w:r>
+      <w:proofErr w:type="spellStart"/>
+      <w:r>
+        <w:rPr>
+          <w:rFonts w:ascii="Courier New" w:hAnsi="Courier New" w:cs="Courier New"/>
+          <w:lang w:val="en-US"/>
+        </w:rPr>
+        <w:t>string.IsNullOrWhiteSpace</w:t>
+      </w:r>
+      <w:proofErr w:type="spellEnd"/>
+      <w:r>
+        <w:rPr>
+          <w:rFonts w:ascii="Courier New" w:hAnsi="Courier New" w:cs="Courier New"/>
+          <w:lang w:val="en-US"/>
+        </w:rPr>
+        <w:t>(start) &amp;&amp; !</w:t>
+      </w:r>
+      <w:proofErr w:type="spellStart"/>
+      <w:r>
+        <w:rPr>
+          <w:rFonts w:ascii="Courier New" w:hAnsi="Courier New" w:cs="Courier New"/>
+          <w:lang w:val="en-US"/>
+        </w:rPr>
+        <w:t>string.IsNullOrWhiteSpace</w:t>
+      </w:r>
+      <w:proofErr w:type="spellEnd"/>
+      <w:r>
+        <w:rPr>
+          <w:rFonts w:ascii="Courier New" w:hAnsi="Courier New" w:cs="Courier New"/>
+          <w:lang w:val="en-US"/>
+        </w:rPr>
+        <w:t>(end))</w:t>
       </w:r>
     </w:p>
     <w:p>
@@ -8741,7 +10978,39 @@
           <w:rFonts w:ascii="Courier New" w:hAnsi="Courier New" w:cs="Courier New"/>
           <w:lang w:val="en-US"/>
         </w:rPr>
-        <w:t xml:space="preserve">        using (var conn = new NpgsqlConnection(connString))</w:t>
+        <w:t xml:space="preserve">        using (var conn = new </w:t>
+      </w:r>
+      <w:proofErr w:type="spellStart"/>
+      <w:r>
+        <w:rPr>
+          <w:rFonts w:ascii="Courier New" w:hAnsi="Courier New" w:cs="Courier New"/>
+          <w:lang w:val="en-US"/>
+        </w:rPr>
+        <w:t>NpgsqlConnection</w:t>
+      </w:r>
+      <w:proofErr w:type="spellEnd"/>
+      <w:r>
+        <w:rPr>
+          <w:rFonts w:ascii="Courier New" w:hAnsi="Courier New" w:cs="Courier New"/>
+          <w:lang w:val="en-US"/>
+        </w:rPr>
+        <w:t>(</w:t>
+      </w:r>
+      <w:proofErr w:type="spellStart"/>
+      <w:r>
+        <w:rPr>
+          <w:rFonts w:ascii="Courier New" w:hAnsi="Courier New" w:cs="Courier New"/>
+          <w:lang w:val="en-US"/>
+        </w:rPr>
+        <w:t>connString</w:t>
+      </w:r>
+      <w:proofErr w:type="spellEnd"/>
+      <w:r>
+        <w:rPr>
+          <w:rFonts w:ascii="Courier New" w:hAnsi="Courier New" w:cs="Courier New"/>
+          <w:lang w:val="en-US"/>
+        </w:rPr>
+        <w:t>))</w:t>
       </w:r>
     </w:p>
     <w:p>
@@ -8777,7 +11046,23 @@
           <w:rFonts w:ascii="Courier New" w:hAnsi="Courier New" w:cs="Courier New"/>
           <w:lang w:val="en-US"/>
         </w:rPr>
-        <w:t xml:space="preserve">            conn.Open();</w:t>
+        <w:t xml:space="preserve">            </w:t>
+      </w:r>
+      <w:proofErr w:type="spellStart"/>
+      <w:r>
+        <w:rPr>
+          <w:rFonts w:ascii="Courier New" w:hAnsi="Courier New" w:cs="Courier New"/>
+          <w:lang w:val="en-US"/>
+        </w:rPr>
+        <w:t>conn.Open</w:t>
+      </w:r>
+      <w:proofErr w:type="spellEnd"/>
+      <w:r>
+        <w:rPr>
+          <w:rFonts w:ascii="Courier New" w:hAnsi="Courier New" w:cs="Courier New"/>
+          <w:lang w:val="en-US"/>
+        </w:rPr>
+        <w:t>();</w:t>
       </w:r>
     </w:p>
     <w:p>
@@ -8795,7 +11080,39 @@
           <w:rFonts w:ascii="Courier New" w:hAnsi="Courier New" w:cs="Courier New"/>
           <w:lang w:val="en-US"/>
         </w:rPr>
-        <w:t xml:space="preserve">            string sql = @"SELECT SUM(total_price) FROM rentals </w:t>
+        <w:t xml:space="preserve">            string </w:t>
+      </w:r>
+      <w:proofErr w:type="spellStart"/>
+      <w:r>
+        <w:rPr>
+          <w:rFonts w:ascii="Courier New" w:hAnsi="Courier New" w:cs="Courier New"/>
+          <w:lang w:val="en-US"/>
+        </w:rPr>
+        <w:t>sql</w:t>
+      </w:r>
+      <w:proofErr w:type="spellEnd"/>
+      <w:r>
+        <w:rPr>
+          <w:rFonts w:ascii="Courier New" w:hAnsi="Courier New" w:cs="Courier New"/>
+          <w:lang w:val="en-US"/>
+        </w:rPr>
+        <w:t xml:space="preserve"> = @"SELECT SUM(</w:t>
+      </w:r>
+      <w:proofErr w:type="spellStart"/>
+      <w:r>
+        <w:rPr>
+          <w:rFonts w:ascii="Courier New" w:hAnsi="Courier New" w:cs="Courier New"/>
+          <w:lang w:val="en-US"/>
+        </w:rPr>
+        <w:t>total_price</w:t>
+      </w:r>
+      <w:proofErr w:type="spellEnd"/>
+      <w:r>
+        <w:rPr>
+          <w:rFonts w:ascii="Courier New" w:hAnsi="Courier New" w:cs="Courier New"/>
+          <w:lang w:val="en-US"/>
+        </w:rPr>
+        <w:t xml:space="preserve">) FROM rentals </w:t>
       </w:r>
     </w:p>
     <w:p>
@@ -8813,7 +11130,23 @@
           <w:rFonts w:ascii="Courier New" w:hAnsi="Courier New" w:cs="Courier New"/>
           <w:lang w:val="en-US"/>
         </w:rPr>
-        <w:t xml:space="preserve">                           WHERE start_time::date &gt;= @start::date </w:t>
+        <w:t xml:space="preserve">                           WHERE </w:t>
+      </w:r>
+      <w:proofErr w:type="spellStart"/>
+      <w:r>
+        <w:rPr>
+          <w:rFonts w:ascii="Courier New" w:hAnsi="Courier New" w:cs="Courier New"/>
+          <w:lang w:val="en-US"/>
+        </w:rPr>
+        <w:t>start_time</w:t>
+      </w:r>
+      <w:proofErr w:type="spellEnd"/>
+      <w:r>
+        <w:rPr>
+          <w:rFonts w:ascii="Courier New" w:hAnsi="Courier New" w:cs="Courier New"/>
+          <w:lang w:val="en-US"/>
+        </w:rPr>
+        <w:t xml:space="preserve">::date &gt;= @start::date </w:t>
       </w:r>
     </w:p>
     <w:p>
@@ -8832,7 +11165,23 @@
           <w:lang w:val="en-US"/>
         </w:rPr>
         <w:lastRenderedPageBreak/>
-        <w:t xml:space="preserve">                             AND start_time::date &lt;= @end::date";</w:t>
+        <w:t xml:space="preserve">                             AND </w:t>
+      </w:r>
+      <w:proofErr w:type="spellStart"/>
+      <w:r>
+        <w:rPr>
+          <w:rFonts w:ascii="Courier New" w:hAnsi="Courier New" w:cs="Courier New"/>
+          <w:lang w:val="en-US"/>
+        </w:rPr>
+        <w:t>start_time</w:t>
+      </w:r>
+      <w:proofErr w:type="spellEnd"/>
+      <w:r>
+        <w:rPr>
+          <w:rFonts w:ascii="Courier New" w:hAnsi="Courier New" w:cs="Courier New"/>
+          <w:lang w:val="en-US"/>
+        </w:rPr>
+        <w:t>::date &lt;= @end::date";</w:t>
       </w:r>
     </w:p>
     <w:p>
@@ -8850,7 +11199,55 @@
           <w:rFonts w:ascii="Courier New" w:hAnsi="Courier New" w:cs="Courier New"/>
           <w:lang w:val="en-US"/>
         </w:rPr>
-        <w:t xml:space="preserve">            var cmd = new NpgsqlCommand(sql, conn);</w:t>
+        <w:t xml:space="preserve">            var </w:t>
+      </w:r>
+      <w:proofErr w:type="spellStart"/>
+      <w:r>
+        <w:rPr>
+          <w:rFonts w:ascii="Courier New" w:hAnsi="Courier New" w:cs="Courier New"/>
+          <w:lang w:val="en-US"/>
+        </w:rPr>
+        <w:t>cmd</w:t>
+      </w:r>
+      <w:proofErr w:type="spellEnd"/>
+      <w:r>
+        <w:rPr>
+          <w:rFonts w:ascii="Courier New" w:hAnsi="Courier New" w:cs="Courier New"/>
+          <w:lang w:val="en-US"/>
+        </w:rPr>
+        <w:t xml:space="preserve"> = new </w:t>
+      </w:r>
+      <w:proofErr w:type="spellStart"/>
+      <w:r>
+        <w:rPr>
+          <w:rFonts w:ascii="Courier New" w:hAnsi="Courier New" w:cs="Courier New"/>
+          <w:lang w:val="en-US"/>
+        </w:rPr>
+        <w:t>NpgsqlCommand</w:t>
+      </w:r>
+      <w:proofErr w:type="spellEnd"/>
+      <w:r>
+        <w:rPr>
+          <w:rFonts w:ascii="Courier New" w:hAnsi="Courier New" w:cs="Courier New"/>
+          <w:lang w:val="en-US"/>
+        </w:rPr>
+        <w:t>(</w:t>
+      </w:r>
+      <w:proofErr w:type="spellStart"/>
+      <w:r>
+        <w:rPr>
+          <w:rFonts w:ascii="Courier New" w:hAnsi="Courier New" w:cs="Courier New"/>
+          <w:lang w:val="en-US"/>
+        </w:rPr>
+        <w:t>sql</w:t>
+      </w:r>
+      <w:proofErr w:type="spellEnd"/>
+      <w:r>
+        <w:rPr>
+          <w:rFonts w:ascii="Courier New" w:hAnsi="Courier New" w:cs="Courier New"/>
+          <w:lang w:val="en-US"/>
+        </w:rPr>
+        <w:t>, conn);</w:t>
       </w:r>
     </w:p>
     <w:p>
@@ -8868,7 +11265,23 @@
           <w:rFonts w:ascii="Courier New" w:hAnsi="Courier New" w:cs="Courier New"/>
           <w:lang w:val="en-US"/>
         </w:rPr>
-        <w:t xml:space="preserve">            cmd.Parameters.AddWithValue("start", start);</w:t>
+        <w:t xml:space="preserve">            </w:t>
+      </w:r>
+      <w:proofErr w:type="spellStart"/>
+      <w:r>
+        <w:rPr>
+          <w:rFonts w:ascii="Courier New" w:hAnsi="Courier New" w:cs="Courier New"/>
+          <w:lang w:val="en-US"/>
+        </w:rPr>
+        <w:t>cmd.Parameters.AddWithValue</w:t>
+      </w:r>
+      <w:proofErr w:type="spellEnd"/>
+      <w:r>
+        <w:rPr>
+          <w:rFonts w:ascii="Courier New" w:hAnsi="Courier New" w:cs="Courier New"/>
+          <w:lang w:val="en-US"/>
+        </w:rPr>
+        <w:t>("start", start);</w:t>
       </w:r>
     </w:p>
     <w:p>
@@ -8886,7 +11299,23 @@
           <w:rFonts w:ascii="Courier New" w:hAnsi="Courier New" w:cs="Courier New"/>
           <w:lang w:val="en-US"/>
         </w:rPr>
-        <w:t xml:space="preserve">            cmd.Parameters.AddWithValue("end", end);</w:t>
+        <w:t xml:space="preserve">            </w:t>
+      </w:r>
+      <w:proofErr w:type="spellStart"/>
+      <w:r>
+        <w:rPr>
+          <w:rFonts w:ascii="Courier New" w:hAnsi="Courier New" w:cs="Courier New"/>
+          <w:lang w:val="en-US"/>
+        </w:rPr>
+        <w:t>cmd.Parameters.AddWithValue</w:t>
+      </w:r>
+      <w:proofErr w:type="spellEnd"/>
+      <w:r>
+        <w:rPr>
+          <w:rFonts w:ascii="Courier New" w:hAnsi="Courier New" w:cs="Courier New"/>
+          <w:lang w:val="en-US"/>
+        </w:rPr>
+        <w:t>("end", end);</w:t>
       </w:r>
     </w:p>
     <w:p>
@@ -8960,6 +11389,7 @@
         </w:rPr>
         <w:t xml:space="preserve">            MessageBox.Show($"</w:t>
       </w:r>
+      <w:proofErr w:type="spellStart"/>
       <w:r>
         <w:rPr>
           <w:rFonts w:ascii="Courier New" w:hAnsi="Courier New" w:cs="Courier New"/>
@@ -8967,6 +11397,7 @@
         </w:rPr>
         <w:t>Выручка</w:t>
       </w:r>
+      <w:proofErr w:type="spellEnd"/>
       <w:r>
         <w:rPr>
           <w:rFonts w:ascii="Courier New" w:hAnsi="Courier New" w:cs="Courier New"/>
@@ -8974,6 +11405,7 @@
         </w:rPr>
         <w:t xml:space="preserve"> </w:t>
       </w:r>
+      <w:proofErr w:type="spellStart"/>
       <w:r>
         <w:rPr>
           <w:rFonts w:ascii="Courier New" w:hAnsi="Courier New" w:cs="Courier New"/>
@@ -8981,6 +11413,7 @@
         </w:rPr>
         <w:t>за</w:t>
       </w:r>
+      <w:proofErr w:type="spellEnd"/>
       <w:r>
         <w:rPr>
           <w:rFonts w:ascii="Courier New" w:hAnsi="Courier New" w:cs="Courier New"/>
@@ -8988,6 +11421,7 @@
         </w:rPr>
         <w:t xml:space="preserve"> </w:t>
       </w:r>
+      <w:proofErr w:type="spellStart"/>
       <w:r>
         <w:rPr>
           <w:rFonts w:ascii="Courier New" w:hAnsi="Courier New" w:cs="Courier New"/>
@@ -8995,6 +11429,7 @@
         </w:rPr>
         <w:t>период</w:t>
       </w:r>
+      <w:proofErr w:type="spellEnd"/>
       <w:r>
         <w:rPr>
           <w:rFonts w:ascii="Courier New" w:hAnsi="Courier New" w:cs="Courier New"/>
@@ -9002,6 +11437,7 @@
         </w:rPr>
         <w:t xml:space="preserve">: {totalRevenue} </w:t>
       </w:r>
+      <w:proofErr w:type="spellStart"/>
       <w:r>
         <w:rPr>
           <w:rFonts w:ascii="Courier New" w:hAnsi="Courier New" w:cs="Courier New"/>
@@ -9009,6 +11445,7 @@
         </w:rPr>
         <w:t>руб</w:t>
       </w:r>
+      <w:proofErr w:type="spellEnd"/>
       <w:r>
         <w:rPr>
           <w:rFonts w:ascii="Courier New" w:hAnsi="Courier New" w:cs="Courier New"/>
@@ -9156,7 +11593,39 @@
           <w:sz w:val="28"/>
           <w:szCs w:val="28"/>
         </w:rPr>
-        <w:t>В соответствии с требованиями к защите персональных данных сотрудников, в системе реализовано хэширование паролей с использованием расширения pgcrypto для СУБД PostgreSQL. Данный подход исключает хранение паролей в открытом виде, что предотвращает их компрометацию даже в случае получения злоумышленником доступа к файлам базы данных.</w:t>
+        <w:t xml:space="preserve">В соответствии с требованиями к защите персональных данных сотрудников, в системе реализовано хэширование паролей с использованием расширения </w:t>
+      </w:r>
+      <w:proofErr w:type="spellStart"/>
+      <w:r>
+        <w:rPr>
+          <w:sz w:val="28"/>
+          <w:szCs w:val="28"/>
+        </w:rPr>
+        <w:t>pgcrypto</w:t>
+      </w:r>
+      <w:proofErr w:type="spellEnd"/>
+      <w:r>
+        <w:rPr>
+          <w:sz w:val="28"/>
+          <w:szCs w:val="28"/>
+        </w:rPr>
+        <w:t xml:space="preserve"> для СУБД </w:t>
+      </w:r>
+      <w:proofErr w:type="spellStart"/>
+      <w:r>
+        <w:rPr>
+          <w:sz w:val="28"/>
+          <w:szCs w:val="28"/>
+        </w:rPr>
+        <w:t>PostgreSQL</w:t>
+      </w:r>
+      <w:proofErr w:type="spellEnd"/>
+      <w:r>
+        <w:rPr>
+          <w:sz w:val="28"/>
+          <w:szCs w:val="28"/>
+        </w:rPr>
+        <w:t>. Данный подход исключает хранение паролей в открытом виде, что предотвращает их компрометацию даже в случае получения злоумышленником доступа к файлам базы данных.</w:t>
       </w:r>
     </w:p>
     <w:p>
@@ -9174,7 +11643,23 @@
           <w:sz w:val="28"/>
           <w:szCs w:val="28"/>
         </w:rPr>
-        <w:t>Для проверки подлинности пользователя используется функция crypt(). В программном коде на стороне C# это реализовано через передачу введенного пользователем пароля в SQL-запрос, где база данных сравнивает его с сохраненным хэшем.</w:t>
+        <w:t xml:space="preserve">Для проверки подлинности пользователя используется функция </w:t>
+      </w:r>
+      <w:proofErr w:type="spellStart"/>
+      <w:r>
+        <w:rPr>
+          <w:sz w:val="28"/>
+          <w:szCs w:val="28"/>
+        </w:rPr>
+        <w:t>crypt</w:t>
+      </w:r>
+      <w:proofErr w:type="spellEnd"/>
+      <w:r>
+        <w:rPr>
+          <w:sz w:val="28"/>
+          <w:szCs w:val="28"/>
+        </w:rPr>
+        <w:t>(). В программном коде на стороне C# это реализовано через передачу введенного пользователем пароля в SQL-запрос, где база данных сравнивает его с сохраненным хэшем.</w:t>
       </w:r>
     </w:p>
     <w:p>
@@ -9758,6 +12243,7 @@
           <w:szCs w:val="28"/>
         </w:rPr>
       </w:pPr>
+      <w:proofErr w:type="spellStart"/>
       <w:r>
         <w:rPr>
           <w:sz w:val="28"/>
@@ -9766,6 +12252,7 @@
         <w:lastRenderedPageBreak/>
         <w:t>des</w:t>
       </w:r>
+      <w:proofErr w:type="spellEnd"/>
       <w:r>
         <w:rPr>
           <w:sz w:val="28"/>
@@ -10216,6 +12703,7 @@
           <w:szCs w:val="28"/>
         </w:rPr>
       </w:pPr>
+      <w:proofErr w:type="spellStart"/>
       <w:r>
         <w:rPr>
           <w:sz w:val="28"/>
@@ -10223,6 +12711,7 @@
         </w:rPr>
         <w:t>xdes</w:t>
       </w:r>
+      <w:proofErr w:type="spellEnd"/>
       <w:r>
         <w:rPr>
           <w:sz w:val="28"/>
@@ -10235,8 +12724,17 @@
           <w:sz w:val="28"/>
           <w:szCs w:val="28"/>
         </w:rPr>
-        <w:t>(Extended</w:t>
-      </w:r>
+        <w:t>(</w:t>
+      </w:r>
+      <w:proofErr w:type="spellStart"/>
+      <w:r>
+        <w:rPr>
+          <w:sz w:val="28"/>
+          <w:szCs w:val="28"/>
+        </w:rPr>
+        <w:t>Extended</w:t>
+      </w:r>
+      <w:proofErr w:type="spellEnd"/>
       <w:r>
         <w:rPr>
           <w:sz w:val="28"/>
@@ -10359,6 +12857,7 @@
           <w:szCs w:val="28"/>
         </w:rPr>
       </w:pPr>
+      <w:proofErr w:type="spellStart"/>
       <w:r>
         <w:rPr>
           <w:sz w:val="28"/>
@@ -10366,6 +12865,7 @@
         </w:rPr>
         <w:t>bf</w:t>
       </w:r>
+      <w:proofErr w:type="spellEnd"/>
       <w:r>
         <w:rPr>
           <w:sz w:val="28"/>
@@ -10378,7 +12878,23 @@
           <w:sz w:val="28"/>
           <w:szCs w:val="28"/>
         </w:rPr>
-        <w:t>(Blowfish)</w:t>
+        <w:t>(</w:t>
+      </w:r>
+      <w:proofErr w:type="spellStart"/>
+      <w:r>
+        <w:rPr>
+          <w:sz w:val="28"/>
+          <w:szCs w:val="28"/>
+        </w:rPr>
+        <w:t>Blowfish</w:t>
+      </w:r>
+      <w:proofErr w:type="spellEnd"/>
+      <w:r>
+        <w:rPr>
+          <w:sz w:val="28"/>
+          <w:szCs w:val="28"/>
+        </w:rPr>
+        <w:t>)</w:t>
       </w:r>
       <w:r>
         <w:rPr>
@@ -10914,7 +13430,55 @@
           <w:rFonts w:ascii="Courier New" w:hAnsi="Courier New" w:cs="Courier New"/>
           <w:lang w:val="en-US"/>
         </w:rPr>
-        <w:t>UPDATE employees SET password_hash = crypt(password_hash, gen_salt('bf'));</w:t>
+        <w:t xml:space="preserve">UPDATE employees SET </w:t>
+      </w:r>
+      <w:proofErr w:type="spellStart"/>
+      <w:r>
+        <w:rPr>
+          <w:rFonts w:ascii="Courier New" w:hAnsi="Courier New" w:cs="Courier New"/>
+          <w:lang w:val="en-US"/>
+        </w:rPr>
+        <w:t>password_hash</w:t>
+      </w:r>
+      <w:proofErr w:type="spellEnd"/>
+      <w:r>
+        <w:rPr>
+          <w:rFonts w:ascii="Courier New" w:hAnsi="Courier New" w:cs="Courier New"/>
+          <w:lang w:val="en-US"/>
+        </w:rPr>
+        <w:t xml:space="preserve"> = crypt(</w:t>
+      </w:r>
+      <w:proofErr w:type="spellStart"/>
+      <w:r>
+        <w:rPr>
+          <w:rFonts w:ascii="Courier New" w:hAnsi="Courier New" w:cs="Courier New"/>
+          <w:lang w:val="en-US"/>
+        </w:rPr>
+        <w:t>password_hash</w:t>
+      </w:r>
+      <w:proofErr w:type="spellEnd"/>
+      <w:r>
+        <w:rPr>
+          <w:rFonts w:ascii="Courier New" w:hAnsi="Courier New" w:cs="Courier New"/>
+          <w:lang w:val="en-US"/>
+        </w:rPr>
+        <w:t xml:space="preserve">, </w:t>
+      </w:r>
+      <w:proofErr w:type="spellStart"/>
+      <w:r>
+        <w:rPr>
+          <w:rFonts w:ascii="Courier New" w:hAnsi="Courier New" w:cs="Courier New"/>
+          <w:lang w:val="en-US"/>
+        </w:rPr>
+        <w:t>gen_salt</w:t>
+      </w:r>
+      <w:proofErr w:type="spellEnd"/>
+      <w:r>
+        <w:rPr>
+          <w:rFonts w:ascii="Courier New" w:hAnsi="Courier New" w:cs="Courier New"/>
+          <w:lang w:val="en-US"/>
+        </w:rPr>
+        <w:t>('bf'));</w:t>
       </w:r>
     </w:p>
     <w:p>
@@ -10944,7 +13508,23 @@
           <w:sz w:val="28"/>
           <w:szCs w:val="28"/>
         </w:rPr>
-        <w:t xml:space="preserve">Для проверки подлинности пользователя используется функция crypt(). В программном коде на стороне C# это реализовано через передачу введенного пользователем пароля в SQL-запрос, где база данных сравнивает его с сохраненным хэшем. </w:t>
+        <w:t xml:space="preserve">Для проверки подлинности пользователя используется функция </w:t>
+      </w:r>
+      <w:proofErr w:type="spellStart"/>
+      <w:r>
+        <w:rPr>
+          <w:sz w:val="28"/>
+          <w:szCs w:val="28"/>
+        </w:rPr>
+        <w:t>crypt</w:t>
+      </w:r>
+      <w:proofErr w:type="spellEnd"/>
+      <w:r>
+        <w:rPr>
+          <w:sz w:val="28"/>
+          <w:szCs w:val="28"/>
+        </w:rPr>
+        <w:t xml:space="preserve">(). В программном коде на стороне C# это реализовано через передачу введенного пользователем пароля в SQL-запрос, где база данных сравнивает его с сохраненным хэшем. </w:t>
       </w:r>
       <w:r>
         <w:rPr>
@@ -11049,7 +13629,71 @@
           <w:rFonts w:ascii="Courier New" w:hAnsi="Courier New" w:cs="Courier New"/>
           <w:lang w:val="en-US"/>
         </w:rPr>
-        <w:t>string sql = "SELECT full_name, role FROM employees " + "WHERE login = @login AND password_hash = crypt(@pass, password_hash)";</w:t>
+        <w:t xml:space="preserve">string </w:t>
+      </w:r>
+      <w:proofErr w:type="spellStart"/>
+      <w:r>
+        <w:rPr>
+          <w:rFonts w:ascii="Courier New" w:hAnsi="Courier New" w:cs="Courier New"/>
+          <w:lang w:val="en-US"/>
+        </w:rPr>
+        <w:t>sql</w:t>
+      </w:r>
+      <w:proofErr w:type="spellEnd"/>
+      <w:r>
+        <w:rPr>
+          <w:rFonts w:ascii="Courier New" w:hAnsi="Courier New" w:cs="Courier New"/>
+          <w:lang w:val="en-US"/>
+        </w:rPr>
+        <w:t xml:space="preserve"> = "SELECT </w:t>
+      </w:r>
+      <w:proofErr w:type="spellStart"/>
+      <w:r>
+        <w:rPr>
+          <w:rFonts w:ascii="Courier New" w:hAnsi="Courier New" w:cs="Courier New"/>
+          <w:lang w:val="en-US"/>
+        </w:rPr>
+        <w:t>full_name</w:t>
+      </w:r>
+      <w:proofErr w:type="spellEnd"/>
+      <w:r>
+        <w:rPr>
+          <w:rFonts w:ascii="Courier New" w:hAnsi="Courier New" w:cs="Courier New"/>
+          <w:lang w:val="en-US"/>
+        </w:rPr>
+        <w:t xml:space="preserve">, role FROM employees " + "WHERE login = @login AND </w:t>
+      </w:r>
+      <w:proofErr w:type="spellStart"/>
+      <w:r>
+        <w:rPr>
+          <w:rFonts w:ascii="Courier New" w:hAnsi="Courier New" w:cs="Courier New"/>
+          <w:lang w:val="en-US"/>
+        </w:rPr>
+        <w:t>password_hash</w:t>
+      </w:r>
+      <w:proofErr w:type="spellEnd"/>
+      <w:r>
+        <w:rPr>
+          <w:rFonts w:ascii="Courier New" w:hAnsi="Courier New" w:cs="Courier New"/>
+          <w:lang w:val="en-US"/>
+        </w:rPr>
+        <w:t xml:space="preserve"> = crypt(@pass, </w:t>
+      </w:r>
+      <w:proofErr w:type="spellStart"/>
+      <w:r>
+        <w:rPr>
+          <w:rFonts w:ascii="Courier New" w:hAnsi="Courier New" w:cs="Courier New"/>
+          <w:lang w:val="en-US"/>
+        </w:rPr>
+        <w:t>password_hash</w:t>
+      </w:r>
+      <w:proofErr w:type="spellEnd"/>
+      <w:r>
+        <w:rPr>
+          <w:rFonts w:ascii="Courier New" w:hAnsi="Courier New" w:cs="Courier New"/>
+          <w:lang w:val="en-US"/>
+        </w:rPr>
+        <w:t>)";</w:t>
       </w:r>
     </w:p>
     <w:p>
@@ -11114,7 +13758,39 @@
           <w:sz w:val="28"/>
           <w:szCs w:val="28"/>
         </w:rPr>
-        <w:t xml:space="preserve">Применение алгоритма хэширования через библиотеку pgcrypto позволяет организовать надежную систему аутентификации. Соль генерируется автоматически функцией gen_salt(), что делает хэш уникальным </w:t>
+        <w:t xml:space="preserve">Применение алгоритма хэширования через библиотеку </w:t>
+      </w:r>
+      <w:proofErr w:type="spellStart"/>
+      <w:r>
+        <w:rPr>
+          <w:sz w:val="28"/>
+          <w:szCs w:val="28"/>
+        </w:rPr>
+        <w:t>pgcrypto</w:t>
+      </w:r>
+      <w:proofErr w:type="spellEnd"/>
+      <w:r>
+        <w:rPr>
+          <w:sz w:val="28"/>
+          <w:szCs w:val="28"/>
+        </w:rPr>
+        <w:t xml:space="preserve"> позволяет организовать надежную систему аутентификации. Соль генерируется автоматически функцией </w:t>
+      </w:r>
+      <w:proofErr w:type="spellStart"/>
+      <w:r>
+        <w:rPr>
+          <w:sz w:val="28"/>
+          <w:szCs w:val="28"/>
+        </w:rPr>
+        <w:t>gen_salt</w:t>
+      </w:r>
+      <w:proofErr w:type="spellEnd"/>
+      <w:r>
+        <w:rPr>
+          <w:sz w:val="28"/>
+          <w:szCs w:val="28"/>
+        </w:rPr>
+        <w:t xml:space="preserve">(), что делает хэш уникальным </w:t>
       </w:r>
       <w:r>
         <w:rPr>
@@ -11222,7 +13898,47 @@
           <w:szCs w:val="28"/>
           <w:lang w:eastAsia="en-US"/>
         </w:rPr>
-        <w:t>Во время написания работы была спроектирована и разработана база данных для автоматизации учета пункта проката спортивного инвентаря, полностью удовлетворяющая поставленным требованиям. В ходе выполнения проекта была изучена предметная область, проведен анализ программных средств (C#, PostgreSQL), разработана инфологическая и даталогическая модели данных.</w:t>
+        <w:t xml:space="preserve">Во время написания работы была спроектирована и разработана база данных для автоматизации учета пункта проката спортивного инвентаря, полностью удовлетворяющая поставленным требованиям. В ходе выполнения проекта была изучена предметная область, проведен анализ программных средств (C#, </w:t>
+      </w:r>
+      <w:proofErr w:type="spellStart"/>
+      <w:r>
+        <w:rPr>
+          <w:rFonts w:eastAsia="Calibri"/>
+          <w:sz w:val="28"/>
+          <w:szCs w:val="28"/>
+          <w:lang w:eastAsia="en-US"/>
+        </w:rPr>
+        <w:t>PostgreSQL</w:t>
+      </w:r>
+      <w:proofErr w:type="spellEnd"/>
+      <w:r>
+        <w:rPr>
+          <w:rFonts w:eastAsia="Calibri"/>
+          <w:sz w:val="28"/>
+          <w:szCs w:val="28"/>
+          <w:lang w:eastAsia="en-US"/>
+        </w:rPr>
+        <w:t xml:space="preserve">), разработана инфологическая и </w:t>
+      </w:r>
+      <w:proofErr w:type="spellStart"/>
+      <w:r>
+        <w:rPr>
+          <w:rFonts w:eastAsia="Calibri"/>
+          <w:sz w:val="28"/>
+          <w:szCs w:val="28"/>
+          <w:lang w:eastAsia="en-US"/>
+        </w:rPr>
+        <w:t>даталогическая</w:t>
+      </w:r>
+      <w:proofErr w:type="spellEnd"/>
+      <w:r>
+        <w:rPr>
+          <w:rFonts w:eastAsia="Calibri"/>
+          <w:sz w:val="28"/>
+          <w:szCs w:val="28"/>
+          <w:lang w:eastAsia="en-US"/>
+        </w:rPr>
+        <w:t xml:space="preserve"> модели данных.</w:t>
       </w:r>
     </w:p>
     <w:p>
@@ -11245,7 +13961,27 @@
           <w:szCs w:val="28"/>
           <w:lang w:eastAsia="en-US"/>
         </w:rPr>
-        <w:t>Особое внимание было уделено защите персональных данных сотрудников: реализован механизм хэширования паролей с использованием расширения pgcrypto, что гарантирует безопасность системы. Разработанный прототип приложения позволяет эффективно управлять клиентской базой, инвентарем и транзакциями проката. Таким образом, цель курсовой работы достигнута, все задачи выполнены в полном объеме.</w:t>
+        <w:t xml:space="preserve">Особое внимание было уделено защите персональных данных сотрудников: реализован механизм хэширования паролей с использованием расширения </w:t>
+      </w:r>
+      <w:proofErr w:type="spellStart"/>
+      <w:r>
+        <w:rPr>
+          <w:rFonts w:eastAsia="Calibri"/>
+          <w:sz w:val="28"/>
+          <w:szCs w:val="28"/>
+          <w:lang w:eastAsia="en-US"/>
+        </w:rPr>
+        <w:t>pgcrypto</w:t>
+      </w:r>
+      <w:proofErr w:type="spellEnd"/>
+      <w:r>
+        <w:rPr>
+          <w:rFonts w:eastAsia="Calibri"/>
+          <w:sz w:val="28"/>
+          <w:szCs w:val="28"/>
+          <w:lang w:eastAsia="en-US"/>
+        </w:rPr>
+        <w:t>, что гарантирует безопасность системы. Разработанный прототип приложения позволяет эффективно управлять клиентской базой, инвентарем и транзакциями проката. Таким образом, цель курсовой работы достигнута, все задачи выполнены в полном объеме.</w:t>
       </w:r>
     </w:p>
     <w:p>
@@ -11439,7 +14175,25 @@
           <w:sz w:val="28"/>
           <w:szCs w:val="28"/>
         </w:rPr>
-        <w:t>Джеффри, Р. PostgreSQL 15. Изнутри / Р. Джеффри. — Москва: ДМК Пресс, 2023. — 650 с.</w:t>
+        <w:t xml:space="preserve">Джеффри, Р. </w:t>
+      </w:r>
+      <w:proofErr w:type="spellStart"/>
+      <w:r>
+        <w:rPr>
+          <w:rFonts w:eastAsia="Calibri"/>
+          <w:sz w:val="28"/>
+          <w:szCs w:val="28"/>
+        </w:rPr>
+        <w:t>PostgreSQL</w:t>
+      </w:r>
+      <w:proofErr w:type="spellEnd"/>
+      <w:r>
+        <w:rPr>
+          <w:rFonts w:eastAsia="Calibri"/>
+          <w:sz w:val="28"/>
+          <w:szCs w:val="28"/>
+        </w:rPr>
+        <w:t xml:space="preserve"> 15. Изнутри / Р. Джеффри. — Москва: ДМК Пресс, 2023. — 650 с.</w:t>
       </w:r>
     </w:p>
     <w:p>
@@ -11487,7 +14241,25 @@
           <w:sz w:val="28"/>
           <w:szCs w:val="28"/>
         </w:rPr>
-        <w:t>Коннолли, Т. Базы данных. Проектирование, реализация и сопровождение. Теория и практика / Т. Коннолли, К. Бегг. — Москва: Вильямс, 2020. — 1440 c.</w:t>
+        <w:t xml:space="preserve">Коннолли, Т. Базы данных. Проектирование, реализация и сопровождение. Теория и практика / Т. Коннолли, К. </w:t>
+      </w:r>
+      <w:proofErr w:type="spellStart"/>
+      <w:r>
+        <w:rPr>
+          <w:rFonts w:eastAsia="Calibri"/>
+          <w:sz w:val="28"/>
+          <w:szCs w:val="28"/>
+        </w:rPr>
+        <w:t>Бегг</w:t>
+      </w:r>
+      <w:proofErr w:type="spellEnd"/>
+      <w:r>
+        <w:rPr>
+          <w:rFonts w:eastAsia="Calibri"/>
+          <w:sz w:val="28"/>
+          <w:szCs w:val="28"/>
+        </w:rPr>
+        <w:t>. — Москва: Вильямс, 2020. — 1440 c.</w:t>
       </w:r>
     </w:p>
     <w:p>
@@ -11505,13 +14277,41 @@
           <w:szCs w:val="28"/>
         </w:rPr>
       </w:pPr>
+      <w:proofErr w:type="spellStart"/>
       <w:r>
         <w:rPr>
           <w:rFonts w:eastAsia="Calibri"/>
           <w:sz w:val="28"/>
           <w:szCs w:val="28"/>
         </w:rPr>
-        <w:t>Культин, Н. Б. Основы программирования в Microsoft Visual C# / Н. Б. Культин. — Санкт-Петербург: БХВ-Петербург, 2022. — 288 с.</w:t>
+        <w:t>Культин</w:t>
+      </w:r>
+      <w:proofErr w:type="spellEnd"/>
+      <w:r>
+        <w:rPr>
+          <w:rFonts w:eastAsia="Calibri"/>
+          <w:sz w:val="28"/>
+          <w:szCs w:val="28"/>
+        </w:rPr>
+        <w:t xml:space="preserve">, Н. Б. Основы программирования в Microsoft Visual C# / Н. Б. </w:t>
+      </w:r>
+      <w:proofErr w:type="spellStart"/>
+      <w:r>
+        <w:rPr>
+          <w:rFonts w:eastAsia="Calibri"/>
+          <w:sz w:val="28"/>
+          <w:szCs w:val="28"/>
+        </w:rPr>
+        <w:t>Культин</w:t>
+      </w:r>
+      <w:proofErr w:type="spellEnd"/>
+      <w:r>
+        <w:rPr>
+          <w:rFonts w:eastAsia="Calibri"/>
+          <w:sz w:val="28"/>
+          <w:szCs w:val="28"/>
+        </w:rPr>
+        <w:t>. — Санкт-Петербург: БХВ-Петербург, 2022. — 288 с.</w:t>
       </w:r>
     </w:p>
     <w:p>
@@ -11708,13 +14508,41 @@
           <w:szCs w:val="28"/>
         </w:rPr>
       </w:pPr>
+      <w:proofErr w:type="spellStart"/>
       <w:r>
         <w:rPr>
           <w:rFonts w:eastAsia="Calibri"/>
           <w:sz w:val="28"/>
           <w:szCs w:val="28"/>
         </w:rPr>
-        <w:t>Фленов, М. Е. Библия C# / М. Е. Фленов. — Санкт-Петербург: БХВ-Петербург, 2023. — 560 с.</w:t>
+        <w:t>Фленов</w:t>
+      </w:r>
+      <w:proofErr w:type="spellEnd"/>
+      <w:r>
+        <w:rPr>
+          <w:rFonts w:eastAsia="Calibri"/>
+          <w:sz w:val="28"/>
+          <w:szCs w:val="28"/>
+        </w:rPr>
+        <w:t xml:space="preserve">, М. Е. Библия C# / М. Е. </w:t>
+      </w:r>
+      <w:proofErr w:type="spellStart"/>
+      <w:r>
+        <w:rPr>
+          <w:rFonts w:eastAsia="Calibri"/>
+          <w:sz w:val="28"/>
+          <w:szCs w:val="28"/>
+        </w:rPr>
+        <w:t>Фленов</w:t>
+      </w:r>
+      <w:proofErr w:type="spellEnd"/>
+      <w:r>
+        <w:rPr>
+          <w:rFonts w:eastAsia="Calibri"/>
+          <w:sz w:val="28"/>
+          <w:szCs w:val="28"/>
+        </w:rPr>
+        <w:t>. — Санкт-Петербург: БХВ-Петербург, 2023. — 560 с.</w:t>
       </w:r>
     </w:p>
     <w:p>
@@ -11732,13 +14560,41 @@
           <w:szCs w:val="28"/>
         </w:rPr>
       </w:pPr>
+      <w:proofErr w:type="spellStart"/>
       <w:r>
         <w:rPr>
           <w:rFonts w:eastAsia="Calibri"/>
           <w:sz w:val="28"/>
           <w:szCs w:val="28"/>
         </w:rPr>
-        <w:t>Шилдт, Г. C# 8.0. Полное руководство / Г. Шилдт. — Москва: Диалектика, 2021. — 1000 с.</w:t>
+        <w:t>Шилдт</w:t>
+      </w:r>
+      <w:proofErr w:type="spellEnd"/>
+      <w:r>
+        <w:rPr>
+          <w:rFonts w:eastAsia="Calibri"/>
+          <w:sz w:val="28"/>
+          <w:szCs w:val="28"/>
+        </w:rPr>
+        <w:t xml:space="preserve">, Г. C# 8.0. Полное руководство / Г. </w:t>
+      </w:r>
+      <w:proofErr w:type="spellStart"/>
+      <w:r>
+        <w:rPr>
+          <w:rFonts w:eastAsia="Calibri"/>
+          <w:sz w:val="28"/>
+          <w:szCs w:val="28"/>
+        </w:rPr>
+        <w:t>Шилдт</w:t>
+      </w:r>
+      <w:proofErr w:type="spellEnd"/>
+      <w:r>
+        <w:rPr>
+          <w:rFonts w:eastAsia="Calibri"/>
+          <w:sz w:val="28"/>
+          <w:szCs w:val="28"/>
+        </w:rPr>
+        <w:t>. — Москва: Диалектика, 2021. — 1000 с.</w:t>
       </w:r>
     </w:p>
     <w:p>
@@ -12260,11 +15116,19 @@
                                 <w:sz w:val="18"/>
                               </w:rPr>
                             </w:pPr>
+                            <w:proofErr w:type="spellStart"/>
                             <w:r>
                               <w:rPr>
                                 <w:sz w:val="18"/>
                               </w:rPr>
-                              <w:t>Изм.</w:t>
+                              <w:t>Изм</w:t>
+                            </w:r>
+                            <w:proofErr w:type="spellEnd"/>
+                            <w:r>
+                              <w:rPr>
+                                <w:sz w:val="18"/>
+                              </w:rPr>
+                              <w:t>.</w:t>
                             </w:r>
                           </w:p>
                         </w:txbxContent>
@@ -12384,7 +15248,21 @@
                               <w:rPr>
                                 <w:sz w:val="18"/>
                               </w:rPr>
-                              <w:t>№ докум.</w:t>
+                              <w:t xml:space="preserve">№ </w:t>
+                            </w:r>
+                            <w:proofErr w:type="spellStart"/>
+                            <w:r>
+                              <w:rPr>
+                                <w:sz w:val="18"/>
+                              </w:rPr>
+                              <w:t>докум</w:t>
+                            </w:r>
+                            <w:proofErr w:type="spellEnd"/>
+                            <w:r>
+                              <w:rPr>
+                                <w:sz w:val="18"/>
+                              </w:rPr>
+                              <w:t>.</w:t>
                             </w:r>
                           </w:p>
                         </w:txbxContent>
@@ -12440,12 +15318,14 @@
                                 <w:sz w:val="18"/>
                               </w:rPr>
                             </w:pPr>
+                            <w:proofErr w:type="spellStart"/>
                             <w:r>
                               <w:rPr>
                                 <w:sz w:val="18"/>
                               </w:rPr>
                               <w:t>Подпись</w:t>
                             </w:r>
+                            <w:proofErr w:type="spellEnd"/>
                           </w:p>
                         </w:txbxContent>
                       </wps:txbx>
@@ -12816,11 +15696,19 @@
                           <w:sz w:val="18"/>
                         </w:rPr>
                       </w:pPr>
+                      <w:proofErr w:type="spellStart"/>
                       <w:r>
                         <w:rPr>
                           <w:sz w:val="18"/>
                         </w:rPr>
-                        <w:t>Изм.</w:t>
+                        <w:t>Изм</w:t>
+                      </w:r>
+                      <w:proofErr w:type="spellEnd"/>
+                      <w:r>
+                        <w:rPr>
+                          <w:sz w:val="18"/>
+                        </w:rPr>
+                        <w:t>.</w:t>
                       </w:r>
                     </w:p>
                   </w:txbxContent>
@@ -12862,7 +15750,21 @@
                         <w:rPr>
                           <w:sz w:val="18"/>
                         </w:rPr>
-                        <w:t>№ докум.</w:t>
+                        <w:t xml:space="preserve">№ </w:t>
+                      </w:r>
+                      <w:proofErr w:type="spellStart"/>
+                      <w:r>
+                        <w:rPr>
+                          <w:sz w:val="18"/>
+                        </w:rPr>
+                        <w:t>докум</w:t>
+                      </w:r>
+                      <w:proofErr w:type="spellEnd"/>
+                      <w:r>
+                        <w:rPr>
+                          <w:sz w:val="18"/>
+                        </w:rPr>
+                        <w:t>.</w:t>
                       </w:r>
                     </w:p>
                   </w:txbxContent>
@@ -12879,12 +15781,14 @@
                           <w:sz w:val="18"/>
                         </w:rPr>
                       </w:pPr>
+                      <w:proofErr w:type="spellStart"/>
                       <w:r>
                         <w:rPr>
                           <w:sz w:val="18"/>
                         </w:rPr>
                         <w:t>Подпись</w:t>
                       </w:r>
+                      <w:proofErr w:type="spellEnd"/>
                     </w:p>
                   </w:txbxContent>
                 </v:textbox>
@@ -13483,11 +16387,19 @@
                                 <w:sz w:val="18"/>
                               </w:rPr>
                             </w:pPr>
+                            <w:proofErr w:type="spellStart"/>
                             <w:r>
                               <w:rPr>
                                 <w:sz w:val="18"/>
                               </w:rPr>
-                              <w:t>Изм.</w:t>
+                              <w:t>Изм</w:t>
+                            </w:r>
+                            <w:proofErr w:type="spellEnd"/>
+                            <w:r>
+                              <w:rPr>
+                                <w:sz w:val="18"/>
+                              </w:rPr>
+                              <w:t>.</w:t>
                             </w:r>
                           </w:p>
                         </w:txbxContent>
@@ -13607,7 +16519,21 @@
                               <w:rPr>
                                 <w:sz w:val="18"/>
                               </w:rPr>
-                              <w:t>№ докум.</w:t>
+                              <w:t xml:space="preserve">№ </w:t>
+                            </w:r>
+                            <w:proofErr w:type="spellStart"/>
+                            <w:r>
+                              <w:rPr>
+                                <w:sz w:val="18"/>
+                              </w:rPr>
+                              <w:t>докум</w:t>
+                            </w:r>
+                            <w:proofErr w:type="spellEnd"/>
+                            <w:r>
+                              <w:rPr>
+                                <w:sz w:val="18"/>
+                              </w:rPr>
+                              <w:t>.</w:t>
                             </w:r>
                           </w:p>
                         </w:txbxContent>
@@ -13663,12 +16589,14 @@
                                 <w:sz w:val="18"/>
                               </w:rPr>
                             </w:pPr>
+                            <w:proofErr w:type="spellStart"/>
                             <w:r>
                               <w:rPr>
                                 <w:sz w:val="18"/>
                               </w:rPr>
                               <w:t>Подпись</w:t>
                             </w:r>
+                            <w:proofErr w:type="spellEnd"/>
                           </w:p>
                         </w:txbxContent>
                       </wps:txbx>
@@ -14182,11 +17110,19 @@
                                   <w:sz w:val="18"/>
                                 </w:rPr>
                               </w:pPr>
+                              <w:proofErr w:type="spellStart"/>
                               <w:r>
                                 <w:rPr>
                                   <w:sz w:val="18"/>
                                 </w:rPr>
-                                <w:t>Разраб.</w:t>
+                                <w:t>Разраб</w:t>
+                              </w:r>
+                              <w:proofErr w:type="spellEnd"/>
+                              <w:r>
+                                <w:rPr>
+                                  <w:sz w:val="18"/>
+                                </w:rPr>
+                                <w:t>.</w:t>
                               </w:r>
                             </w:p>
                           </w:txbxContent>
@@ -14322,11 +17258,19 @@
                                   <w:sz w:val="18"/>
                                 </w:rPr>
                               </w:pPr>
+                              <w:proofErr w:type="spellStart"/>
                               <w:r>
                                 <w:rPr>
                                   <w:sz w:val="18"/>
                                 </w:rPr>
-                                <w:t>Провер.</w:t>
+                                <w:t>Провер</w:t>
+                              </w:r>
+                              <w:proofErr w:type="spellEnd"/>
+                              <w:r>
+                                <w:rPr>
+                                  <w:sz w:val="18"/>
+                                </w:rPr>
+                                <w:t>.</w:t>
                               </w:r>
                             </w:p>
                           </w:txbxContent>
@@ -14461,11 +17405,19 @@
                                   <w:sz w:val="18"/>
                                 </w:rPr>
                               </w:pPr>
+                              <w:proofErr w:type="spellStart"/>
                               <w:r>
                                 <w:rPr>
                                   <w:sz w:val="18"/>
                                 </w:rPr>
-                                <w:t>Реценз.</w:t>
+                                <w:t>Реценз</w:t>
+                              </w:r>
+                              <w:proofErr w:type="spellEnd"/>
+                              <w:r>
+                                <w:rPr>
+                                  <w:sz w:val="18"/>
+                                </w:rPr>
+                                <w:t>.</w:t>
                               </w:r>
                             </w:p>
                           </w:txbxContent>
@@ -14717,11 +17669,19 @@
                                   <w:sz w:val="18"/>
                                 </w:rPr>
                               </w:pPr>
+                              <w:proofErr w:type="spellStart"/>
                               <w:r>
                                 <w:rPr>
                                   <w:sz w:val="18"/>
                                 </w:rPr>
-                                <w:t>Утверд.</w:t>
+                                <w:t>Утверд</w:t>
+                              </w:r>
+                              <w:proofErr w:type="spellEnd"/>
+                              <w:r>
+                                <w:rPr>
+                                  <w:sz w:val="18"/>
+                                </w:rPr>
+                                <w:t>.</w:t>
                               </w:r>
                             </w:p>
                           </w:txbxContent>
@@ -14902,6 +17862,8 @@
                                 <w:rFonts w:ascii="Arial" w:hAnsi="Arial" w:cs="Arial"/>
                                 <w:i/>
                                 <w:iCs/>
+                                <w:sz w:val="20"/>
+                                <w:szCs w:val="20"/>
                               </w:rPr>
                             </w:pPr>
                             <w:r>
@@ -14909,16 +17871,10 @@
                                 <w:rFonts w:ascii="Arial" w:hAnsi="Arial" w:cs="Arial"/>
                                 <w:i/>
                                 <w:iCs/>
+                                <w:sz w:val="20"/>
+                                <w:szCs w:val="20"/>
                               </w:rPr>
-                              <w:t>П</w:t>
-                            </w:r>
-                            <w:r>
-                              <w:rPr>
-                                <w:rFonts w:ascii="Arial" w:hAnsi="Arial" w:cs="Arial"/>
-                                <w:i/>
-                                <w:iCs/>
-                              </w:rPr>
-                              <w:t xml:space="preserve">ояснительная записка </w:t>
+                              <w:t>Разработка системы учёта проката спортивного инвентаря</w:t>
                             </w:r>
                           </w:p>
                         </w:txbxContent>
@@ -15070,11 +18026,19 @@
                                 <w:sz w:val="18"/>
                               </w:rPr>
                             </w:pPr>
+                            <w:proofErr w:type="spellStart"/>
                             <w:r>
                               <w:rPr>
                                 <w:sz w:val="18"/>
                               </w:rPr>
-                              <w:t>Лит.</w:t>
+                              <w:t>Лит</w:t>
+                            </w:r>
+                            <w:proofErr w:type="spellEnd"/>
+                            <w:r>
+                              <w:rPr>
+                                <w:sz w:val="18"/>
+                              </w:rPr>
+                              <w:t>.</w:t>
                             </w:r>
                           </w:p>
                         </w:txbxContent>
@@ -15335,7 +18299,31 @@
                                 <w:shd w:val="clear" w:color="auto" w:fill="FFFFFF"/>
                               </w:rPr>
                               <w:br/>
-                              <w:t>кафедра «ВТиП»</w:t>
+                              <w:t>кафедра «</w:t>
+                            </w:r>
+                            <w:proofErr w:type="spellStart"/>
+                            <w:r>
+                              <w:rPr>
+                                <w:rFonts w:ascii="Arial" w:hAnsi="Arial" w:cs="Arial"/>
+                                <w:i/>
+                                <w:color w:val="000000"/>
+                                <w:sz w:val="22"/>
+                                <w:szCs w:val="20"/>
+                                <w:shd w:val="clear" w:color="auto" w:fill="FFFFFF"/>
+                              </w:rPr>
+                              <w:t>ВТиП</w:t>
+                            </w:r>
+                            <w:proofErr w:type="spellEnd"/>
+                            <w:r>
+                              <w:rPr>
+                                <w:rFonts w:ascii="Arial" w:hAnsi="Arial" w:cs="Arial"/>
+                                <w:i/>
+                                <w:color w:val="000000"/>
+                                <w:sz w:val="22"/>
+                                <w:szCs w:val="20"/>
+                                <w:shd w:val="clear" w:color="auto" w:fill="FFFFFF"/>
+                              </w:rPr>
+                              <w:t>»</w:t>
                             </w:r>
                           </w:p>
                           <w:p>
@@ -15385,11 +18373,19 @@
                           <w:sz w:val="18"/>
                         </w:rPr>
                       </w:pPr>
+                      <w:proofErr w:type="spellStart"/>
                       <w:r>
                         <w:rPr>
                           <w:sz w:val="18"/>
                         </w:rPr>
-                        <w:t>Изм.</w:t>
+                        <w:t>Изм</w:t>
+                      </w:r>
+                      <w:proofErr w:type="spellEnd"/>
+                      <w:r>
+                        <w:rPr>
+                          <w:sz w:val="18"/>
+                        </w:rPr>
+                        <w:t>.</w:t>
                       </w:r>
                     </w:p>
                   </w:txbxContent>
@@ -15431,7 +18427,21 @@
                         <w:rPr>
                           <w:sz w:val="18"/>
                         </w:rPr>
-                        <w:t>№ докум.</w:t>
+                        <w:t xml:space="preserve">№ </w:t>
+                      </w:r>
+                      <w:proofErr w:type="spellStart"/>
+                      <w:r>
+                        <w:rPr>
+                          <w:sz w:val="18"/>
+                        </w:rPr>
+                        <w:t>докум</w:t>
+                      </w:r>
+                      <w:proofErr w:type="spellEnd"/>
+                      <w:r>
+                        <w:rPr>
+                          <w:sz w:val="18"/>
+                        </w:rPr>
+                        <w:t>.</w:t>
                       </w:r>
                     </w:p>
                   </w:txbxContent>
@@ -15448,12 +18458,14 @@
                           <w:sz w:val="18"/>
                         </w:rPr>
                       </w:pPr>
+                      <w:proofErr w:type="spellStart"/>
                       <w:r>
                         <w:rPr>
                           <w:sz w:val="18"/>
                         </w:rPr>
                         <w:t>Подпись</w:t>
                       </w:r>
+                      <w:proofErr w:type="spellEnd"/>
                     </w:p>
                   </w:txbxContent>
                 </v:textbox>
@@ -15605,11 +18617,19 @@
                             <w:sz w:val="18"/>
                           </w:rPr>
                         </w:pPr>
+                        <w:proofErr w:type="spellStart"/>
                         <w:r>
                           <w:rPr>
                             <w:sz w:val="18"/>
                           </w:rPr>
-                          <w:t>Разраб.</w:t>
+                          <w:t>Разраб</w:t>
+                        </w:r>
+                        <w:proofErr w:type="spellEnd"/>
+                        <w:r>
+                          <w:rPr>
+                            <w:sz w:val="18"/>
+                          </w:rPr>
+                          <w:t>.</w:t>
                         </w:r>
                       </w:p>
                     </w:txbxContent>
@@ -15655,11 +18675,19 @@
                             <w:sz w:val="18"/>
                           </w:rPr>
                         </w:pPr>
+                        <w:proofErr w:type="spellStart"/>
                         <w:r>
                           <w:rPr>
                             <w:sz w:val="18"/>
                           </w:rPr>
-                          <w:t>Провер.</w:t>
+                          <w:t>Провер</w:t>
+                        </w:r>
+                        <w:proofErr w:type="spellEnd"/>
+                        <w:r>
+                          <w:rPr>
+                            <w:sz w:val="18"/>
+                          </w:rPr>
+                          <w:t>.</w:t>
                         </w:r>
                       </w:p>
                     </w:txbxContent>
@@ -15704,11 +18732,19 @@
                             <w:sz w:val="18"/>
                           </w:rPr>
                         </w:pPr>
+                        <w:proofErr w:type="spellStart"/>
                         <w:r>
                           <w:rPr>
                             <w:sz w:val="18"/>
                           </w:rPr>
-                          <w:t>Реценз.</w:t>
+                          <w:t>Реценз</w:t>
+                        </w:r>
+                        <w:proofErr w:type="spellEnd"/>
+                        <w:r>
+                          <w:rPr>
+                            <w:sz w:val="18"/>
+                          </w:rPr>
+                          <w:t>.</w:t>
                         </w:r>
                       </w:p>
                     </w:txbxContent>
@@ -15780,11 +18816,19 @@
                             <w:sz w:val="18"/>
                           </w:rPr>
                         </w:pPr>
+                        <w:proofErr w:type="spellStart"/>
                         <w:r>
                           <w:rPr>
                             <w:sz w:val="18"/>
                           </w:rPr>
-                          <w:t>Утверд.</w:t>
+                          <w:t>Утверд</w:t>
+                        </w:r>
+                        <w:proofErr w:type="spellEnd"/>
+                        <w:r>
+                          <w:rPr>
+                            <w:sz w:val="18"/>
+                          </w:rPr>
+                          <w:t>.</w:t>
                         </w:r>
                       </w:p>
                     </w:txbxContent>
@@ -15856,6 +18900,8 @@
                           <w:rFonts w:ascii="Arial" w:hAnsi="Arial" w:cs="Arial"/>
                           <w:i/>
                           <w:iCs/>
+                          <w:sz w:val="20"/>
+                          <w:szCs w:val="20"/>
                         </w:rPr>
                       </w:pPr>
                       <w:r>
@@ -15863,16 +18909,10 @@
                           <w:rFonts w:ascii="Arial" w:hAnsi="Arial" w:cs="Arial"/>
                           <w:i/>
                           <w:iCs/>
+                          <w:sz w:val="20"/>
+                          <w:szCs w:val="20"/>
                         </w:rPr>
-                        <w:t>П</w:t>
-                      </w:r>
-                      <w:r>
-                        <w:rPr>
-                          <w:rFonts w:ascii="Arial" w:hAnsi="Arial" w:cs="Arial"/>
-                          <w:i/>
-                          <w:iCs/>
-                        </w:rPr>
-                        <w:t xml:space="preserve">ояснительная записка </w:t>
+                        <w:t>Разработка системы учёта проката спортивного инвентаря</w:t>
                       </w:r>
                     </w:p>
                   </w:txbxContent>
@@ -15892,11 +18932,19 @@
                           <w:sz w:val="18"/>
                         </w:rPr>
                       </w:pPr>
+                      <w:proofErr w:type="spellStart"/>
                       <w:r>
                         <w:rPr>
                           <w:sz w:val="18"/>
                         </w:rPr>
-                        <w:t>Лит.</w:t>
+                        <w:t>Лит</w:t>
+                      </w:r>
+                      <w:proofErr w:type="spellEnd"/>
+                      <w:r>
+                        <w:rPr>
+                          <w:sz w:val="18"/>
+                        </w:rPr>
+                        <w:t>.</w:t>
                       </w:r>
                     </w:p>
                   </w:txbxContent>
@@ -15978,7 +19026,31 @@
                           <w:shd w:val="clear" w:color="auto" w:fill="FFFFFF"/>
                         </w:rPr>
                         <w:br/>
-                        <w:t>кафедра «ВТиП»</w:t>
+                        <w:t>кафедра «</w:t>
+                      </w:r>
+                      <w:proofErr w:type="spellStart"/>
+                      <w:r>
+                        <w:rPr>
+                          <w:rFonts w:ascii="Arial" w:hAnsi="Arial" w:cs="Arial"/>
+                          <w:i/>
+                          <w:color w:val="000000"/>
+                          <w:sz w:val="22"/>
+                          <w:szCs w:val="20"/>
+                          <w:shd w:val="clear" w:color="auto" w:fill="FFFFFF"/>
+                        </w:rPr>
+                        <w:t>ВТиП</w:t>
+                      </w:r>
+                      <w:proofErr w:type="spellEnd"/>
+                      <w:r>
+                        <w:rPr>
+                          <w:rFonts w:ascii="Arial" w:hAnsi="Arial" w:cs="Arial"/>
+                          <w:i/>
+                          <w:color w:val="000000"/>
+                          <w:sz w:val="22"/>
+                          <w:szCs w:val="20"/>
+                          <w:shd w:val="clear" w:color="auto" w:fill="FFFFFF"/>
+                        </w:rPr>
+                        <w:t>»</w:t>
                       </w:r>
                     </w:p>
                     <w:p>
@@ -18637,6 +21709,7 @@
   <w:style w:type="character" w:default="1" w:styleId="a3">
     <w:name w:val="Default Paragraph Font"/>
     <w:uiPriority w:val="1"/>
+    <w:semiHidden/>
     <w:unhideWhenUsed/>
   </w:style>
   <w:style w:type="table" w:default="1" w:styleId="a4">

--- a/Запорожец/coursework/kursovaya-main.docx
+++ b/Запорожец/coursework/kursovaya-main.docx
@@ -4,7 +4,10 @@
   <w:body>
     <w:p>
       <w:pPr>
-        <w:jc w:val="center"/>
+        <w:tabs>
+          <w:tab w:val="left" w:pos="2565"/>
+          <w:tab w:val="center" w:pos="4717"/>
+        </w:tabs>
         <w:rPr>
           <w:b/>
           <w:bCs/>
@@ -22,22 +25,55 @@
           <w:sz w:val="32"/>
           <w:szCs w:val="32"/>
         </w:rPr>
+        <w:tab/>
+      </w:r>
+      <w:r>
+        <w:rPr>
+          <w:b/>
+          <w:bCs/>
+          <w:sz w:val="32"/>
+          <w:szCs w:val="32"/>
+        </w:rPr>
+        <w:tab/>
+      </w:r>
+      <w:r>
+        <w:rPr>
+          <w:b/>
+          <w:bCs/>
+          <w:sz w:val="32"/>
+          <w:szCs w:val="32"/>
+        </w:rPr>
         <w:t>Содержание</w:t>
       </w:r>
     </w:p>
     <w:p>
       <w:pPr>
-        <w:spacing w:line="360" w:lineRule="auto"/>
-        <w:rPr>
-          <w:sz w:val="28"/>
-          <w:szCs w:val="28"/>
-          <w:lang w:val="en-US"/>
-        </w:rPr>
-      </w:pPr>
+        <w:tabs>
+          <w:tab w:val="left" w:pos="2565"/>
+        </w:tabs>
+        <w:spacing w:line="360" w:lineRule="auto"/>
+        <w:rPr>
+          <w:sz w:val="28"/>
+          <w:szCs w:val="28"/>
+          <w:lang w:val="en-US"/>
+        </w:rPr>
+      </w:pPr>
+      <w:r>
+        <w:rPr>
+          <w:sz w:val="28"/>
+          <w:szCs w:val="28"/>
+          <w:lang w:val="en-US"/>
+        </w:rPr>
+        <w:tab/>
+      </w:r>
     </w:p>
     <w:p>
       <w:pPr>
         <w:pStyle w:val="11"/>
+        <w:tabs>
+          <w:tab w:val="clear" w:pos="660"/>
+          <w:tab w:val="left" w:pos="658"/>
+        </w:tabs>
         <w:rPr>
           <w:rFonts w:asciiTheme="minorHAnsi" w:eastAsiaTheme="minorEastAsia" w:hAnsiTheme="minorHAnsi" w:cstheme="minorBidi"/>
           <w:kern w:val="2"/>
@@ -121,6 +157,10 @@
     <w:p>
       <w:pPr>
         <w:pStyle w:val="11"/>
+        <w:tabs>
+          <w:tab w:val="clear" w:pos="660"/>
+          <w:tab w:val="left" w:pos="284"/>
+        </w:tabs>
         <w:rPr>
           <w:rFonts w:asciiTheme="minorHAnsi" w:eastAsiaTheme="minorEastAsia" w:hAnsiTheme="minorHAnsi" w:cstheme="minorBidi"/>
           <w:kern w:val="2"/>
@@ -139,13 +179,11 @@
         </w:r>
         <w:r>
           <w:rPr>
-            <w:rFonts w:asciiTheme="minorHAnsi" w:eastAsiaTheme="minorEastAsia" w:hAnsiTheme="minorHAnsi" w:cstheme="minorBidi"/>
-            <w:kern w:val="2"/>
-            <w:szCs w:val="24"/>
+            <w:rStyle w:val="af3"/>
+            <w:rFonts w:cs="Times New Roman"/>
             <w:lang w:val="ru-RU"/>
-            <w14:ligatures w14:val="standardContextual"/>
           </w:rPr>
-          <w:tab/>
+          <w:t xml:space="preserve"> </w:t>
         </w:r>
         <w:r>
           <w:rPr>
@@ -200,6 +238,11 @@
     <w:p>
       <w:pPr>
         <w:pStyle w:val="11"/>
+        <w:tabs>
+          <w:tab w:val="clear" w:pos="660"/>
+          <w:tab w:val="left" w:pos="658"/>
+        </w:tabs>
+        <w:ind w:firstLine="142"/>
         <w:rPr>
           <w:rFonts w:asciiTheme="minorHAnsi" w:eastAsiaTheme="minorEastAsia" w:hAnsiTheme="minorHAnsi" w:cstheme="minorBidi"/>
           <w:kern w:val="2"/>
@@ -221,10 +264,9 @@
             <w:rFonts w:asciiTheme="minorHAnsi" w:eastAsiaTheme="minorEastAsia" w:hAnsiTheme="minorHAnsi" w:cstheme="minorBidi"/>
             <w:kern w:val="2"/>
             <w:szCs w:val="24"/>
-            <w:lang w:val="ru-RU"/>
             <w14:ligatures w14:val="standardContextual"/>
           </w:rPr>
-          <w:tab/>
+          <w:t xml:space="preserve"> </w:t>
         </w:r>
         <w:r>
           <w:rPr>
@@ -279,6 +321,11 @@
     <w:p>
       <w:pPr>
         <w:pStyle w:val="11"/>
+        <w:tabs>
+          <w:tab w:val="clear" w:pos="660"/>
+          <w:tab w:val="left" w:pos="658"/>
+        </w:tabs>
+        <w:ind w:firstLine="142"/>
         <w:rPr>
           <w:rFonts w:asciiTheme="minorHAnsi" w:eastAsiaTheme="minorEastAsia" w:hAnsiTheme="minorHAnsi" w:cstheme="minorBidi"/>
           <w:kern w:val="2"/>
@@ -300,10 +347,9 @@
             <w:rFonts w:asciiTheme="minorHAnsi" w:eastAsiaTheme="minorEastAsia" w:hAnsiTheme="minorHAnsi" w:cstheme="minorBidi"/>
             <w:kern w:val="2"/>
             <w:szCs w:val="24"/>
-            <w:lang w:val="ru-RU"/>
             <w14:ligatures w14:val="standardContextual"/>
           </w:rPr>
-          <w:tab/>
+          <w:t xml:space="preserve"> </w:t>
         </w:r>
         <w:r>
           <w:rPr>
@@ -358,6 +404,11 @@
     <w:p>
       <w:pPr>
         <w:pStyle w:val="11"/>
+        <w:tabs>
+          <w:tab w:val="clear" w:pos="660"/>
+          <w:tab w:val="left" w:pos="658"/>
+        </w:tabs>
+        <w:ind w:firstLine="142"/>
         <w:rPr>
           <w:rFonts w:asciiTheme="minorHAnsi" w:eastAsiaTheme="minorEastAsia" w:hAnsiTheme="minorHAnsi" w:cstheme="minorBidi"/>
           <w:kern w:val="2"/>
@@ -379,10 +430,9 @@
             <w:rFonts w:asciiTheme="minorHAnsi" w:eastAsiaTheme="minorEastAsia" w:hAnsiTheme="minorHAnsi" w:cstheme="minorBidi"/>
             <w:kern w:val="2"/>
             <w:szCs w:val="24"/>
-            <w:lang w:val="ru-RU"/>
             <w14:ligatures w14:val="standardContextual"/>
           </w:rPr>
-          <w:tab/>
+          <w:t xml:space="preserve"> </w:t>
         </w:r>
         <w:r>
           <w:rPr>
@@ -437,6 +487,10 @@
     <w:p>
       <w:pPr>
         <w:pStyle w:val="11"/>
+        <w:tabs>
+          <w:tab w:val="clear" w:pos="660"/>
+          <w:tab w:val="left" w:pos="658"/>
+        </w:tabs>
         <w:rPr>
           <w:rFonts w:asciiTheme="minorHAnsi" w:eastAsiaTheme="minorEastAsia" w:hAnsiTheme="minorHAnsi" w:cstheme="minorBidi"/>
           <w:kern w:val="2"/>
@@ -458,10 +512,9 @@
             <w:rFonts w:asciiTheme="minorHAnsi" w:eastAsiaTheme="minorEastAsia" w:hAnsiTheme="minorHAnsi" w:cstheme="minorBidi"/>
             <w:kern w:val="2"/>
             <w:szCs w:val="24"/>
-            <w:lang w:val="ru-RU"/>
             <w14:ligatures w14:val="standardContextual"/>
           </w:rPr>
-          <w:tab/>
+          <w:t xml:space="preserve"> </w:t>
         </w:r>
         <w:r>
           <w:rPr>
@@ -516,6 +569,11 @@
     <w:p>
       <w:pPr>
         <w:pStyle w:val="11"/>
+        <w:tabs>
+          <w:tab w:val="clear" w:pos="660"/>
+          <w:tab w:val="left" w:pos="658"/>
+        </w:tabs>
+        <w:ind w:firstLine="142"/>
         <w:rPr>
           <w:rFonts w:asciiTheme="minorHAnsi" w:eastAsiaTheme="minorEastAsia" w:hAnsiTheme="minorHAnsi" w:cstheme="minorBidi"/>
           <w:kern w:val="2"/>
@@ -537,10 +595,9 @@
             <w:rFonts w:asciiTheme="minorHAnsi" w:eastAsiaTheme="minorEastAsia" w:hAnsiTheme="minorHAnsi" w:cstheme="minorBidi"/>
             <w:kern w:val="2"/>
             <w:szCs w:val="24"/>
-            <w:lang w:val="ru-RU"/>
             <w14:ligatures w14:val="standardContextual"/>
           </w:rPr>
-          <w:tab/>
+          <w:t xml:space="preserve"> </w:t>
         </w:r>
         <w:r>
           <w:rPr>
@@ -595,6 +652,11 @@
     <w:p>
       <w:pPr>
         <w:pStyle w:val="11"/>
+        <w:tabs>
+          <w:tab w:val="clear" w:pos="660"/>
+          <w:tab w:val="left" w:pos="658"/>
+        </w:tabs>
+        <w:ind w:firstLine="142"/>
         <w:rPr>
           <w:rFonts w:asciiTheme="minorHAnsi" w:eastAsiaTheme="minorEastAsia" w:hAnsiTheme="minorHAnsi" w:cstheme="minorBidi"/>
           <w:kern w:val="2"/>
@@ -616,10 +678,9 @@
             <w:rFonts w:asciiTheme="minorHAnsi" w:eastAsiaTheme="minorEastAsia" w:hAnsiTheme="minorHAnsi" w:cstheme="minorBidi"/>
             <w:kern w:val="2"/>
             <w:szCs w:val="24"/>
-            <w:lang w:val="ru-RU"/>
             <w14:ligatures w14:val="standardContextual"/>
           </w:rPr>
-          <w:tab/>
+          <w:t xml:space="preserve"> </w:t>
         </w:r>
         <w:r>
           <w:rPr>
@@ -674,6 +735,11 @@
     <w:p>
       <w:pPr>
         <w:pStyle w:val="11"/>
+        <w:tabs>
+          <w:tab w:val="clear" w:pos="660"/>
+          <w:tab w:val="left" w:pos="658"/>
+        </w:tabs>
+        <w:ind w:firstLine="142"/>
         <w:rPr>
           <w:rFonts w:asciiTheme="minorHAnsi" w:eastAsiaTheme="minorEastAsia" w:hAnsiTheme="minorHAnsi" w:cstheme="minorBidi"/>
           <w:kern w:val="2"/>
@@ -695,10 +761,9 @@
             <w:rFonts w:asciiTheme="minorHAnsi" w:eastAsiaTheme="minorEastAsia" w:hAnsiTheme="minorHAnsi" w:cstheme="minorBidi"/>
             <w:kern w:val="2"/>
             <w:szCs w:val="24"/>
-            <w:lang w:val="ru-RU"/>
             <w14:ligatures w14:val="standardContextual"/>
           </w:rPr>
-          <w:tab/>
+          <w:t xml:space="preserve"> </w:t>
         </w:r>
         <w:r>
           <w:rPr>
@@ -753,6 +818,10 @@
     <w:p>
       <w:pPr>
         <w:pStyle w:val="11"/>
+        <w:tabs>
+          <w:tab w:val="clear" w:pos="660"/>
+          <w:tab w:val="left" w:pos="658"/>
+        </w:tabs>
         <w:rPr>
           <w:rFonts w:asciiTheme="minorHAnsi" w:eastAsiaTheme="minorEastAsia" w:hAnsiTheme="minorHAnsi" w:cstheme="minorBidi"/>
           <w:kern w:val="2"/>
@@ -774,10 +843,9 @@
             <w:rFonts w:asciiTheme="minorHAnsi" w:eastAsiaTheme="minorEastAsia" w:hAnsiTheme="minorHAnsi" w:cstheme="minorBidi"/>
             <w:kern w:val="2"/>
             <w:szCs w:val="24"/>
-            <w:lang w:val="ru-RU"/>
             <w14:ligatures w14:val="standardContextual"/>
           </w:rPr>
-          <w:tab/>
+          <w:t xml:space="preserve"> </w:t>
         </w:r>
         <w:r>
           <w:rPr>
@@ -832,6 +900,11 @@
     <w:p>
       <w:pPr>
         <w:pStyle w:val="11"/>
+        <w:tabs>
+          <w:tab w:val="clear" w:pos="660"/>
+          <w:tab w:val="left" w:pos="658"/>
+        </w:tabs>
+        <w:ind w:firstLine="142"/>
         <w:rPr>
           <w:rFonts w:asciiTheme="minorHAnsi" w:eastAsiaTheme="minorEastAsia" w:hAnsiTheme="minorHAnsi" w:cstheme="minorBidi"/>
           <w:kern w:val="2"/>
@@ -853,10 +926,9 @@
             <w:rFonts w:asciiTheme="minorHAnsi" w:eastAsiaTheme="minorEastAsia" w:hAnsiTheme="minorHAnsi" w:cstheme="minorBidi"/>
             <w:kern w:val="2"/>
             <w:szCs w:val="24"/>
-            <w:lang w:val="ru-RU"/>
             <w14:ligatures w14:val="standardContextual"/>
           </w:rPr>
-          <w:tab/>
+          <w:t xml:space="preserve"> </w:t>
         </w:r>
         <w:r>
           <w:rPr>
@@ -911,6 +983,11 @@
     <w:p>
       <w:pPr>
         <w:pStyle w:val="11"/>
+        <w:tabs>
+          <w:tab w:val="clear" w:pos="660"/>
+          <w:tab w:val="left" w:pos="658"/>
+        </w:tabs>
+        <w:ind w:firstLine="142"/>
         <w:rPr>
           <w:rFonts w:asciiTheme="minorHAnsi" w:eastAsiaTheme="minorEastAsia" w:hAnsiTheme="minorHAnsi" w:cstheme="minorBidi"/>
           <w:kern w:val="2"/>
@@ -932,10 +1009,9 @@
             <w:rFonts w:asciiTheme="minorHAnsi" w:eastAsiaTheme="minorEastAsia" w:hAnsiTheme="minorHAnsi" w:cstheme="minorBidi"/>
             <w:kern w:val="2"/>
             <w:szCs w:val="24"/>
-            <w:lang w:val="ru-RU"/>
             <w14:ligatures w14:val="standardContextual"/>
           </w:rPr>
-          <w:tab/>
+          <w:t xml:space="preserve"> </w:t>
         </w:r>
         <w:r>
           <w:rPr>
@@ -990,6 +1066,11 @@
     <w:p>
       <w:pPr>
         <w:pStyle w:val="11"/>
+        <w:tabs>
+          <w:tab w:val="clear" w:pos="660"/>
+          <w:tab w:val="left" w:pos="658"/>
+        </w:tabs>
+        <w:ind w:firstLine="142"/>
         <w:rPr>
           <w:rFonts w:asciiTheme="minorHAnsi" w:eastAsiaTheme="minorEastAsia" w:hAnsiTheme="minorHAnsi" w:cstheme="minorBidi"/>
           <w:kern w:val="2"/>
@@ -1011,10 +1092,9 @@
             <w:rFonts w:asciiTheme="minorHAnsi" w:eastAsiaTheme="minorEastAsia" w:hAnsiTheme="minorHAnsi" w:cstheme="minorBidi"/>
             <w:kern w:val="2"/>
             <w:szCs w:val="24"/>
-            <w:lang w:val="ru-RU"/>
             <w14:ligatures w14:val="standardContextual"/>
           </w:rPr>
-          <w:tab/>
+          <w:t xml:space="preserve"> </w:t>
         </w:r>
         <w:r>
           <w:rPr>
@@ -1069,6 +1149,10 @@
     <w:p>
       <w:pPr>
         <w:pStyle w:val="11"/>
+        <w:tabs>
+          <w:tab w:val="clear" w:pos="660"/>
+          <w:tab w:val="left" w:pos="658"/>
+        </w:tabs>
         <w:rPr>
           <w:rFonts w:asciiTheme="minorHAnsi" w:eastAsiaTheme="minorEastAsia" w:hAnsiTheme="minorHAnsi" w:cstheme="minorBidi"/>
           <w:kern w:val="2"/>
@@ -1130,6 +1214,10 @@
     <w:p>
       <w:pPr>
         <w:pStyle w:val="11"/>
+        <w:tabs>
+          <w:tab w:val="clear" w:pos="660"/>
+          <w:tab w:val="left" w:pos="658"/>
+        </w:tabs>
         <w:rPr>
           <w:rFonts w:asciiTheme="minorHAnsi" w:eastAsiaTheme="minorEastAsia" w:hAnsiTheme="minorHAnsi" w:cstheme="minorBidi"/>
           <w:kern w:val="2"/>
@@ -1192,6 +1280,11 @@
     <w:p>
       <w:pPr>
         <w:pStyle w:val="1"/>
+        <w:keepNext w:val="0"/>
+        <w:tabs>
+          <w:tab w:val="left" w:pos="658"/>
+          <w:tab w:val="right" w:leader="dot" w:pos="9356"/>
+        </w:tabs>
         <w:spacing w:before="0" w:after="0" w:line="360" w:lineRule="auto"/>
         <w:rPr>
           <w:rFonts w:ascii="Times New Roman" w:hAnsi="Times New Roman" w:cs="Times New Roman"/>
@@ -2291,44 +2384,6 @@
     </w:p>
     <w:p>
       <w:pPr>
-        <w:spacing w:line="360" w:lineRule="auto"/>
-        <w:jc w:val="center"/>
-        <w:rPr>
-          <w:sz w:val="28"/>
-          <w:szCs w:val="28"/>
-        </w:rPr>
-      </w:pPr>
-    </w:p>
-    <w:p>
-      <w:pPr>
-        <w:pStyle w:val="aff4"/>
-        <w:numPr>
-          <w:ilvl w:val="0"/>
-          <w:numId w:val="5"/>
-        </w:numPr>
-        <w:spacing w:line="360" w:lineRule="auto"/>
-        <w:ind w:left="0" w:firstLine="709"/>
-        <w:outlineLvl w:val="2"/>
-        <w:rPr>
-          <w:b/>
-          <w:bCs/>
-          <w:sz w:val="28"/>
-          <w:szCs w:val="28"/>
-        </w:rPr>
-      </w:pPr>
-      <w:r>
-        <w:rPr>
-          <w:b/>
-          <w:bCs/>
-          <w:sz w:val="28"/>
-          <w:szCs w:val="28"/>
-          <w:lang w:val="en-US"/>
-        </w:rPr>
-        <w:t>Visual Studio</w:t>
-      </w:r>
-    </w:p>
-    <w:p>
-      <w:pPr>
         <w:pStyle w:val="aff4"/>
         <w:spacing w:line="360" w:lineRule="auto"/>
         <w:ind w:left="709"/>
@@ -2595,33 +2650,26 @@
           <w:sz w:val="28"/>
           <w:szCs w:val="28"/>
         </w:rPr>
-        <w:t xml:space="preserve">Основным языком разработки в рамках данной работы является C#. Это современный объектно-ориентированный язык с сильной типизацией, работающий на платформе .NET. Он сочетает в себе мощность C++ и простоту </w:t>
-      </w:r>
+        <w:t>Основным языком разработки в рамках данной работы является C#. Это современный объектно-ориентированный язык с сильной типизацией, работающий на платформе .NET. Он сочетает в себе мощность C++ и простоту Java, предоставляя обширные библиотеки для работы с графикой, сетями и базами данных.</w:t>
+      </w:r>
+    </w:p>
+    <w:p>
+      <w:pPr>
+        <w:pStyle w:val="aff4"/>
+        <w:spacing w:line="360" w:lineRule="auto"/>
+        <w:ind w:left="0" w:firstLine="709"/>
+        <w:jc w:val="both"/>
+        <w:rPr>
+          <w:sz w:val="28"/>
+          <w:szCs w:val="28"/>
+        </w:rPr>
+      </w:pPr>
       <w:r>
         <w:rPr>
           <w:sz w:val="28"/>
           <w:szCs w:val="28"/>
         </w:rPr>
         <w:lastRenderedPageBreak/>
-        <w:t>Java, предоставляя обширные библиотеки для работы с графикой, сетями и базами данных.</w:t>
-      </w:r>
-    </w:p>
-    <w:p>
-      <w:pPr>
-        <w:pStyle w:val="aff4"/>
-        <w:spacing w:line="360" w:lineRule="auto"/>
-        <w:ind w:left="0" w:firstLine="709"/>
-        <w:jc w:val="both"/>
-        <w:rPr>
-          <w:sz w:val="28"/>
-          <w:szCs w:val="28"/>
-        </w:rPr>
-      </w:pPr>
-      <w:r>
-        <w:rPr>
-          <w:sz w:val="28"/>
-          <w:szCs w:val="28"/>
-        </w:rPr>
         <w:t>Пример объектно-ориентированного подхода на языке C#, используемого при разработке системы, представлен в листинге 1.</w:t>
       </w:r>
     </w:p>
@@ -3388,15 +3436,7 @@
           <w:sz w:val="28"/>
           <w:szCs w:val="28"/>
         </w:rPr>
-        <w:t xml:space="preserve">, которая позволяет выполнять SQL-запросы </w:t>
-      </w:r>
-      <w:r>
-        <w:rPr>
-          <w:sz w:val="28"/>
-          <w:szCs w:val="28"/>
-        </w:rPr>
-        <w:lastRenderedPageBreak/>
-        <w:t>непосредственно из кода приложения. Пример выполнения команды представлен в листинге 3.</w:t>
+        <w:t>, которая позволяет выполнять SQL-запросы непосредственно из кода приложения. Пример выполнения команды представлен в листинге 3.</w:t>
       </w:r>
     </w:p>
     <w:p>
@@ -17842,7 +17882,7 @@
                                 <w:i/>
                                 <w:iCs/>
                               </w:rPr>
-                              <w:t>Тема по приказу</w:t>
+                              <w:t>Разработка системы учёта проката спортивного инвентаря</w:t>
                             </w:r>
                           </w:p>
                           <w:p>
@@ -17854,28 +17894,6 @@
                                 <w:iCs/>
                               </w:rPr>
                             </w:pPr>
-                          </w:p>
-                          <w:p>
-                            <w:pPr>
-                              <w:jc w:val="center"/>
-                              <w:rPr>
-                                <w:rFonts w:ascii="Arial" w:hAnsi="Arial" w:cs="Arial"/>
-                                <w:i/>
-                                <w:iCs/>
-                                <w:sz w:val="20"/>
-                                <w:szCs w:val="20"/>
-                              </w:rPr>
-                            </w:pPr>
-                            <w:r>
-                              <w:rPr>
-                                <w:rFonts w:ascii="Arial" w:hAnsi="Arial" w:cs="Arial"/>
-                                <w:i/>
-                                <w:iCs/>
-                                <w:sz w:val="20"/>
-                                <w:szCs w:val="20"/>
-                              </w:rPr>
-                              <w:t>Разработка системы учёта проката спортивного инвентаря</w:t>
-                            </w:r>
                           </w:p>
                         </w:txbxContent>
                       </wps:txbx>
@@ -18880,7 +18898,7 @@
                           <w:i/>
                           <w:iCs/>
                         </w:rPr>
-                        <w:t>Тема по приказу</w:t>
+                        <w:t>Разработка системы учёта проката спортивного инвентаря</w:t>
                       </w:r>
                     </w:p>
                     <w:p>
@@ -18892,28 +18910,6 @@
                           <w:iCs/>
                         </w:rPr>
                       </w:pPr>
-                    </w:p>
-                    <w:p>
-                      <w:pPr>
-                        <w:jc w:val="center"/>
-                        <w:rPr>
-                          <w:rFonts w:ascii="Arial" w:hAnsi="Arial" w:cs="Arial"/>
-                          <w:i/>
-                          <w:iCs/>
-                          <w:sz w:val="20"/>
-                          <w:szCs w:val="20"/>
-                        </w:rPr>
-                      </w:pPr>
-                      <w:r>
-                        <w:rPr>
-                          <w:rFonts w:ascii="Arial" w:hAnsi="Arial" w:cs="Arial"/>
-                          <w:i/>
-                          <w:iCs/>
-                          <w:sz w:val="20"/>
-                          <w:szCs w:val="20"/>
-                        </w:rPr>
-                        <w:t>Разработка системы учёта проката спортивного инвентаря</w:t>
-                      </w:r>
                     </w:p>
                   </w:txbxContent>
                 </v:textbox>
